--- a/拆分实验报告/实验五、压力传感器电桥及应用实验.docx
+++ b/拆分实验报告/实验五、压力传感器电桥及应用实验.docx
@@ -63,8 +63,13 @@
       </w:r>
       <w:r>
         <w:rPr>
-          <w:rFonts w:eastAsia="楷体_GB2312"/>
+          <w:rFonts w:ascii="Times New Roman" w:hAnsi="Times New Roman" w:cs="Times New Roman" w:eastAsia="宋体" w:hint="default"/>
           <w:sz w:val="28"/>
+          <w:color w:val="000000"/>
+          <w:outline w:val="0"/>
+          <w:shadow w:val="0"/>
+          <w:emboss w:val="0"/>
+          <w:imprint w:val="0"/>
         </w:rPr>
         <mc:AlternateContent>
           <mc:Choice Requires="wps">
@@ -160,14 +165,24 @@
                                     <w:ind w:left="206" w:right="210" w:hanging="205" w:hangingChars="98"/>
                                     <w:jc w:val="right"/>
                                     <w:rPr>
-                                      <w:rFonts w:ascii="仿宋_GB2312" w:eastAsia="仿宋_GB2312"/>
+                                      <w:rFonts w:ascii="Times New Roman" w:hAnsi="Times New Roman" w:cs="Times New Roman" w:eastAsia="宋体" w:hint="default"/>
                                       <w:szCs w:val="21"/>
+                                      <w:color w:val="000000"/>
+                                      <w:outline w:val="0"/>
+                                      <w:shadow w:val="0"/>
+                                      <w:emboss w:val="0"/>
+                                      <w:imprint w:val="0"/>
                                     </w:rPr>
                                   </w:pPr>
                                   <w:r>
                                     <w:rPr>
-                                      <w:rFonts w:hint="eastAsia" w:ascii="仿宋_GB2312" w:eastAsia="仿宋_GB2312"/>
+                                      <w:rFonts w:ascii="Times New Roman" w:hAnsi="Times New Roman" w:cs="Times New Roman" w:eastAsia="宋体" w:hint="default"/>
                                       <w:szCs w:val="21"/>
+                                      <w:color w:val="000000"/>
+                                      <w:outline w:val="0"/>
+                                      <w:shadow w:val="0"/>
+                                      <w:emboss w:val="0"/>
+                                      <w:imprint w:val="0"/>
                                     </w:rPr>
                                     <w:t>评阅人</w:t>
                                   </w:r>
@@ -177,14 +192,24 @@
                                     <w:ind w:left="206" w:hanging="205" w:hangingChars="98"/>
                                     <w:jc w:val="center"/>
                                     <w:rPr>
-                                      <w:rFonts w:ascii="仿宋_GB2312" w:eastAsia="仿宋_GB2312"/>
+                                      <w:rFonts w:ascii="Times New Roman" w:hAnsi="Times New Roman" w:cs="Times New Roman" w:eastAsia="宋体" w:hint="default"/>
                                       <w:szCs w:val="21"/>
+                                      <w:color w:val="000000"/>
+                                      <w:outline w:val="0"/>
+                                      <w:shadow w:val="0"/>
+                                      <w:emboss w:val="0"/>
+                                      <w:imprint w:val="0"/>
                                     </w:rPr>
                                   </w:pPr>
                                   <w:r>
                                     <w:rPr>
-                                      <w:rFonts w:hint="eastAsia" w:ascii="仿宋_GB2312" w:eastAsia="仿宋_GB2312"/>
+                                      <w:rFonts w:ascii="Times New Roman" w:hAnsi="Times New Roman" w:cs="Times New Roman" w:eastAsia="宋体" w:hint="default"/>
                                       <w:szCs w:val="21"/>
+                                      <w:color w:val="000000"/>
+                                      <w:outline w:val="0"/>
+                                      <w:shadow w:val="0"/>
+                                      <w:emboss w:val="0"/>
+                                      <w:imprint w:val="0"/>
                                     </w:rPr>
                                     <w:t>老师</w:t>
                                   </w:r>
@@ -195,9 +220,14 @@
                                     <w:ind w:left="274" w:hanging="274" w:hangingChars="98"/>
                                     <w:jc w:val="center"/>
                                     <w:rPr>
-                                      <w:rFonts w:ascii="仿宋_GB2312" w:eastAsia="仿宋_GB2312"/>
+                                      <w:rFonts w:ascii="Times New Roman" w:hAnsi="Times New Roman" w:cs="Times New Roman" w:eastAsia="宋体" w:hint="default"/>
                                       <w:sz w:val="28"/>
                                       <w:szCs w:val="28"/>
+                                      <w:color w:val="000000"/>
+                                      <w:outline w:val="0"/>
+                                      <w:shadow w:val="0"/>
+                                      <w:emboss w:val="0"/>
+                                      <w:imprint w:val="0"/>
                                     </w:rPr>
                                   </w:pPr>
                                 </w:p>
@@ -212,15 +242,25 @@
                                     <w:spacing w:line="480" w:lineRule="exact"/>
                                     <w:jc w:val="center"/>
                                     <w:rPr>
-                                      <w:rFonts w:eastAsia="楷体_GB2312"/>
+                                      <w:rFonts w:ascii="Times New Roman" w:hAnsi="Times New Roman" w:cs="Times New Roman" w:eastAsia="宋体" w:hint="default"/>
                                       <w:sz w:val="28"/>
+                                      <w:color w:val="000000"/>
+                                      <w:outline w:val="0"/>
+                                      <w:shadow w:val="0"/>
+                                      <w:emboss w:val="0"/>
+                                      <w:imprint w:val="0"/>
                                     </w:rPr>
                                   </w:pPr>
                                 </w:p>
                               </w:tc>
                             </w:tr>
                           </w:tbl>
-                          <w:p/>
+                          <w:p>
+                            <w:pPr>
+                              <w:spacing w:before="0" w:after="0" w:line="200" w:lineRule="exact"/>
+                              <w:snapToGrid w:val="0"/>
+                            </w:pPr>
+                          </w:p>
                         </w:txbxContent>
                       </wps:txbx>
                       <wps:bodyPr rot="0" vert="horz" wrap="square" lIns="91440" tIns="45720" rIns="91440" bIns="45720" anchor="t" anchorCtr="0" upright="1">
@@ -296,14 +336,24 @@
                               <w:ind w:left="206" w:right="210" w:hanging="205" w:hangingChars="98"/>
                               <w:jc w:val="right"/>
                               <w:rPr>
-                                <w:rFonts w:ascii="仿宋_GB2312" w:eastAsia="仿宋_GB2312"/>
+                                <w:rFonts w:ascii="Times New Roman" w:hAnsi="Times New Roman" w:cs="Times New Roman" w:eastAsia="宋体" w:hint="default"/>
                                 <w:szCs w:val="21"/>
+                                <w:color w:val="000000"/>
+                                <w:outline w:val="0"/>
+                                <w:shadow w:val="0"/>
+                                <w:emboss w:val="0"/>
+                                <w:imprint w:val="0"/>
                               </w:rPr>
                             </w:pPr>
                             <w:r>
                               <w:rPr>
-                                <w:rFonts w:hint="eastAsia" w:ascii="仿宋_GB2312" w:eastAsia="仿宋_GB2312"/>
+                                <w:rFonts w:ascii="Times New Roman" w:hAnsi="Times New Roman" w:cs="Times New Roman" w:eastAsia="宋体" w:hint="default"/>
                                 <w:szCs w:val="21"/>
+                                <w:color w:val="000000"/>
+                                <w:outline w:val="0"/>
+                                <w:shadow w:val="0"/>
+                                <w:emboss w:val="0"/>
+                                <w:imprint w:val="0"/>
                               </w:rPr>
                               <w:t>评阅人</w:t>
                             </w:r>
@@ -313,14 +363,24 @@
                               <w:ind w:left="206" w:hanging="205" w:hangingChars="98"/>
                               <w:jc w:val="center"/>
                               <w:rPr>
-                                <w:rFonts w:ascii="仿宋_GB2312" w:eastAsia="仿宋_GB2312"/>
+                                <w:rFonts w:ascii="Times New Roman" w:hAnsi="Times New Roman" w:cs="Times New Roman" w:eastAsia="宋体" w:hint="default"/>
                                 <w:szCs w:val="21"/>
+                                <w:color w:val="000000"/>
+                                <w:outline w:val="0"/>
+                                <w:shadow w:val="0"/>
+                                <w:emboss w:val="0"/>
+                                <w:imprint w:val="0"/>
                               </w:rPr>
                             </w:pPr>
                             <w:r>
                               <w:rPr>
-                                <w:rFonts w:hint="eastAsia" w:ascii="仿宋_GB2312" w:eastAsia="仿宋_GB2312"/>
+                                <w:rFonts w:ascii="Times New Roman" w:hAnsi="Times New Roman" w:cs="Times New Roman" w:eastAsia="宋体" w:hint="default"/>
                                 <w:szCs w:val="21"/>
+                                <w:color w:val="000000"/>
+                                <w:outline w:val="0"/>
+                                <w:shadow w:val="0"/>
+                                <w:emboss w:val="0"/>
+                                <w:imprint w:val="0"/>
                               </w:rPr>
                               <w:t>老师</w:t>
                             </w:r>
@@ -331,9 +391,14 @@
                               <w:ind w:left="274" w:hanging="274" w:hangingChars="98"/>
                               <w:jc w:val="center"/>
                               <w:rPr>
-                                <w:rFonts w:ascii="仿宋_GB2312" w:eastAsia="仿宋_GB2312"/>
+                                <w:rFonts w:ascii="Times New Roman" w:hAnsi="Times New Roman" w:cs="Times New Roman" w:eastAsia="宋体" w:hint="default"/>
                                 <w:sz w:val="28"/>
                                 <w:szCs w:val="28"/>
+                                <w:color w:val="000000"/>
+                                <w:outline w:val="0"/>
+                                <w:shadow w:val="0"/>
+                                <w:emboss w:val="0"/>
+                                <w:imprint w:val="0"/>
                               </w:rPr>
                             </w:pPr>
                           </w:p>
@@ -348,15 +413,25 @@
                               <w:spacing w:line="480" w:lineRule="exact"/>
                               <w:jc w:val="center"/>
                               <w:rPr>
-                                <w:rFonts w:eastAsia="楷体_GB2312"/>
+                                <w:rFonts w:ascii="Times New Roman" w:hAnsi="Times New Roman" w:cs="Times New Roman" w:eastAsia="宋体" w:hint="default"/>
                                 <w:sz w:val="28"/>
+                                <w:color w:val="000000"/>
+                                <w:outline w:val="0"/>
+                                <w:shadow w:val="0"/>
+                                <w:emboss w:val="0"/>
+                                <w:imprint w:val="0"/>
                               </w:rPr>
                             </w:pPr>
                           </w:p>
                         </w:tc>
                       </w:tr>
                     </w:tbl>
-                    <w:p/>
+                    <w:p>
+                      <w:pPr>
+                        <w:spacing w:before="0" w:after="0" w:line="200" w:lineRule="exact"/>
+                        <w:snapToGrid w:val="0"/>
+                      </w:pPr>
+                    </w:p>
                   </w:txbxContent>
                 </v:textbox>
               </v:rect>
@@ -460,14 +535,24 @@
                                     <w:ind w:left="206" w:hanging="205" w:hangingChars="98"/>
                                     <w:jc w:val="center"/>
                                     <w:rPr>
-                                      <w:rFonts w:ascii="仿宋_GB2312" w:eastAsia="仿宋_GB2312"/>
+                                      <w:rFonts w:ascii="Times New Roman" w:hAnsi="Times New Roman" w:cs="Times New Roman" w:eastAsia="宋体" w:hint="default"/>
                                       <w:szCs w:val="21"/>
+                                      <w:color w:val="000000"/>
+                                      <w:outline w:val="0"/>
+                                      <w:shadow w:val="0"/>
+                                      <w:emboss w:val="0"/>
+                                      <w:imprint w:val="0"/>
                                     </w:rPr>
                                   </w:pPr>
                                   <w:r>
                                     <w:rPr>
-                                      <w:rFonts w:hint="eastAsia" w:ascii="仿宋_GB2312" w:eastAsia="仿宋_GB2312"/>
+                                      <w:rFonts w:ascii="Times New Roman" w:hAnsi="Times New Roman" w:cs="Times New Roman" w:eastAsia="宋体" w:hint="default"/>
                                       <w:szCs w:val="21"/>
+                                      <w:color w:val="000000"/>
+                                      <w:outline w:val="0"/>
+                                      <w:shadow w:val="0"/>
+                                      <w:emboss w:val="0"/>
+                                      <w:imprint w:val="0"/>
                                     </w:rPr>
                                     <w:t>实验成绩</w:t>
                                   </w:r>
@@ -477,14 +562,24 @@
                                     <w:ind w:left="206" w:hanging="205" w:hangingChars="98"/>
                                     <w:jc w:val="center"/>
                                     <w:rPr>
-                                      <w:rFonts w:ascii="仿宋_GB2312" w:eastAsia="仿宋_GB2312"/>
+                                      <w:rFonts w:ascii="Times New Roman" w:hAnsi="Times New Roman" w:cs="Times New Roman" w:eastAsia="宋体" w:hint="default"/>
                                       <w:szCs w:val="21"/>
+                                      <w:color w:val="000000"/>
+                                      <w:outline w:val="0"/>
+                                      <w:shadow w:val="0"/>
+                                      <w:emboss w:val="0"/>
+                                      <w:imprint w:val="0"/>
                                     </w:rPr>
                                   </w:pPr>
                                   <w:r>
                                     <w:rPr>
-                                      <w:rFonts w:hint="eastAsia" w:ascii="仿宋_GB2312" w:eastAsia="仿宋_GB2312"/>
+                                      <w:rFonts w:ascii="Times New Roman" w:hAnsi="Times New Roman" w:cs="Times New Roman" w:eastAsia="宋体" w:hint="default"/>
                                       <w:szCs w:val="21"/>
+                                      <w:color w:val="000000"/>
+                                      <w:outline w:val="0"/>
+                                      <w:shadow w:val="0"/>
+                                      <w:emboss w:val="0"/>
+                                      <w:imprint w:val="0"/>
                                     </w:rPr>
                                     <w:t>成绩</w:t>
                                   </w:r>
@@ -495,9 +590,14 @@
                                     <w:ind w:left="274" w:hanging="274" w:hangingChars="98"/>
                                     <w:jc w:val="center"/>
                                     <w:rPr>
-                                      <w:rFonts w:ascii="仿宋_GB2312" w:eastAsia="仿宋_GB2312"/>
+                                      <w:rFonts w:ascii="Times New Roman" w:hAnsi="Times New Roman" w:cs="Times New Roman" w:eastAsia="宋体" w:hint="default"/>
                                       <w:sz w:val="28"/>
                                       <w:szCs w:val="28"/>
+                                      <w:color w:val="000000"/>
+                                      <w:outline w:val="0"/>
+                                      <w:shadow w:val="0"/>
+                                      <w:emboss w:val="0"/>
+                                      <w:imprint w:val="0"/>
                                     </w:rPr>
                                   </w:pPr>
                                 </w:p>
@@ -512,15 +612,25 @@
                                     <w:spacing w:line="480" w:lineRule="exact"/>
                                     <w:jc w:val="center"/>
                                     <w:rPr>
-                                      <w:rFonts w:eastAsia="楷体_GB2312"/>
+                                      <w:rFonts w:ascii="Times New Roman" w:hAnsi="Times New Roman" w:cs="Times New Roman" w:eastAsia="宋体" w:hint="default"/>
                                       <w:sz w:val="28"/>
+                                      <w:color w:val="000000"/>
+                                      <w:outline w:val="0"/>
+                                      <w:shadow w:val="0"/>
+                                      <w:emboss w:val="0"/>
+                                      <w:imprint w:val="0"/>
                                     </w:rPr>
                                   </w:pPr>
                                 </w:p>
                               </w:tc>
                             </w:tr>
                           </w:tbl>
-                          <w:p/>
+                          <w:p>
+                            <w:pPr>
+                              <w:spacing w:before="0" w:after="0" w:line="200" w:lineRule="exact"/>
+                              <w:snapToGrid w:val="0"/>
+                            </w:pPr>
+                          </w:p>
                         </w:txbxContent>
                       </wps:txbx>
                       <wps:bodyPr rot="0" vert="horz" wrap="square" lIns="91440" tIns="45720" rIns="91440" bIns="45720" anchor="t" anchorCtr="0" upright="1">
@@ -597,14 +707,24 @@
                               <w:ind w:left="206" w:hanging="205" w:hangingChars="98"/>
                               <w:jc w:val="center"/>
                               <w:rPr>
-                                <w:rFonts w:ascii="仿宋_GB2312" w:eastAsia="仿宋_GB2312"/>
+                                <w:rFonts w:ascii="Times New Roman" w:hAnsi="Times New Roman" w:cs="Times New Roman" w:eastAsia="宋体" w:hint="default"/>
                                 <w:szCs w:val="21"/>
+                                <w:color w:val="000000"/>
+                                <w:outline w:val="0"/>
+                                <w:shadow w:val="0"/>
+                                <w:emboss w:val="0"/>
+                                <w:imprint w:val="0"/>
                               </w:rPr>
                             </w:pPr>
                             <w:r>
                               <w:rPr>
-                                <w:rFonts w:hint="eastAsia" w:ascii="仿宋_GB2312" w:eastAsia="仿宋_GB2312"/>
+                                <w:rFonts w:ascii="Times New Roman" w:hAnsi="Times New Roman" w:cs="Times New Roman" w:eastAsia="宋体" w:hint="default"/>
                                 <w:szCs w:val="21"/>
+                                <w:color w:val="000000"/>
+                                <w:outline w:val="0"/>
+                                <w:shadow w:val="0"/>
+                                <w:emboss w:val="0"/>
+                                <w:imprint w:val="0"/>
                               </w:rPr>
                               <w:t>实验成绩</w:t>
                             </w:r>
@@ -614,14 +734,24 @@
                               <w:ind w:left="206" w:hanging="205" w:hangingChars="98"/>
                               <w:jc w:val="center"/>
                               <w:rPr>
-                                <w:rFonts w:ascii="仿宋_GB2312" w:eastAsia="仿宋_GB2312"/>
+                                <w:rFonts w:ascii="Times New Roman" w:hAnsi="Times New Roman" w:cs="Times New Roman" w:eastAsia="宋体" w:hint="default"/>
                                 <w:szCs w:val="21"/>
+                                <w:color w:val="000000"/>
+                                <w:outline w:val="0"/>
+                                <w:shadow w:val="0"/>
+                                <w:emboss w:val="0"/>
+                                <w:imprint w:val="0"/>
                               </w:rPr>
                             </w:pPr>
                             <w:r>
                               <w:rPr>
-                                <w:rFonts w:hint="eastAsia" w:ascii="仿宋_GB2312" w:eastAsia="仿宋_GB2312"/>
+                                <w:rFonts w:ascii="Times New Roman" w:hAnsi="Times New Roman" w:cs="Times New Roman" w:eastAsia="宋体" w:hint="default"/>
                                 <w:szCs w:val="21"/>
+                                <w:color w:val="000000"/>
+                                <w:outline w:val="0"/>
+                                <w:shadow w:val="0"/>
+                                <w:emboss w:val="0"/>
+                                <w:imprint w:val="0"/>
                               </w:rPr>
                               <w:t>成绩</w:t>
                             </w:r>
@@ -632,9 +762,14 @@
                               <w:ind w:left="274" w:hanging="274" w:hangingChars="98"/>
                               <w:jc w:val="center"/>
                               <w:rPr>
-                                <w:rFonts w:ascii="仿宋_GB2312" w:eastAsia="仿宋_GB2312"/>
+                                <w:rFonts w:ascii="Times New Roman" w:hAnsi="Times New Roman" w:cs="Times New Roman" w:eastAsia="宋体" w:hint="default"/>
                                 <w:sz w:val="28"/>
                                 <w:szCs w:val="28"/>
+                                <w:color w:val="000000"/>
+                                <w:outline w:val="0"/>
+                                <w:shadow w:val="0"/>
+                                <w:emboss w:val="0"/>
+                                <w:imprint w:val="0"/>
                               </w:rPr>
                             </w:pPr>
                           </w:p>
@@ -649,15 +784,25 @@
                               <w:spacing w:line="480" w:lineRule="exact"/>
                               <w:jc w:val="center"/>
                               <w:rPr>
-                                <w:rFonts w:eastAsia="楷体_GB2312"/>
+                                <w:rFonts w:ascii="Times New Roman" w:hAnsi="Times New Roman" w:cs="Times New Roman" w:eastAsia="宋体" w:hint="default"/>
                                 <w:sz w:val="28"/>
+                                <w:color w:val="000000"/>
+                                <w:outline w:val="0"/>
+                                <w:shadow w:val="0"/>
+                                <w:emboss w:val="0"/>
+                                <w:imprint w:val="0"/>
                               </w:rPr>
                             </w:pPr>
                           </w:p>
                         </w:tc>
                       </w:tr>
                     </w:tbl>
-                    <w:p/>
+                    <w:p>
+                      <w:pPr>
+                        <w:spacing w:before="0" w:after="0" w:line="200" w:lineRule="exact"/>
+                        <w:snapToGrid w:val="0"/>
+                      </w:pPr>
+                    </w:p>
                   </w:txbxContent>
                 </v:textbox>
               </v:rect>
@@ -680,15 +825,25 @@
       <w:pPr>
         <w:jc w:val="center"/>
         <w:rPr>
-          <w:rFonts w:ascii="黑体" w:eastAsia="黑体"/>
+          <w:rFonts w:ascii="Times New Roman" w:hAnsi="Times New Roman" w:cs="Times New Roman" w:eastAsia="黑体" w:hint="default"/>
           <w:b/>
           <w:sz w:val="48"/>
           <w:szCs w:val="48"/>
-        </w:rPr>
-      </w:pPr>
-      <w:r>
-        <w:rPr>
-          <w:rFonts w:hint="eastAsia"/>
+          <w:color w:val="000000"/>
+          <w:outline w:val="0"/>
+          <w:shadow w:val="0"/>
+          <w:emboss w:val="0"/>
+          <w:imprint w:val="0"/>
+        </w:rPr>
+      </w:pPr>
+      <w:r>
+        <w:rPr>
+          <w:rFonts w:ascii="Times New Roman" w:hAnsi="Times New Roman" w:cs="Times New Roman" w:eastAsia="宋体" w:hint="default"/>
+          <w:color w:val="000000"/>
+          <w:outline w:val="0"/>
+          <w:shadow w:val="0"/>
+          <w:emboss w:val="0"/>
+          <w:imprint w:val="0"/>
         </w:rPr>
         <w:drawing>
           <wp:inline distT="0" distB="0" distL="0" distR="0">
@@ -742,17 +897,22 @@
         <w:pStyle w:val="2"/>
         <w:spacing w:after="156" w:afterLines="50"/>
         <w:rPr>
-          <w:b w:val="0"/>
+          <w:rFonts w:ascii="Times New Roman" w:hAnsi="Times New Roman" w:cs="Times New Roman" w:eastAsia="黑体" w:hint="default"/>
+          <w:b w:val="1"/>
           <w:color w:val="000000"/>
           <w:kern w:val="0"/>
           <w:sz w:val="84"/>
           <w:szCs w:val="84"/>
-        </w:rPr>
-      </w:pPr>
-      <w:r>
-        <w:rPr>
-          <w:rFonts w:hint="eastAsia"/>
-          <w:b w:val="0"/>
+          <w:outline w:val="0"/>
+          <w:shadow w:val="0"/>
+          <w:emboss w:val="0"/>
+          <w:imprint w:val="0"/>
+        </w:rPr>
+      </w:pPr>
+      <w:r>
+        <w:rPr>
+          <w:rFonts w:ascii="Times New Roman" w:hAnsi="Times New Roman" w:cs="Times New Roman" w:eastAsia="黑体" w:hint="default"/>
+          <w:b w:val="1"/>
           <w:color w:val="000000"/>
           <w:spacing w:val="1"/>
           <w:w w:val="72"/>
@@ -760,12 +920,17 @@
           <w:sz w:val="84"/>
           <w:szCs w:val="84"/>
           <w:fitText w:val="7291" w:id="1786411264"/>
+          <w:outline w:val="0"/>
+          <w:shadow w:val="0"/>
+          <w:emboss w:val="0"/>
+          <w:imprint w:val="0"/>
         </w:rPr>
         <w:t>自动化</w:t>
       </w:r>
       <w:r>
         <w:rPr>
-          <w:b w:val="0"/>
+          <w:rFonts w:ascii="Times New Roman" w:hAnsi="Times New Roman" w:cs="Times New Roman" w:eastAsia="黑体" w:hint="default"/>
+          <w:b w:val="1"/>
           <w:color w:val="000000"/>
           <w:spacing w:val="1"/>
           <w:w w:val="72"/>
@@ -773,13 +938,17 @@
           <w:sz w:val="84"/>
           <w:szCs w:val="84"/>
           <w:fitText w:val="7291" w:id="1786411264"/>
+          <w:outline w:val="0"/>
+          <w:shadow w:val="0"/>
+          <w:emboss w:val="0"/>
+          <w:imprint w:val="0"/>
         </w:rPr>
         <w:t>学院</w:t>
       </w:r>
       <w:r>
         <w:rPr>
-          <w:rFonts w:hint="eastAsia"/>
-          <w:b w:val="0"/>
+          <w:rFonts w:ascii="Times New Roman" w:hAnsi="Times New Roman" w:cs="Times New Roman" w:eastAsia="黑体" w:hint="default"/>
+          <w:b w:val="1"/>
           <w:color w:val="000000"/>
           <w:spacing w:val="1"/>
           <w:w w:val="72"/>
@@ -787,13 +956,17 @@
           <w:sz w:val="84"/>
           <w:szCs w:val="84"/>
           <w:fitText w:val="7291" w:id="1786411264"/>
+          <w:outline w:val="0"/>
+          <w:shadow w:val="0"/>
+          <w:emboss w:val="0"/>
+          <w:imprint w:val="0"/>
         </w:rPr>
         <w:t>本科生实验报</w:t>
       </w:r>
       <w:r>
         <w:rPr>
-          <w:rFonts w:hint="eastAsia"/>
-          <w:b w:val="0"/>
+          <w:rFonts w:ascii="Times New Roman" w:hAnsi="Times New Roman" w:cs="Times New Roman" w:eastAsia="黑体" w:hint="default"/>
+          <w:b w:val="1"/>
           <w:color w:val="000000"/>
           <w:spacing w:val="12"/>
           <w:w w:val="72"/>
@@ -801,6 +974,10 @@
           <w:sz w:val="84"/>
           <w:szCs w:val="84"/>
           <w:fitText w:val="7291" w:id="1786411264"/>
+          <w:outline w:val="0"/>
+          <w:shadow w:val="0"/>
+          <w:emboss w:val="0"/>
+          <w:imprint w:val="0"/>
         </w:rPr>
         <w:t>告</w:t>
       </w:r>
@@ -809,150 +986,225 @@
       <w:pPr>
         <w:spacing w:line="540" w:lineRule="exact"/>
         <w:rPr>
-          <w:rFonts w:ascii="宋体" w:hAnsi="宋体" w:cs="宋体"/>
+          <w:rFonts w:ascii="Times New Roman" w:hAnsi="Times New Roman" w:cs="Times New Roman" w:eastAsia="黑体" w:hint="default"/>
           <w:b/>
           <w:bCs/>
           <w:sz w:val="24"/>
-        </w:rPr>
-      </w:pPr>
-      <w:r>
-        <w:rPr>
-          <w:rFonts w:hint="eastAsia" w:ascii="华文楷体" w:hAnsi="华文楷体" w:eastAsia="华文楷体" w:cs="华文楷体"/>
+          <w:color w:val="000000"/>
+          <w:outline w:val="0"/>
+          <w:shadow w:val="0"/>
+          <w:emboss w:val="0"/>
+          <w:imprint w:val="0"/>
+        </w:rPr>
+      </w:pPr>
+      <w:r>
+        <w:rPr>
+          <w:rFonts w:ascii="Times New Roman" w:hAnsi="Times New Roman" w:cs="Times New Roman" w:eastAsia="黑体" w:hint="default"/>
           <w:b/>
           <w:bCs/>
           <w:sz w:val="36"/>
           <w:szCs w:val="36"/>
+          <w:color w:val="000000"/>
+          <w:outline w:val="0"/>
+          <w:shadow w:val="0"/>
+          <w:emboss w:val="0"/>
+          <w:imprint w:val="0"/>
         </w:rPr>
         <w:t xml:space="preserve">   </w:t>
       </w:r>
       <w:r>
         <w:rPr>
-          <w:rFonts w:hint="eastAsia" w:ascii="华文楷体" w:hAnsi="华文楷体" w:eastAsia="华文楷体" w:cs="华文楷体"/>
+          <w:rFonts w:ascii="Times New Roman" w:hAnsi="Times New Roman" w:cs="Times New Roman" w:eastAsia="黑体" w:hint="default"/>
           <w:b/>
           <w:bCs/>
           <w:sz w:val="36"/>
           <w:szCs w:val="36"/>
           <w:u w:val="single"/>
+          <w:color w:val="000000"/>
+          <w:outline w:val="0"/>
+          <w:shadow w:val="0"/>
+          <w:emboss w:val="0"/>
+          <w:imprint w:val="0"/>
         </w:rPr>
         <w:t xml:space="preserve">                               </w:t>
       </w:r>
       <w:r>
         <w:rPr>
-          <w:rFonts w:ascii="华文楷体" w:hAnsi="华文楷体" w:eastAsia="华文楷体" w:cs="华文楷体"/>
+          <w:rFonts w:ascii="Times New Roman" w:hAnsi="Times New Roman" w:cs="Times New Roman" w:eastAsia="黑体" w:hint="default"/>
           <w:b/>
           <w:bCs/>
           <w:sz w:val="36"/>
           <w:szCs w:val="36"/>
+          <w:color w:val="000000"/>
+          <w:outline w:val="0"/>
+          <w:shadow w:val="0"/>
+          <w:emboss w:val="0"/>
+          <w:imprint w:val="0"/>
         </w:rPr>
         <w:t xml:space="preserve"> </w:t>
       </w:r>
       <w:r>
         <w:rPr>
-          <w:rFonts w:hint="eastAsia" w:ascii="华文楷体" w:hAnsi="华文楷体" w:eastAsia="华文楷体" w:cs="华文楷体"/>
+          <w:rFonts w:ascii="Times New Roman" w:hAnsi="Times New Roman" w:cs="Times New Roman" w:eastAsia="黑体" w:hint="default"/>
           <w:b/>
           <w:bCs/>
           <w:sz w:val="36"/>
           <w:szCs w:val="36"/>
+          <w:color w:val="000000"/>
+          <w:outline w:val="0"/>
+          <w:shadow w:val="0"/>
+          <w:emboss w:val="0"/>
+          <w:imprint w:val="0"/>
         </w:rPr>
         <w:t>课</w:t>
       </w:r>
       <w:r>
         <w:rPr>
-          <w:rFonts w:ascii="华文楷体" w:hAnsi="华文楷体" w:eastAsia="华文楷体" w:cs="华文楷体"/>
+          <w:rFonts w:ascii="Times New Roman" w:hAnsi="Times New Roman" w:cs="Times New Roman" w:eastAsia="黑体" w:hint="default"/>
           <w:b/>
           <w:bCs/>
           <w:sz w:val="36"/>
           <w:szCs w:val="36"/>
+          <w:color w:val="000000"/>
+          <w:outline w:val="0"/>
+          <w:shadow w:val="0"/>
+          <w:emboss w:val="0"/>
+          <w:imprint w:val="0"/>
         </w:rPr>
         <w:t xml:space="preserve"> </w:t>
       </w:r>
       <w:r>
         <w:rPr>
-          <w:rFonts w:hint="eastAsia" w:ascii="华文楷体" w:hAnsi="华文楷体" w:eastAsia="华文楷体" w:cs="华文楷体"/>
+          <w:rFonts w:ascii="Times New Roman" w:hAnsi="Times New Roman" w:cs="Times New Roman" w:eastAsia="黑体" w:hint="default"/>
           <w:b/>
           <w:bCs/>
           <w:sz w:val="36"/>
           <w:szCs w:val="36"/>
+          <w:color w:val="000000"/>
+          <w:outline w:val="0"/>
+          <w:shadow w:val="0"/>
+          <w:emboss w:val="0"/>
+          <w:imprint w:val="0"/>
         </w:rPr>
         <w:t>程</w:t>
       </w:r>
       <w:r>
         <w:rPr>
-          <w:rFonts w:ascii="华文楷体" w:hAnsi="华文楷体" w:eastAsia="华文楷体" w:cs="华文楷体"/>
+          <w:rFonts w:ascii="Times New Roman" w:hAnsi="Times New Roman" w:cs="Times New Roman" w:eastAsia="黑体" w:hint="default"/>
           <w:b/>
           <w:bCs/>
           <w:sz w:val="36"/>
           <w:szCs w:val="36"/>
+          <w:color w:val="000000"/>
+          <w:outline w:val="0"/>
+          <w:shadow w:val="0"/>
+          <w:emboss w:val="0"/>
+          <w:imprint w:val="0"/>
         </w:rPr>
         <w:t xml:space="preserve"> </w:t>
       </w:r>
       <w:r>
         <w:rPr>
-          <w:rFonts w:hint="eastAsia" w:ascii="华文楷体" w:hAnsi="华文楷体" w:eastAsia="华文楷体" w:cs="华文楷体"/>
+          <w:rFonts w:ascii="Times New Roman" w:hAnsi="Times New Roman" w:cs="Times New Roman" w:eastAsia="黑体" w:hint="default"/>
           <w:b/>
           <w:bCs/>
           <w:sz w:val="36"/>
           <w:szCs w:val="36"/>
+          <w:color w:val="000000"/>
+          <w:outline w:val="0"/>
+          <w:shadow w:val="0"/>
+          <w:emboss w:val="0"/>
+          <w:imprint w:val="0"/>
         </w:rPr>
         <w:t>实</w:t>
       </w:r>
       <w:r>
         <w:rPr>
-          <w:rFonts w:ascii="华文楷体" w:hAnsi="华文楷体" w:eastAsia="华文楷体" w:cs="华文楷体"/>
+          <w:rFonts w:ascii="Times New Roman" w:hAnsi="Times New Roman" w:cs="Times New Roman" w:eastAsia="黑体" w:hint="default"/>
           <w:b/>
           <w:bCs/>
           <w:sz w:val="36"/>
           <w:szCs w:val="36"/>
+          <w:color w:val="000000"/>
+          <w:outline w:val="0"/>
+          <w:shadow w:val="0"/>
+          <w:emboss w:val="0"/>
+          <w:imprint w:val="0"/>
         </w:rPr>
         <w:t xml:space="preserve"> </w:t>
       </w:r>
       <w:r>
         <w:rPr>
-          <w:rFonts w:hint="eastAsia" w:ascii="华文楷体" w:hAnsi="华文楷体" w:eastAsia="华文楷体" w:cs="华文楷体"/>
+          <w:rFonts w:ascii="Times New Roman" w:hAnsi="Times New Roman" w:cs="Times New Roman" w:eastAsia="黑体" w:hint="default"/>
           <w:b/>
           <w:bCs/>
           <w:sz w:val="36"/>
           <w:szCs w:val="36"/>
+          <w:color w:val="000000"/>
+          <w:outline w:val="0"/>
+          <w:shadow w:val="0"/>
+          <w:emboss w:val="0"/>
+          <w:imprint w:val="0"/>
         </w:rPr>
         <w:t>验</w:t>
       </w:r>
       <w:r>
         <w:rPr>
-          <w:rFonts w:ascii="华文楷体" w:hAnsi="华文楷体" w:eastAsia="华文楷体" w:cs="华文楷体"/>
+          <w:rFonts w:ascii="Times New Roman" w:hAnsi="Times New Roman" w:cs="Times New Roman" w:eastAsia="黑体" w:hint="default"/>
           <w:b/>
           <w:bCs/>
           <w:sz w:val="36"/>
           <w:szCs w:val="36"/>
+          <w:color w:val="000000"/>
+          <w:outline w:val="0"/>
+          <w:shadow w:val="0"/>
+          <w:emboss w:val="0"/>
+          <w:imprint w:val="0"/>
         </w:rPr>
         <w:t xml:space="preserve"> </w:t>
       </w:r>
       <w:r>
         <w:rPr>
-          <w:rFonts w:hint="eastAsia" w:ascii="华文楷体" w:hAnsi="华文楷体" w:eastAsia="华文楷体" w:cs="华文楷体"/>
+          <w:rFonts w:ascii="Times New Roman" w:hAnsi="Times New Roman" w:cs="Times New Roman" w:eastAsia="黑体" w:hint="default"/>
           <w:b/>
           <w:bCs/>
           <w:sz w:val="36"/>
           <w:szCs w:val="36"/>
+          <w:color w:val="000000"/>
+          <w:outline w:val="0"/>
+          <w:shadow w:val="0"/>
+          <w:emboss w:val="0"/>
+          <w:imprint w:val="0"/>
         </w:rPr>
         <w:t>报</w:t>
       </w:r>
       <w:r>
         <w:rPr>
-          <w:rFonts w:ascii="华文楷体" w:hAnsi="华文楷体" w:eastAsia="华文楷体" w:cs="华文楷体"/>
+          <w:rFonts w:ascii="Times New Roman" w:hAnsi="Times New Roman" w:cs="Times New Roman" w:eastAsia="黑体" w:hint="default"/>
           <w:b/>
           <w:bCs/>
           <w:sz w:val="36"/>
           <w:szCs w:val="36"/>
+          <w:color w:val="000000"/>
+          <w:outline w:val="0"/>
+          <w:shadow w:val="0"/>
+          <w:emboss w:val="0"/>
+          <w:imprint w:val="0"/>
         </w:rPr>
         <w:t xml:space="preserve"> </w:t>
       </w:r>
       <w:r>
         <w:rPr>
-          <w:rFonts w:hint="eastAsia" w:ascii="华文楷体" w:hAnsi="华文楷体" w:eastAsia="华文楷体" w:cs="华文楷体"/>
+          <w:rFonts w:ascii="Times New Roman" w:hAnsi="Times New Roman" w:cs="Times New Roman" w:eastAsia="黑体" w:hint="default"/>
           <w:b/>
           <w:bCs/>
           <w:sz w:val="36"/>
           <w:szCs w:val="36"/>
+          <w:color w:val="000000"/>
+          <w:outline w:val="0"/>
+          <w:shadow w:val="0"/>
+          <w:emboss w:val="0"/>
+          <w:imprint w:val="0"/>
         </w:rPr>
         <w:t>告</w:t>
       </w:r>
@@ -1000,74 +1252,119 @@
             <w:pPr>
               <w:ind w:left="274" w:hanging="274" w:hangingChars="98"/>
               <w:rPr>
-                <w:rFonts w:ascii="仿宋_GB2312" w:eastAsia="仿宋_GB2312"/>
+                <w:rFonts w:ascii="Times New Roman" w:hAnsi="Times New Roman" w:cs="Times New Roman" w:eastAsia="宋体" w:hint="default"/>
                 <w:szCs w:val="21"/>
                 <w:u w:val="single"/>
-              </w:rPr>
-            </w:pPr>
-            <w:r>
-              <w:rPr>
-                <w:rFonts w:hint="eastAsia" w:ascii="仿宋_GB2312" w:eastAsia="仿宋_GB2312"/>
+                <w:color w:val="000000"/>
+                <w:outline w:val="0"/>
+                <w:shadow w:val="0"/>
+                <w:emboss w:val="0"/>
+                <w:imprint w:val="0"/>
+              </w:rPr>
+            </w:pPr>
+            <w:r>
+              <w:rPr>
+                <w:rFonts w:ascii="Times New Roman" w:hAnsi="Times New Roman" w:cs="Times New Roman" w:eastAsia="宋体" w:hint="default"/>
                 <w:sz w:val="28"/>
                 <w:szCs w:val="28"/>
+                <w:color w:val="000000"/>
+                <w:outline w:val="0"/>
+                <w:shadow w:val="0"/>
+                <w:emboss w:val="0"/>
+                <w:imprint w:val="0"/>
               </w:rPr>
               <w:t>专业</w:t>
             </w:r>
             <w:r>
               <w:rPr>
-                <w:rFonts w:hint="eastAsia" w:ascii="仿宋_GB2312" w:eastAsia="仿宋_GB2312"/>
+                <w:rFonts w:ascii="Times New Roman" w:hAnsi="Times New Roman" w:cs="Times New Roman" w:eastAsia="宋体" w:hint="default"/>
                 <w:szCs w:val="21"/>
                 <w:u w:val="single"/>
+                <w:color w:val="000000"/>
+                <w:outline w:val="0"/>
+                <w:shadow w:val="0"/>
+                <w:emboss w:val="0"/>
+                <w:imprint w:val="0"/>
               </w:rPr>
               <w:t xml:space="preserve">                    </w:t>
             </w:r>
             <w:r>
               <w:rPr>
-                <w:rFonts w:hint="eastAsia" w:ascii="仿宋_GB2312" w:eastAsia="仿宋_GB2312"/>
+                <w:rFonts w:ascii="Times New Roman" w:hAnsi="Times New Roman" w:cs="Times New Roman" w:eastAsia="宋体" w:hint="default"/>
                 <w:sz w:val="28"/>
                 <w:szCs w:val="28"/>
+                <w:color w:val="000000"/>
+                <w:outline w:val="0"/>
+                <w:shadow w:val="0"/>
+                <w:emboss w:val="0"/>
+                <w:imprint w:val="0"/>
               </w:rPr>
               <w:t>班级</w:t>
             </w:r>
             <w:r>
               <w:rPr>
-                <w:rFonts w:hint="eastAsia" w:ascii="仿宋_GB2312" w:eastAsia="仿宋_GB2312"/>
+                <w:rFonts w:ascii="Times New Roman" w:hAnsi="Times New Roman" w:cs="Times New Roman" w:eastAsia="宋体" w:hint="default"/>
                 <w:szCs w:val="21"/>
                 <w:u w:val="single"/>
+                <w:color w:val="000000"/>
+                <w:outline w:val="0"/>
+                <w:shadow w:val="0"/>
+                <w:emboss w:val="0"/>
+                <w:imprint w:val="0"/>
               </w:rPr>
               <w:t xml:space="preserve">             </w:t>
             </w:r>
             <w:r>
               <w:rPr>
-                <w:rFonts w:hint="eastAsia" w:ascii="仿宋_GB2312" w:eastAsia="仿宋_GB2312"/>
+                <w:rFonts w:ascii="Times New Roman" w:hAnsi="Times New Roman" w:cs="Times New Roman" w:eastAsia="宋体" w:hint="default"/>
                 <w:sz w:val="28"/>
                 <w:szCs w:val="28"/>
+                <w:color w:val="000000"/>
+                <w:outline w:val="0"/>
+                <w:shadow w:val="0"/>
+                <w:emboss w:val="0"/>
+                <w:imprint w:val="0"/>
               </w:rPr>
               <w:t>姓名</w:t>
             </w:r>
             <w:r>
               <w:rPr>
-                <w:rFonts w:hint="eastAsia" w:ascii="仿宋_GB2312" w:eastAsia="仿宋_GB2312"/>
+                <w:rFonts w:ascii="Times New Roman" w:hAnsi="Times New Roman" w:cs="Times New Roman" w:eastAsia="宋体" w:hint="default"/>
                 <w:sz w:val="28"/>
                 <w:szCs w:val="21"/>
                 <w:u w:val="single"/>
+                <w:color w:val="000000"/>
+                <w:outline w:val="0"/>
+                <w:shadow w:val="0"/>
+                <w:emboss w:val="0"/>
+                <w:imprint w:val="0"/>
               </w:rPr>
               <w:t xml:space="preserve"> 谢萌宇  </w:t>
             </w:r>
             <w:r>
               <w:rPr>
-                <w:rFonts w:hint="eastAsia" w:ascii="仿宋_GB2312" w:eastAsia="仿宋_GB2312"/>
+                <w:rFonts w:ascii="Times New Roman" w:hAnsi="Times New Roman" w:cs="Times New Roman" w:eastAsia="宋体" w:hint="default"/>
                 <w:sz w:val="28"/>
                 <w:szCs w:val="28"/>
+                <w:color w:val="000000"/>
+                <w:outline w:val="0"/>
+                <w:shadow w:val="0"/>
+                <w:emboss w:val="0"/>
+                <w:imprint w:val="0"/>
               </w:rPr>
               <w:t>学号</w:t>
             </w:r>
             <w:r>
               <w:rPr>
-                <w:rFonts w:hint="eastAsia" w:ascii="仿宋_GB2312" w:eastAsia="仿宋_GB2312"/>
+                <w:rFonts w:ascii="Times New Roman" w:hAnsi="Times New Roman" w:cs="Times New Roman" w:eastAsia="宋体" w:hint="default"/>
                 <w:sz w:val="28"/>
                 <w:szCs w:val="21"/>
                 <w:u w:val="single"/>
+                <w:color w:val="000000"/>
+                <w:outline w:val="0"/>
+                <w:shadow w:val="0"/>
+                <w:emboss w:val="0"/>
+                <w:imprint w:val="0"/>
               </w:rPr>
               <w:t xml:space="preserve"> 8207241921 </w:t>
             </w:r>
@@ -1077,8 +1374,13 @@
               <w:spacing w:line="400" w:lineRule="exact"/>
               <w:jc w:val="center"/>
               <w:rPr>
-                <w:rFonts w:eastAsia="楷体_GB2312"/>
+                <w:rFonts w:ascii="Times New Roman" w:hAnsi="Times New Roman" w:cs="Times New Roman" w:eastAsia="宋体" w:hint="default"/>
                 <w:sz w:val="28"/>
+                <w:color w:val="000000"/>
+                <w:outline w:val="0"/>
+                <w:shadow w:val="0"/>
+                <w:emboss w:val="0"/>
+                <w:imprint w:val="0"/>
               </w:rPr>
             </w:pPr>
           </w:p>
@@ -1106,79 +1408,129 @@
             <w:pPr>
               <w:ind w:left="274" w:hanging="274" w:hangingChars="98"/>
               <w:rPr>
-                <w:rFonts w:ascii="仿宋_GB2312" w:eastAsia="仿宋_GB2312"/>
+                <w:rFonts w:ascii="Times New Roman" w:hAnsi="Times New Roman" w:cs="Times New Roman" w:eastAsia="宋体" w:hint="default"/>
                 <w:szCs w:val="21"/>
                 <w:u w:val="single"/>
-              </w:rPr>
-            </w:pPr>
-            <w:r>
-              <w:rPr>
-                <w:rFonts w:hint="eastAsia" w:ascii="仿宋_GB2312" w:eastAsia="仿宋_GB2312"/>
+                <w:color w:val="000000"/>
+                <w:outline w:val="0"/>
+                <w:shadow w:val="0"/>
+                <w:emboss w:val="0"/>
+                <w:imprint w:val="0"/>
+              </w:rPr>
+            </w:pPr>
+            <w:r>
+              <w:rPr>
+                <w:rFonts w:ascii="Times New Roman" w:hAnsi="Times New Roman" w:cs="Times New Roman" w:eastAsia="宋体" w:hint="default"/>
                 <w:sz w:val="28"/>
                 <w:szCs w:val="28"/>
+                <w:color w:val="000000"/>
+                <w:outline w:val="0"/>
+                <w:shadow w:val="0"/>
+                <w:emboss w:val="0"/>
+                <w:imprint w:val="0"/>
               </w:rPr>
               <w:t>预定时间 星期</w:t>
             </w:r>
             <w:r>
               <w:rPr>
-                <w:rFonts w:hint="eastAsia" w:ascii="仿宋_GB2312" w:eastAsia="仿宋_GB2312"/>
+                <w:rFonts w:ascii="Times New Roman" w:hAnsi="Times New Roman" w:cs="Times New Roman" w:eastAsia="宋体" w:hint="default"/>
                 <w:szCs w:val="21"/>
                 <w:u w:val="single"/>
+                <w:color w:val="000000"/>
+                <w:outline w:val="0"/>
+                <w:shadow w:val="0"/>
+                <w:emboss w:val="0"/>
+                <w:imprint w:val="0"/>
               </w:rPr>
               <w:t xml:space="preserve">       </w:t>
             </w:r>
             <w:r>
               <w:rPr>
-                <w:rFonts w:hint="eastAsia" w:ascii="仿宋_GB2312" w:eastAsia="仿宋_GB2312"/>
+                <w:rFonts w:ascii="Times New Roman" w:hAnsi="Times New Roman" w:cs="Times New Roman" w:eastAsia="宋体" w:hint="default"/>
                 <w:sz w:val="28"/>
                 <w:szCs w:val="28"/>
+                <w:color w:val="000000"/>
+                <w:outline w:val="0"/>
+                <w:shadow w:val="0"/>
+                <w:emboss w:val="0"/>
+                <w:imprint w:val="0"/>
               </w:rPr>
               <w:t>节次</w:t>
             </w:r>
             <w:r>
               <w:rPr>
-                <w:rFonts w:hint="eastAsia" w:ascii="仿宋_GB2312" w:eastAsia="仿宋_GB2312"/>
+                <w:rFonts w:ascii="Times New Roman" w:hAnsi="Times New Roman" w:cs="Times New Roman" w:eastAsia="宋体" w:hint="default"/>
                 <w:szCs w:val="21"/>
                 <w:u w:val="single"/>
+                <w:color w:val="000000"/>
+                <w:outline w:val="0"/>
+                <w:shadow w:val="0"/>
+                <w:emboss w:val="0"/>
+                <w:imprint w:val="0"/>
               </w:rPr>
               <w:t xml:space="preserve">         </w:t>
             </w:r>
             <w:r>
               <w:rPr>
-                <w:rFonts w:hint="eastAsia" w:ascii="仿宋_GB2312" w:eastAsia="仿宋_GB2312"/>
+                <w:rFonts w:ascii="Times New Roman" w:hAnsi="Times New Roman" w:cs="Times New Roman" w:eastAsia="宋体" w:hint="default"/>
                 <w:szCs w:val="21"/>
+                <w:color w:val="000000"/>
+                <w:outline w:val="0"/>
+                <w:shadow w:val="0"/>
+                <w:emboss w:val="0"/>
+                <w:imprint w:val="0"/>
               </w:rPr>
               <w:t xml:space="preserve">    </w:t>
             </w:r>
             <w:r>
               <w:rPr>
-                <w:rFonts w:hint="eastAsia" w:ascii="仿宋_GB2312" w:eastAsia="仿宋_GB2312"/>
+                <w:rFonts w:ascii="Times New Roman" w:hAnsi="Times New Roman" w:cs="Times New Roman" w:eastAsia="宋体" w:hint="default"/>
                 <w:sz w:val="28"/>
                 <w:szCs w:val="28"/>
+                <w:color w:val="000000"/>
+                <w:outline w:val="0"/>
+                <w:shadow w:val="0"/>
+                <w:emboss w:val="0"/>
+                <w:imprint w:val="0"/>
               </w:rPr>
               <w:t>实际实验时间 星期</w:t>
             </w:r>
             <w:r>
               <w:rPr>
-                <w:rFonts w:hint="eastAsia" w:ascii="仿宋_GB2312" w:eastAsia="仿宋_GB2312"/>
+                <w:rFonts w:ascii="Times New Roman" w:hAnsi="Times New Roman" w:cs="Times New Roman" w:eastAsia="宋体" w:hint="default"/>
                 <w:szCs w:val="21"/>
                 <w:u w:val="single"/>
+                <w:color w:val="000000"/>
+                <w:outline w:val="0"/>
+                <w:shadow w:val="0"/>
+                <w:emboss w:val="0"/>
+                <w:imprint w:val="0"/>
               </w:rPr>
               <w:t xml:space="preserve">         </w:t>
             </w:r>
             <w:r>
               <w:rPr>
-                <w:rFonts w:hint="eastAsia" w:ascii="仿宋_GB2312" w:eastAsia="仿宋_GB2312"/>
+                <w:rFonts w:ascii="Times New Roman" w:hAnsi="Times New Roman" w:cs="Times New Roman" w:eastAsia="宋体" w:hint="default"/>
                 <w:sz w:val="28"/>
                 <w:szCs w:val="28"/>
+                <w:color w:val="000000"/>
+                <w:outline w:val="0"/>
+                <w:shadow w:val="0"/>
+                <w:emboss w:val="0"/>
+                <w:imprint w:val="0"/>
               </w:rPr>
               <w:t>节次</w:t>
             </w:r>
             <w:r>
               <w:rPr>
-                <w:rFonts w:hint="eastAsia" w:ascii="仿宋_GB2312" w:eastAsia="仿宋_GB2312"/>
+                <w:rFonts w:ascii="Times New Roman" w:hAnsi="Times New Roman" w:cs="Times New Roman" w:eastAsia="宋体" w:hint="default"/>
                 <w:szCs w:val="21"/>
                 <w:u w:val="single"/>
+                <w:color w:val="000000"/>
+                <w:outline w:val="0"/>
+                <w:shadow w:val="0"/>
+                <w:emboss w:val="0"/>
+                <w:imprint w:val="0"/>
               </w:rPr>
               <w:t xml:space="preserve">             </w:t>
             </w:r>
@@ -1188,8 +1540,13 @@
               <w:spacing w:line="480" w:lineRule="exact"/>
               <w:jc w:val="center"/>
               <w:rPr>
-                <w:rFonts w:eastAsia="楷体_GB2312"/>
+                <w:rFonts w:ascii="Times New Roman" w:hAnsi="Times New Roman" w:cs="Times New Roman" w:eastAsia="宋体" w:hint="default"/>
                 <w:sz w:val="28"/>
+                <w:color w:val="000000"/>
+                <w:outline w:val="0"/>
+                <w:shadow w:val="0"/>
+                <w:emboss w:val="0"/>
+                <w:imprint w:val="0"/>
               </w:rPr>
             </w:pPr>
           </w:p>
@@ -1217,72 +1574,117 @@
             <w:pPr>
               <w:ind w:left="274" w:hanging="274" w:hangingChars="98"/>
               <w:rPr>
-                <w:rFonts w:ascii="仿宋_GB2312" w:eastAsia="仿宋_GB2312"/>
+                <w:rFonts w:ascii="Times New Roman" w:hAnsi="Times New Roman" w:cs="Times New Roman" w:eastAsia="宋体" w:hint="default"/>
                 <w:sz w:val="28"/>
                 <w:szCs w:val="28"/>
-              </w:rPr>
-            </w:pPr>
-            <w:r>
-              <w:rPr>
-                <w:rFonts w:hint="eastAsia" w:ascii="仿宋_GB2312" w:eastAsia="仿宋_GB2312"/>
+                <w:color w:val="000000"/>
+                <w:outline w:val="0"/>
+                <w:shadow w:val="0"/>
+                <w:emboss w:val="0"/>
+                <w:imprint w:val="0"/>
+              </w:rPr>
+            </w:pPr>
+            <w:r>
+              <w:rPr>
+                <w:rFonts w:ascii="Times New Roman" w:hAnsi="Times New Roman" w:cs="Times New Roman" w:eastAsia="宋体" w:hint="default"/>
                 <w:sz w:val="28"/>
                 <w:szCs w:val="28"/>
+                <w:color w:val="000000"/>
+                <w:outline w:val="0"/>
+                <w:shadow w:val="0"/>
+                <w:emboss w:val="0"/>
+                <w:imprint w:val="0"/>
               </w:rPr>
               <w:t>地点</w:t>
             </w:r>
             <w:r>
               <w:rPr>
-                <w:rFonts w:hint="eastAsia" w:ascii="仿宋_GB2312" w:eastAsia="仿宋_GB2312"/>
+                <w:rFonts w:ascii="Times New Roman" w:hAnsi="Times New Roman" w:cs="Times New Roman" w:eastAsia="宋体" w:hint="default"/>
                 <w:szCs w:val="21"/>
                 <w:u w:val="single"/>
+                <w:color w:val="000000"/>
+                <w:outline w:val="0"/>
+                <w:shadow w:val="0"/>
+                <w:emboss w:val="0"/>
+                <w:imprint w:val="0"/>
               </w:rPr>
               <w:t xml:space="preserve">                     </w:t>
             </w:r>
             <w:r>
               <w:rPr>
-                <w:rFonts w:hint="eastAsia" w:ascii="仿宋_GB2312" w:eastAsia="仿宋_GB2312"/>
+                <w:rFonts w:ascii="Times New Roman" w:hAnsi="Times New Roman" w:cs="Times New Roman" w:eastAsia="宋体" w:hint="default"/>
                 <w:sz w:val="28"/>
                 <w:szCs w:val="28"/>
+                <w:color w:val="000000"/>
+                <w:outline w:val="0"/>
+                <w:shadow w:val="0"/>
+                <w:emboss w:val="0"/>
+                <w:imprint w:val="0"/>
               </w:rPr>
               <w:t>台号</w:t>
             </w:r>
             <w:r>
               <w:rPr>
-                <w:rFonts w:hint="eastAsia" w:ascii="仿宋_GB2312" w:eastAsia="仿宋_GB2312"/>
+                <w:rFonts w:ascii="Times New Roman" w:hAnsi="Times New Roman" w:cs="Times New Roman" w:eastAsia="宋体" w:hint="default"/>
                 <w:szCs w:val="21"/>
                 <w:u w:val="single"/>
+                <w:color w:val="000000"/>
+                <w:outline w:val="0"/>
+                <w:shadow w:val="0"/>
+                <w:emboss w:val="0"/>
+                <w:imprint w:val="0"/>
               </w:rPr>
               <w:t xml:space="preserve">       </w:t>
             </w:r>
             <w:r>
               <w:rPr>
-                <w:rFonts w:hint="eastAsia" w:ascii="仿宋_GB2312" w:eastAsia="仿宋_GB2312"/>
+                <w:rFonts w:ascii="Times New Roman" w:hAnsi="Times New Roman" w:cs="Times New Roman" w:eastAsia="宋体" w:hint="default"/>
                 <w:sz w:val="28"/>
                 <w:szCs w:val="28"/>
+                <w:color w:val="000000"/>
+                <w:outline w:val="0"/>
+                <w:shadow w:val="0"/>
+                <w:emboss w:val="0"/>
+                <w:imprint w:val="0"/>
               </w:rPr>
               <w:t>授课教师</w:t>
             </w:r>
             <w:r>
               <w:rPr>
-                <w:rFonts w:hint="eastAsia" w:ascii="仿宋_GB2312" w:eastAsia="仿宋_GB2312"/>
+                <w:rFonts w:ascii="Times New Roman" w:hAnsi="Times New Roman" w:cs="Times New Roman" w:eastAsia="宋体" w:hint="default"/>
                 <w:szCs w:val="21"/>
                 <w:u w:val="single"/>
+                <w:color w:val="000000"/>
+                <w:outline w:val="0"/>
+                <w:shadow w:val="0"/>
+                <w:emboss w:val="0"/>
+                <w:imprint w:val="0"/>
               </w:rPr>
               <w:t xml:space="preserve">                </w:t>
             </w:r>
             <w:r>
               <w:rPr>
-                <w:rFonts w:hint="eastAsia" w:ascii="仿宋_GB2312" w:eastAsia="仿宋_GB2312"/>
+                <w:rFonts w:ascii="Times New Roman" w:hAnsi="Times New Roman" w:cs="Times New Roman" w:eastAsia="宋体" w:hint="default"/>
                 <w:sz w:val="28"/>
                 <w:szCs w:val="28"/>
+                <w:color w:val="000000"/>
+                <w:outline w:val="0"/>
+                <w:shadow w:val="0"/>
+                <w:emboss w:val="0"/>
+                <w:imprint w:val="0"/>
               </w:rPr>
               <w:t>指导教师</w:t>
             </w:r>
             <w:r>
               <w:rPr>
-                <w:rFonts w:hint="eastAsia" w:ascii="仿宋_GB2312" w:eastAsia="仿宋_GB2312"/>
+                <w:rFonts w:ascii="Times New Roman" w:hAnsi="Times New Roman" w:cs="Times New Roman" w:eastAsia="宋体" w:hint="default"/>
                 <w:szCs w:val="21"/>
                 <w:u w:val="single"/>
+                <w:color w:val="000000"/>
+                <w:outline w:val="0"/>
+                <w:shadow w:val="0"/>
+                <w:emboss w:val="0"/>
+                <w:imprint w:val="0"/>
               </w:rPr>
               <w:t xml:space="preserve">                </w:t>
             </w:r>
@@ -1308,9 +1710,14 @@
       </w:pPr>
       <w:r>
         <w:rPr>
-          <w:rFonts w:ascii="Noto Sans CJK SC" w:hAnsi="Noto Sans CJK SC" w:eastAsia="Noto Sans CJK SC" w:hint="eastAsia"/>
+          <w:rFonts w:ascii="Times New Roman" w:hAnsi="Times New Roman" w:cs="Times New Roman" w:eastAsia="黑体" w:hint="default"/>
           <w:b/>
           <w:sz w:val="28"/>
+          <w:color w:val="000000"/>
+          <w:outline w:val="0"/>
+          <w:shadow w:val="0"/>
+          <w:emboss w:val="0"/>
+          <w:imprint w:val="0"/>
         </w:rPr>
         <w:t>实验名称　实验五、压力传感器电桥及应用实验</w:t>
       </w:r>
@@ -1327,9 +1734,14 @@
       </w:pPr>
       <w:r>
         <w:rPr>
-          <w:rFonts w:ascii="Noto Sans CJK SC" w:hAnsi="Noto Sans CJK SC" w:eastAsia="Noto Sans CJK SC" w:hint="eastAsia"/>
+          <w:rFonts w:ascii="Times New Roman" w:hAnsi="Times New Roman" w:cs="Times New Roman" w:eastAsia="黑体" w:hint="default"/>
           <w:b/>
           <w:sz w:val="28"/>
+          <w:color w:val="000000"/>
+          <w:outline w:val="0"/>
+          <w:shadow w:val="0"/>
+          <w:emboss w:val="0"/>
+          <w:imprint w:val="0"/>
         </w:rPr>
         <w:t>一、实验目的、原理</w:t>
       </w:r>
@@ -1346,9 +1758,14 @@
       </w:pPr>
       <w:r>
         <w:rPr>
-          <w:rFonts w:ascii="Noto Sans CJK SC" w:hAnsi="Noto Sans CJK SC" w:eastAsia="Noto Sans CJK SC" w:hint="eastAsia"/>
+          <w:rFonts w:ascii="Times New Roman" w:hAnsi="Times New Roman" w:cs="Times New Roman" w:eastAsia="黑体" w:hint="default"/>
           <w:b/>
           <w:sz w:val="24"/>
+          <w:color w:val="000000"/>
+          <w:outline w:val="0"/>
+          <w:shadow w:val="0"/>
+          <w:emboss w:val="0"/>
+          <w:imprint w:val="0"/>
         </w:rPr>
         <w:t>实验目的</w:t>
       </w:r>
@@ -1365,9 +1782,14 @@
       </w:pPr>
       <w:r>
         <w:rPr>
-          <w:rFonts w:ascii="Noto Serif CJK SC" w:hAnsi="Noto Serif CJK SC" w:eastAsia="Noto Serif CJK SC" w:hint="eastAsia"/>
+          <w:rFonts w:ascii="Times New Roman" w:hAnsi="Times New Roman" w:cs="Times New Roman" w:eastAsia="宋体" w:hint="default"/>
           <w:b w:val="0"/>
           <w:sz w:val="24"/>
+          <w:color w:val="000000"/>
+          <w:outline w:val="0"/>
+          <w:shadow w:val="0"/>
+          <w:emboss w:val="0"/>
+          <w:imprint w:val="0"/>
         </w:rPr>
         <w:t>掌握金属电阻应变片及直流1/4桥、半桥、全桥的工作原理；在相同载荷和放大条件下比较三种电桥输出，了解全桥称重标定和地磅测量系统的构成。</w:t>
       </w:r>
@@ -1384,9 +1806,14 @@
       </w:pPr>
       <w:r>
         <w:rPr>
-          <w:rFonts w:ascii="Noto Sans CJK SC" w:hAnsi="Noto Sans CJK SC" w:eastAsia="Noto Sans CJK SC" w:hint="eastAsia"/>
+          <w:rFonts w:ascii="Times New Roman" w:hAnsi="Times New Roman" w:cs="Times New Roman" w:eastAsia="黑体" w:hint="default"/>
           <w:b/>
           <w:sz w:val="24"/>
+          <w:color w:val="000000"/>
+          <w:outline w:val="0"/>
+          <w:shadow w:val="0"/>
+          <w:emboss w:val="0"/>
+          <w:imprint w:val="0"/>
         </w:rPr>
         <w:t>基本原理</w:t>
       </w:r>
@@ -1403,9 +1830,14 @@
       </w:pPr>
       <w:r>
         <w:rPr>
-          <w:rFonts w:ascii="Noto Serif CJK SC" w:hAnsi="Noto Serif CJK SC" w:eastAsia="Noto Serif CJK SC" w:hint="eastAsia"/>
+          <w:rFonts w:ascii="Times New Roman" w:hAnsi="Times New Roman" w:cs="Times New Roman" w:eastAsia="宋体" w:hint="default"/>
           <w:b w:val="0"/>
           <w:sz w:val="24"/>
+          <w:color w:val="000000"/>
+          <w:outline w:val="0"/>
+          <w:shadow w:val="0"/>
+          <w:emboss w:val="0"/>
+          <w:imprint w:val="0"/>
         </w:rPr>
         <w:t>基本原理：载荷使称重传感器的弹性体变形，应变片随之伸缩，电阻产生变化。小应变下满足：</w:t>
       </w:r>
@@ -1419,8 +1851,13 @@
         <w:ind w:left="0" w:leftChars="200" w:firstLine="0" w:right="0"/>
         <w:jc w:val="center"/>
         <w:rPr>
-          <w:rFonts w:hint="eastAsia" w:ascii="宋体" w:hAnsi="宋体"/>
+          <w:rFonts w:ascii="Times New Roman" w:hAnsi="Times New Roman" w:cs="Times New Roman" w:eastAsia="宋体" w:hint="default"/>
           <w:sz w:val="24"/>
+          <w:color w:val="000000"/>
+          <w:outline w:val="0"/>
+          <w:shadow w:val="0"/>
+          <w:emboss w:val="0"/>
+          <w:imprint w:val="0"/>
         </w:rPr>
         <w:snapToGrid w:val="0"/>
       </w:pPr>
@@ -1432,8 +1869,13 @@
               <m:r>
                 <m:rPr/>
                 <w:rPr>
-                  <w:rFonts w:ascii="Cambria Math" w:hAnsi="Cambria Math"/>
+                  <w:rFonts w:ascii="Cambria Math" w:hAnsi="Cambria Math" w:cs="Cambria Math" w:eastAsia="宋体" w:hint="default"/>
                   <w:sz w:val="24"/>
+                  <w:color w:val="000000"/>
+                  <w:outline w:val="0"/>
+                  <w:shadow w:val="0"/>
+                  <w:emboss w:val="0"/>
+                  <w:imprint w:val="0"/>
                 </w:rPr>
                 <m:t>ΔR</m:t>
               </m:r>
@@ -1442,8 +1884,13 @@
               <m:r>
                 <m:rPr/>
                 <w:rPr>
-                  <w:rFonts w:ascii="Cambria Math" w:hAnsi="Cambria Math"/>
+                  <w:rFonts w:ascii="Cambria Math" w:hAnsi="Cambria Math" w:cs="Cambria Math" w:eastAsia="宋体" w:hint="default"/>
                   <w:sz w:val="24"/>
+                  <w:color w:val="000000"/>
+                  <w:outline w:val="0"/>
+                  <w:shadow w:val="0"/>
+                  <w:emboss w:val="0"/>
+                  <w:imprint w:val="0"/>
                 </w:rPr>
                 <m:t>R</m:t>
               </m:r>
@@ -1452,8 +1899,13 @@
           <m:r>
             <m:rPr/>
             <w:rPr>
-              <w:rFonts w:ascii="Cambria Math" w:hAnsi="Cambria Math"/>
+              <w:rFonts w:ascii="Cambria Math" w:hAnsi="Cambria Math" w:cs="Cambria Math" w:eastAsia="宋体" w:hint="default"/>
               <w:sz w:val="24"/>
+              <w:color w:val="000000"/>
+              <w:outline w:val="0"/>
+              <w:shadow w:val="0"/>
+              <w:emboss w:val="0"/>
+              <w:imprint w:val="0"/>
             </w:rPr>
             <m:t>=</m:t>
           </m:r>
@@ -1463,8 +1915,13 @@
               <m:r>
                 <m:rPr/>
                 <w:rPr>
-                  <w:rFonts w:ascii="Cambria Math" w:hAnsi="Cambria Math"/>
+                  <w:rFonts w:ascii="Cambria Math" w:hAnsi="Cambria Math" w:cs="Cambria Math" w:eastAsia="宋体" w:hint="default"/>
                   <w:sz w:val="24"/>
+                  <w:color w:val="000000"/>
+                  <w:outline w:val="0"/>
+                  <w:shadow w:val="0"/>
+                  <w:emboss w:val="0"/>
+                  <w:imprint w:val="0"/>
                 </w:rPr>
                 <m:t>k</m:t>
               </m:r>
@@ -1473,8 +1930,13 @@
               <m:r>
                 <m:rPr/>
                 <w:rPr>
-                  <w:rFonts w:ascii="Cambria Math" w:hAnsi="Cambria Math"/>
+                  <w:rFonts w:ascii="Cambria Math" w:hAnsi="Cambria Math" w:cs="Cambria Math" w:eastAsia="宋体" w:hint="default"/>
                   <w:sz w:val="24"/>
+                  <w:color w:val="000000"/>
+                  <w:outline w:val="0"/>
+                  <w:shadow w:val="0"/>
+                  <w:emboss w:val="0"/>
+                  <w:imprint w:val="0"/>
                 </w:rPr>
                 <m:t>g</m:t>
               </m:r>
@@ -1483,8 +1945,13 @@
           <m:r>
             <m:rPr/>
             <w:rPr>
-              <w:rFonts w:ascii="Cambria Math" w:hAnsi="Cambria Math"/>
+              <w:rFonts w:ascii="Cambria Math" w:hAnsi="Cambria Math" w:cs="Cambria Math" w:eastAsia="宋体" w:hint="default"/>
               <w:sz w:val="24"/>
+              <w:color w:val="000000"/>
+              <w:outline w:val="0"/>
+              <w:shadow w:val="0"/>
+              <w:emboss w:val="0"/>
+              <w:imprint w:val="0"/>
             </w:rPr>
             <m:t>ε</m:t>
           </m:r>
@@ -1503,9 +1970,14 @@
       </w:pPr>
       <w:r>
         <w:rPr>
-          <w:rFonts w:ascii="Noto Serif CJK SC" w:hAnsi="Noto Serif CJK SC" w:eastAsia="Noto Serif CJK SC" w:hint="eastAsia"/>
+          <w:rFonts w:ascii="Times New Roman" w:hAnsi="Times New Roman" w:cs="Times New Roman" w:eastAsia="宋体" w:hint="default"/>
           <w:b w:val="0"/>
           <w:sz w:val="24"/>
+          <w:color w:val="000000"/>
+          <w:outline w:val="0"/>
+          <w:shadow w:val="0"/>
+          <w:emboss w:val="0"/>
+          <w:imprint w:val="0"/>
         </w:rPr>
         <w:t>式中R、ΔR以Ω计，应变片灵敏度系数k_g和应变ε均无量纲。在桥臂初始电阻相等、应变绝对值相同且供桥电压一致时，合理连接受拉、受压桥臂，三种电桥的小信号输出幅值分别近似为：</w:t>
       </w:r>
@@ -1519,8 +1991,13 @@
         <w:ind w:left="0" w:leftChars="200" w:firstLine="0" w:right="0"/>
         <w:jc w:val="center"/>
         <w:rPr>
-          <w:rFonts w:hint="eastAsia" w:ascii="宋体" w:hAnsi="宋体"/>
+          <w:rFonts w:ascii="Times New Roman" w:hAnsi="Times New Roman" w:cs="Times New Roman" w:eastAsia="宋体" w:hint="default"/>
           <w:sz w:val="24"/>
+          <w:color w:val="000000"/>
+          <w:outline w:val="0"/>
+          <w:shadow w:val="0"/>
+          <w:emboss w:val="0"/>
+          <w:imprint w:val="0"/>
         </w:rPr>
         <w:snapToGrid w:val="0"/>
       </w:pPr>
@@ -1529,8 +2006,13 @@
           <m:r>
             <m:rPr/>
             <w:rPr>
-              <w:rFonts w:ascii="Cambria Math" w:hAnsi="Cambria Math"/>
+              <w:rFonts w:ascii="Cambria Math" w:hAnsi="Cambria Math" w:cs="Cambria Math" w:eastAsia="宋体" w:hint="default"/>
               <w:sz w:val="24"/>
+              <w:color w:val="000000"/>
+              <w:outline w:val="0"/>
+              <w:shadow w:val="0"/>
+              <w:emboss w:val="0"/>
+              <w:imprint w:val="0"/>
             </w:rPr>
             <m:t>1/4桥：|</m:t>
           </m:r>
@@ -1540,8 +2022,13 @@
               <m:r>
                 <m:rPr/>
                 <w:rPr>
-                  <w:rFonts w:ascii="Cambria Math" w:hAnsi="Cambria Math"/>
+                  <w:rFonts w:ascii="Cambria Math" w:hAnsi="Cambria Math" w:cs="Cambria Math" w:eastAsia="宋体" w:hint="default"/>
                   <w:sz w:val="24"/>
+                  <w:color w:val="000000"/>
+                  <w:outline w:val="0"/>
+                  <w:shadow w:val="0"/>
+                  <w:emboss w:val="0"/>
+                  <w:imprint w:val="0"/>
                 </w:rPr>
                 <m:t>U</m:t>
               </m:r>
@@ -1550,8 +2037,13 @@
               <m:r>
                 <m:rPr/>
                 <w:rPr>
-                  <w:rFonts w:ascii="Cambria Math" w:hAnsi="Cambria Math"/>
+                  <w:rFonts w:ascii="Cambria Math" w:hAnsi="Cambria Math" w:cs="Cambria Math" w:eastAsia="宋体" w:hint="default"/>
                   <w:sz w:val="24"/>
+                  <w:color w:val="000000"/>
+                  <w:outline w:val="0"/>
+                  <w:shadow w:val="0"/>
+                  <w:emboss w:val="0"/>
+                  <w:imprint w:val="0"/>
                 </w:rPr>
                 <m:t>b</m:t>
               </m:r>
@@ -1560,8 +2052,13 @@
           <m:r>
             <m:rPr/>
             <w:rPr>
-              <w:rFonts w:ascii="Cambria Math" w:hAnsi="Cambria Math"/>
+              <w:rFonts w:ascii="Cambria Math" w:hAnsi="Cambria Math" w:cs="Cambria Math" w:eastAsia="宋体" w:hint="default"/>
               <w:sz w:val="24"/>
+              <w:color w:val="000000"/>
+              <w:outline w:val="0"/>
+              <w:shadow w:val="0"/>
+              <w:emboss w:val="0"/>
+              <w:imprint w:val="0"/>
             </w:rPr>
             <m:t>| ≈</m:t>
           </m:r>
@@ -1571,8 +2068,13 @@
               <m:r>
                 <m:rPr/>
                 <w:rPr>
-                  <w:rFonts w:ascii="Cambria Math" w:hAnsi="Cambria Math"/>
+                  <w:rFonts w:ascii="Cambria Math" w:hAnsi="Cambria Math" w:cs="Cambria Math" w:eastAsia="宋体" w:hint="default"/>
                   <w:sz w:val="24"/>
+                  <w:color w:val="000000"/>
+                  <w:outline w:val="0"/>
+                  <w:shadow w:val="0"/>
+                  <w:emboss w:val="0"/>
+                  <w:imprint w:val="0"/>
                 </w:rPr>
                 <m:t>1</m:t>
               </m:r>
@@ -1581,8 +2083,13 @@
               <m:r>
                 <m:rPr/>
                 <w:rPr>
-                  <w:rFonts w:ascii="Cambria Math" w:hAnsi="Cambria Math"/>
+                  <w:rFonts w:ascii="Cambria Math" w:hAnsi="Cambria Math" w:cs="Cambria Math" w:eastAsia="宋体" w:hint="default"/>
                   <w:sz w:val="24"/>
+                  <w:color w:val="000000"/>
+                  <w:outline w:val="0"/>
+                  <w:shadow w:val="0"/>
+                  <w:emboss w:val="0"/>
+                  <w:imprint w:val="0"/>
                 </w:rPr>
                 <m:t>4</m:t>
               </m:r>
@@ -1594,8 +2101,13 @@
               <m:r>
                 <m:rPr/>
                 <w:rPr>
-                  <w:rFonts w:ascii="Cambria Math" w:hAnsi="Cambria Math"/>
+                  <w:rFonts w:ascii="Cambria Math" w:hAnsi="Cambria Math" w:cs="Cambria Math" w:eastAsia="宋体" w:hint="default"/>
                   <w:sz w:val="24"/>
+                  <w:color w:val="000000"/>
+                  <w:outline w:val="0"/>
+                  <w:shadow w:val="0"/>
+                  <w:emboss w:val="0"/>
+                  <w:imprint w:val="0"/>
                 </w:rPr>
                 <m:t>U</m:t>
               </m:r>
@@ -1604,8 +2116,13 @@
               <m:r>
                 <m:rPr/>
                 <w:rPr>
-                  <w:rFonts w:ascii="Cambria Math" w:hAnsi="Cambria Math"/>
+                  <w:rFonts w:ascii="Cambria Math" w:hAnsi="Cambria Math" w:cs="Cambria Math" w:eastAsia="宋体" w:hint="default"/>
                   <w:sz w:val="24"/>
+                  <w:color w:val="000000"/>
+                  <w:outline w:val="0"/>
+                  <w:shadow w:val="0"/>
+                  <w:emboss w:val="0"/>
+                  <w:imprint w:val="0"/>
                 </w:rPr>
                 <m:t>s</m:t>
               </m:r>
@@ -1617,8 +2134,13 @@
               <m:r>
                 <m:rPr/>
                 <w:rPr>
-                  <w:rFonts w:ascii="Cambria Math" w:hAnsi="Cambria Math"/>
+                  <w:rFonts w:ascii="Cambria Math" w:hAnsi="Cambria Math" w:cs="Cambria Math" w:eastAsia="宋体" w:hint="default"/>
                   <w:sz w:val="24"/>
+                  <w:color w:val="000000"/>
+                  <w:outline w:val="0"/>
+                  <w:shadow w:val="0"/>
+                  <w:emboss w:val="0"/>
+                  <w:imprint w:val="0"/>
                 </w:rPr>
                 <m:t>k</m:t>
               </m:r>
@@ -1627,8 +2149,13 @@
               <m:r>
                 <m:rPr/>
                 <w:rPr>
-                  <w:rFonts w:ascii="Cambria Math" w:hAnsi="Cambria Math"/>
+                  <w:rFonts w:ascii="Cambria Math" w:hAnsi="Cambria Math" w:cs="Cambria Math" w:eastAsia="宋体" w:hint="default"/>
                   <w:sz w:val="24"/>
+                  <w:color w:val="000000"/>
+                  <w:outline w:val="0"/>
+                  <w:shadow w:val="0"/>
+                  <w:emboss w:val="0"/>
+                  <w:imprint w:val="0"/>
                 </w:rPr>
                 <m:t>g</m:t>
               </m:r>
@@ -1637,8 +2164,13 @@
           <m:r>
             <m:rPr/>
             <w:rPr>
-              <w:rFonts w:ascii="Cambria Math" w:hAnsi="Cambria Math"/>
+              <w:rFonts w:ascii="Cambria Math" w:hAnsi="Cambria Math" w:cs="Cambria Math" w:eastAsia="宋体" w:hint="default"/>
               <w:sz w:val="24"/>
+              <w:color w:val="000000"/>
+              <w:outline w:val="0"/>
+              <w:shadow w:val="0"/>
+              <w:emboss w:val="0"/>
+              <w:imprint w:val="0"/>
             </w:rPr>
             <m:t>ε；半桥：|</m:t>
           </m:r>
@@ -1648,8 +2180,13 @@
               <m:r>
                 <m:rPr/>
                 <w:rPr>
-                  <w:rFonts w:ascii="Cambria Math" w:hAnsi="Cambria Math"/>
+                  <w:rFonts w:ascii="Cambria Math" w:hAnsi="Cambria Math" w:cs="Cambria Math" w:eastAsia="宋体" w:hint="default"/>
                   <w:sz w:val="24"/>
+                  <w:color w:val="000000"/>
+                  <w:outline w:val="0"/>
+                  <w:shadow w:val="0"/>
+                  <w:emboss w:val="0"/>
+                  <w:imprint w:val="0"/>
                 </w:rPr>
                 <m:t>U</m:t>
               </m:r>
@@ -1658,8 +2195,13 @@
               <m:r>
                 <m:rPr/>
                 <w:rPr>
-                  <w:rFonts w:ascii="Cambria Math" w:hAnsi="Cambria Math"/>
+                  <w:rFonts w:ascii="Cambria Math" w:hAnsi="Cambria Math" w:cs="Cambria Math" w:eastAsia="宋体" w:hint="default"/>
                   <w:sz w:val="24"/>
+                  <w:color w:val="000000"/>
+                  <w:outline w:val="0"/>
+                  <w:shadow w:val="0"/>
+                  <w:emboss w:val="0"/>
+                  <w:imprint w:val="0"/>
                 </w:rPr>
                 <m:t>b</m:t>
               </m:r>
@@ -1668,8 +2210,13 @@
           <m:r>
             <m:rPr/>
             <w:rPr>
-              <w:rFonts w:ascii="Cambria Math" w:hAnsi="Cambria Math"/>
+              <w:rFonts w:ascii="Cambria Math" w:hAnsi="Cambria Math" w:cs="Cambria Math" w:eastAsia="宋体" w:hint="default"/>
               <w:sz w:val="24"/>
+              <w:color w:val="000000"/>
+              <w:outline w:val="0"/>
+              <w:shadow w:val="0"/>
+              <w:emboss w:val="0"/>
+              <w:imprint w:val="0"/>
             </w:rPr>
             <m:t>| ≈</m:t>
           </m:r>
@@ -1679,8 +2226,13 @@
               <m:r>
                 <m:rPr/>
                 <w:rPr>
-                  <w:rFonts w:ascii="Cambria Math" w:hAnsi="Cambria Math"/>
+                  <w:rFonts w:ascii="Cambria Math" w:hAnsi="Cambria Math" w:cs="Cambria Math" w:eastAsia="宋体" w:hint="default"/>
                   <w:sz w:val="24"/>
+                  <w:color w:val="000000"/>
+                  <w:outline w:val="0"/>
+                  <w:shadow w:val="0"/>
+                  <w:emboss w:val="0"/>
+                  <w:imprint w:val="0"/>
                 </w:rPr>
                 <m:t>1</m:t>
               </m:r>
@@ -1689,8 +2241,13 @@
               <m:r>
                 <m:rPr/>
                 <w:rPr>
-                  <w:rFonts w:ascii="Cambria Math" w:hAnsi="Cambria Math"/>
+                  <w:rFonts w:ascii="Cambria Math" w:hAnsi="Cambria Math" w:cs="Cambria Math" w:eastAsia="宋体" w:hint="default"/>
                   <w:sz w:val="24"/>
+                  <w:color w:val="000000"/>
+                  <w:outline w:val="0"/>
+                  <w:shadow w:val="0"/>
+                  <w:emboss w:val="0"/>
+                  <w:imprint w:val="0"/>
                 </w:rPr>
                 <m:t>2</m:t>
               </m:r>
@@ -1702,8 +2259,13 @@
               <m:r>
                 <m:rPr/>
                 <w:rPr>
-                  <w:rFonts w:ascii="Cambria Math" w:hAnsi="Cambria Math"/>
+                  <w:rFonts w:ascii="Cambria Math" w:hAnsi="Cambria Math" w:cs="Cambria Math" w:eastAsia="宋体" w:hint="default"/>
                   <w:sz w:val="24"/>
+                  <w:color w:val="000000"/>
+                  <w:outline w:val="0"/>
+                  <w:shadow w:val="0"/>
+                  <w:emboss w:val="0"/>
+                  <w:imprint w:val="0"/>
                 </w:rPr>
                 <m:t>U</m:t>
               </m:r>
@@ -1712,8 +2274,13 @@
               <m:r>
                 <m:rPr/>
                 <w:rPr>
-                  <w:rFonts w:ascii="Cambria Math" w:hAnsi="Cambria Math"/>
+                  <w:rFonts w:ascii="Cambria Math" w:hAnsi="Cambria Math" w:cs="Cambria Math" w:eastAsia="宋体" w:hint="default"/>
                   <w:sz w:val="24"/>
+                  <w:color w:val="000000"/>
+                  <w:outline w:val="0"/>
+                  <w:shadow w:val="0"/>
+                  <w:emboss w:val="0"/>
+                  <w:imprint w:val="0"/>
                 </w:rPr>
                 <m:t>s</m:t>
               </m:r>
@@ -1725,8 +2292,13 @@
               <m:r>
                 <m:rPr/>
                 <w:rPr>
-                  <w:rFonts w:ascii="Cambria Math" w:hAnsi="Cambria Math"/>
+                  <w:rFonts w:ascii="Cambria Math" w:hAnsi="Cambria Math" w:cs="Cambria Math" w:eastAsia="宋体" w:hint="default"/>
                   <w:sz w:val="24"/>
+                  <w:color w:val="000000"/>
+                  <w:outline w:val="0"/>
+                  <w:shadow w:val="0"/>
+                  <w:emboss w:val="0"/>
+                  <w:imprint w:val="0"/>
                 </w:rPr>
                 <m:t>k</m:t>
               </m:r>
@@ -1735,8 +2307,13 @@
               <m:r>
                 <m:rPr/>
                 <w:rPr>
-                  <w:rFonts w:ascii="Cambria Math" w:hAnsi="Cambria Math"/>
+                  <w:rFonts w:ascii="Cambria Math" w:hAnsi="Cambria Math" w:cs="Cambria Math" w:eastAsia="宋体" w:hint="default"/>
                   <w:sz w:val="24"/>
+                  <w:color w:val="000000"/>
+                  <w:outline w:val="0"/>
+                  <w:shadow w:val="0"/>
+                  <w:emboss w:val="0"/>
+                  <w:imprint w:val="0"/>
                 </w:rPr>
                 <m:t>g</m:t>
               </m:r>
@@ -1745,8 +2322,13 @@
           <m:r>
             <m:rPr/>
             <w:rPr>
-              <w:rFonts w:ascii="Cambria Math" w:hAnsi="Cambria Math"/>
+              <w:rFonts w:ascii="Cambria Math" w:hAnsi="Cambria Math" w:cs="Cambria Math" w:eastAsia="宋体" w:hint="default"/>
               <w:sz w:val="24"/>
+              <w:color w:val="000000"/>
+              <w:outline w:val="0"/>
+              <w:shadow w:val="0"/>
+              <w:emboss w:val="0"/>
+              <w:imprint w:val="0"/>
             </w:rPr>
             <m:t>ε</m:t>
           </m:r>
@@ -1762,8 +2344,13 @@
         <w:ind w:left="0" w:leftChars="200" w:firstLine="0" w:right="0"/>
         <w:jc w:val="center"/>
         <w:rPr>
-          <w:rFonts w:hint="eastAsia" w:ascii="宋体" w:hAnsi="宋体"/>
+          <w:rFonts w:ascii="Times New Roman" w:hAnsi="Times New Roman" w:cs="Times New Roman" w:eastAsia="宋体" w:hint="default"/>
           <w:sz w:val="24"/>
+          <w:color w:val="000000"/>
+          <w:outline w:val="0"/>
+          <w:shadow w:val="0"/>
+          <w:emboss w:val="0"/>
+          <w:imprint w:val="0"/>
         </w:rPr>
         <w:snapToGrid w:val="0"/>
       </w:pPr>
@@ -1772,8 +2359,13 @@
           <m:r>
             <m:rPr/>
             <w:rPr>
-              <w:rFonts w:ascii="Cambria Math" w:hAnsi="Cambria Math"/>
+              <w:rFonts w:ascii="Cambria Math" w:hAnsi="Cambria Math" w:cs="Cambria Math" w:eastAsia="宋体" w:hint="default"/>
               <w:sz w:val="24"/>
+              <w:color w:val="000000"/>
+              <w:outline w:val="0"/>
+              <w:shadow w:val="0"/>
+              <w:emboss w:val="0"/>
+              <w:imprint w:val="0"/>
             </w:rPr>
             <m:t>全桥：|</m:t>
           </m:r>
@@ -1783,8 +2375,13 @@
               <m:r>
                 <m:rPr/>
                 <w:rPr>
-                  <w:rFonts w:ascii="Cambria Math" w:hAnsi="Cambria Math"/>
+                  <w:rFonts w:ascii="Cambria Math" w:hAnsi="Cambria Math" w:cs="Cambria Math" w:eastAsia="宋体" w:hint="default"/>
                   <w:sz w:val="24"/>
+                  <w:color w:val="000000"/>
+                  <w:outline w:val="0"/>
+                  <w:shadow w:val="0"/>
+                  <w:emboss w:val="0"/>
+                  <w:imprint w:val="0"/>
                 </w:rPr>
                 <m:t>U</m:t>
               </m:r>
@@ -1793,8 +2390,13 @@
               <m:r>
                 <m:rPr/>
                 <w:rPr>
-                  <w:rFonts w:ascii="Cambria Math" w:hAnsi="Cambria Math"/>
+                  <w:rFonts w:ascii="Cambria Math" w:hAnsi="Cambria Math" w:cs="Cambria Math" w:eastAsia="宋体" w:hint="default"/>
                   <w:sz w:val="24"/>
+                  <w:color w:val="000000"/>
+                  <w:outline w:val="0"/>
+                  <w:shadow w:val="0"/>
+                  <w:emboss w:val="0"/>
+                  <w:imprint w:val="0"/>
                 </w:rPr>
                 <m:t>b</m:t>
               </m:r>
@@ -1803,8 +2405,13 @@
           <m:r>
             <m:rPr/>
             <w:rPr>
-              <w:rFonts w:ascii="Cambria Math" w:hAnsi="Cambria Math"/>
+              <w:rFonts w:ascii="Cambria Math" w:hAnsi="Cambria Math" w:cs="Cambria Math" w:eastAsia="宋体" w:hint="default"/>
               <w:sz w:val="24"/>
+              <w:color w:val="000000"/>
+              <w:outline w:val="0"/>
+              <w:shadow w:val="0"/>
+              <w:emboss w:val="0"/>
+              <w:imprint w:val="0"/>
             </w:rPr>
             <m:t>| ≈</m:t>
           </m:r>
@@ -1814,8 +2421,13 @@
               <m:r>
                 <m:rPr/>
                 <w:rPr>
-                  <w:rFonts w:ascii="Cambria Math" w:hAnsi="Cambria Math"/>
+                  <w:rFonts w:ascii="Cambria Math" w:hAnsi="Cambria Math" w:cs="Cambria Math" w:eastAsia="宋体" w:hint="default"/>
                   <w:sz w:val="24"/>
+                  <w:color w:val="000000"/>
+                  <w:outline w:val="0"/>
+                  <w:shadow w:val="0"/>
+                  <w:emboss w:val="0"/>
+                  <w:imprint w:val="0"/>
                 </w:rPr>
                 <m:t>U</m:t>
               </m:r>
@@ -1824,8 +2436,13 @@
               <m:r>
                 <m:rPr/>
                 <w:rPr>
-                  <w:rFonts w:ascii="Cambria Math" w:hAnsi="Cambria Math"/>
+                  <w:rFonts w:ascii="Cambria Math" w:hAnsi="Cambria Math" w:cs="Cambria Math" w:eastAsia="宋体" w:hint="default"/>
                   <w:sz w:val="24"/>
+                  <w:color w:val="000000"/>
+                  <w:outline w:val="0"/>
+                  <w:shadow w:val="0"/>
+                  <w:emboss w:val="0"/>
+                  <w:imprint w:val="0"/>
                 </w:rPr>
                 <m:t>s</m:t>
               </m:r>
@@ -1837,8 +2454,13 @@
               <m:r>
                 <m:rPr/>
                 <w:rPr>
-                  <w:rFonts w:ascii="Cambria Math" w:hAnsi="Cambria Math"/>
+                  <w:rFonts w:ascii="Cambria Math" w:hAnsi="Cambria Math" w:cs="Cambria Math" w:eastAsia="宋体" w:hint="default"/>
                   <w:sz w:val="24"/>
+                  <w:color w:val="000000"/>
+                  <w:outline w:val="0"/>
+                  <w:shadow w:val="0"/>
+                  <w:emboss w:val="0"/>
+                  <w:imprint w:val="0"/>
                 </w:rPr>
                 <m:t>k</m:t>
               </m:r>
@@ -1847,8 +2469,13 @@
               <m:r>
                 <m:rPr/>
                 <w:rPr>
-                  <w:rFonts w:ascii="Cambria Math" w:hAnsi="Cambria Math"/>
+                  <w:rFonts w:ascii="Cambria Math" w:hAnsi="Cambria Math" w:cs="Cambria Math" w:eastAsia="宋体" w:hint="default"/>
                   <w:sz w:val="24"/>
+                  <w:color w:val="000000"/>
+                  <w:outline w:val="0"/>
+                  <w:shadow w:val="0"/>
+                  <w:emboss w:val="0"/>
+                  <w:imprint w:val="0"/>
                 </w:rPr>
                 <m:t>g</m:t>
               </m:r>
@@ -1857,8 +2484,13 @@
           <m:r>
             <m:rPr/>
             <w:rPr>
-              <w:rFonts w:ascii="Cambria Math" w:hAnsi="Cambria Math"/>
+              <w:rFonts w:ascii="Cambria Math" w:hAnsi="Cambria Math" w:cs="Cambria Math" w:eastAsia="宋体" w:hint="default"/>
               <w:sz w:val="24"/>
+              <w:color w:val="000000"/>
+              <w:outline w:val="0"/>
+              <w:shadow w:val="0"/>
+              <w:emboss w:val="0"/>
+              <w:imprint w:val="0"/>
             </w:rPr>
             <m:t>ε</m:t>
           </m:r>
@@ -1877,9 +2509,14 @@
       </w:pPr>
       <w:r>
         <w:rPr>
-          <w:rFonts w:ascii="Noto Serif CJK SC" w:hAnsi="Noto Serif CJK SC" w:eastAsia="Noto Serif CJK SC" w:hint="eastAsia"/>
+          <w:rFonts w:ascii="Times New Roman" w:hAnsi="Times New Roman" w:cs="Times New Roman" w:eastAsia="宋体" w:hint="default"/>
           <w:b w:val="0"/>
           <w:sz w:val="24"/>
+          <w:color w:val="000000"/>
+          <w:outline w:val="0"/>
+          <w:shadow w:val="0"/>
+          <w:emboss w:val="0"/>
+          <w:imprint w:val="0"/>
         </w:rPr>
         <w:t>式中桥路输出电压U_b和供桥电压U_s均以V计。在同一载荷及增益下，1/4桥、半桥、全桥的理论电压增量之比为1∶2∶4。桥路输出经仪表放大及基准调节送至TP1；选用两只56 kΩ电阻时总增益约为290.7。零载荷输出包含基准电压，不能直接等同于受力产生的电压增量。</w:t>
       </w:r>
@@ -1896,9 +2533,14 @@
       </w:pPr>
       <w:r>
         <w:rPr>
-          <w:rFonts w:ascii="Noto Sans CJK SC" w:hAnsi="Noto Sans CJK SC" w:eastAsia="Noto Sans CJK SC" w:hint="eastAsia"/>
+          <w:rFonts w:ascii="Times New Roman" w:hAnsi="Times New Roman" w:cs="Times New Roman" w:eastAsia="黑体" w:hint="default"/>
           <w:b/>
           <w:sz w:val="28"/>
+          <w:color w:val="000000"/>
+          <w:outline w:val="0"/>
+          <w:shadow w:val="0"/>
+          <w:emboss w:val="0"/>
+          <w:imprint w:val="0"/>
         </w:rPr>
         <w:t>二、实验仪器设备及软件</w:t>
       </w:r>
@@ -1915,9 +2557,14 @@
       </w:pPr>
       <w:r>
         <w:rPr>
-          <w:rFonts w:ascii="Noto Serif CJK SC" w:hAnsi="Noto Serif CJK SC" w:eastAsia="Noto Serif CJK SC" w:hint="eastAsia"/>
+          <w:rFonts w:ascii="Times New Roman" w:hAnsi="Times New Roman" w:cs="Times New Roman" w:eastAsia="宋体" w:hint="default"/>
           <w:b w:val="0"/>
           <w:sz w:val="24"/>
+          <w:color w:val="000000"/>
+          <w:outline w:val="0"/>
+          <w:shadow w:val="0"/>
+          <w:emboss w:val="0"/>
+          <w:imprint w:val="0"/>
         </w:rPr>
         <w:t>共用设备及软件：传感器实验箱、主控模块、配套计算机、网线与电源线；本地传感器在线实验平台、出厂实验固件及传感器工具。计算机通过网线与主控模块通信，主控模块通过CAN或RS485与传感器模块通信。</w:t>
       </w:r>
@@ -1934,9 +2581,14 @@
       </w:pPr>
       <w:r>
         <w:rPr>
-          <w:rFonts w:ascii="Noto Serif CJK SC" w:hAnsi="Noto Serif CJK SC" w:eastAsia="Noto Serif CJK SC" w:hint="eastAsia"/>
+          <w:rFonts w:ascii="Times New Roman" w:hAnsi="Times New Roman" w:cs="Times New Roman" w:eastAsia="宋体" w:hint="default"/>
           <w:b w:val="0"/>
           <w:sz w:val="24"/>
+          <w:color w:val="000000"/>
+          <w:outline w:val="0"/>
+          <w:shadow w:val="0"/>
+          <w:emboss w:val="0"/>
+          <w:imprint w:val="0"/>
         </w:rPr>
         <w:t>本实验设备：力传感器模块、金属箔式应变片称重传感器、9针串口线、砝码及待称物体。原理图中桥臂标称350 Ω、供桥电压9 V；两只反馈电阻选56 kΩ。</w:t>
       </w:r>
@@ -1953,9 +2605,14 @@
       </w:pPr>
       <w:r>
         <w:rPr>
-          <w:rFonts w:ascii="Noto Serif CJK SC" w:hAnsi="Noto Serif CJK SC" w:eastAsia="Noto Serif CJK SC" w:hint="eastAsia"/>
+          <w:rFonts w:ascii="Times New Roman" w:hAnsi="Times New Roman" w:cs="Times New Roman" w:eastAsia="宋体" w:hint="default"/>
           <w:b w:val="0"/>
           <w:sz w:val="24"/>
+          <w:color w:val="000000"/>
+          <w:outline w:val="0"/>
+          <w:shadow w:val="0"/>
+          <w:emboss w:val="0"/>
+          <w:imprint w:val="0"/>
         </w:rPr>
         <w:t>设备编号、仪表具体型号及传感器精度等级：现有原始资料未记录，按实际实验情况补填。</w:t>
       </w:r>
@@ -1972,9 +2629,14 @@
       </w:pPr>
       <w:r>
         <w:rPr>
-          <w:rFonts w:ascii="Noto Sans CJK SC" w:hAnsi="Noto Sans CJK SC" w:eastAsia="Noto Sans CJK SC" w:hint="eastAsia"/>
+          <w:rFonts w:ascii="Times New Roman" w:hAnsi="Times New Roman" w:cs="Times New Roman" w:eastAsia="黑体" w:hint="default"/>
           <w:b/>
           <w:sz w:val="28"/>
+          <w:color w:val="000000"/>
+          <w:outline w:val="0"/>
+          <w:shadow w:val="0"/>
+          <w:emboss w:val="0"/>
+          <w:imprint w:val="0"/>
         </w:rPr>
         <w:t>三、实验方案及实现</w:t>
       </w:r>
@@ -1991,9 +2653,14 @@
       </w:pPr>
       <w:r>
         <w:rPr>
-          <w:rFonts w:ascii="Noto Serif CJK SC" w:hAnsi="Noto Serif CJK SC" w:eastAsia="Noto Serif CJK SC" w:hint="eastAsia"/>
+          <w:rFonts w:ascii="Times New Roman" w:hAnsi="Times New Roman" w:cs="Times New Roman" w:eastAsia="宋体" w:hint="default"/>
           <w:b w:val="0"/>
           <w:sz w:val="24"/>
+          <w:color w:val="000000"/>
+          <w:outline w:val="0"/>
+          <w:shadow w:val="0"/>
+          <w:emboss w:val="0"/>
+          <w:imprint w:val="0"/>
         </w:rPr>
         <w:t>实验前准备：按实验箱铭牌编号配置计算机IP，连接实验箱、主控模块与本实验传感器模块；在在线平台加载对应出厂固件，核对模块插槽与通信总线。所有传感器及附件均在断电状态下接线。</w:t>
       </w:r>
@@ -2010,9 +2677,14 @@
       </w:pPr>
       <w:r>
         <w:rPr>
-          <w:rFonts w:ascii="Noto Sans CJK SC" w:hAnsi="Noto Sans CJK SC" w:eastAsia="Noto Sans CJK SC" w:hint="eastAsia"/>
+          <w:rFonts w:ascii="Times New Roman" w:hAnsi="Times New Roman" w:cs="Times New Roman" w:eastAsia="黑体" w:hint="default"/>
           <w:b/>
           <w:sz w:val="24"/>
+          <w:color w:val="000000"/>
+          <w:outline w:val="0"/>
+          <w:shadow w:val="0"/>
+          <w:emboss w:val="0"/>
+          <w:imprint w:val="0"/>
         </w:rPr>
         <w:t>系统方案与操作步骤</w:t>
       </w:r>
@@ -2029,9 +2701,14 @@
       </w:pPr>
       <w:r>
         <w:rPr>
-          <w:rFonts w:ascii="Noto Serif CJK SC" w:hAnsi="Noto Serif CJK SC" w:eastAsia="Noto Serif CJK SC" w:hint="eastAsia"/>
+          <w:rFonts w:ascii="Times New Roman" w:hAnsi="Times New Roman" w:cs="Times New Roman" w:eastAsia="宋体" w:hint="default"/>
           <w:b w:val="0"/>
           <w:sz w:val="24"/>
+          <w:color w:val="000000"/>
+          <w:outline w:val="0"/>
+          <w:shadow w:val="0"/>
+          <w:emboss w:val="0"/>
+          <w:imprint w:val="0"/>
         </w:rPr>
         <w:t>系统方案：砝码载荷使弹性体上的应变片电阻改变；通过平台电子开关分别组成1/4桥、半桥和全桥。桥路两端差分信号送至仪表放大器VIN1、VIN2，TP1经A/D采集与主控模块传送至网页仪表；全桥经称重标定形成地磅应用。</w:t>
       </w:r>
@@ -2048,9 +2725,14 @@
       </w:pPr>
       <w:r>
         <w:rPr>
-          <w:rFonts w:ascii="Noto Serif CJK SC" w:hAnsi="Noto Serif CJK SC" w:eastAsia="Noto Serif CJK SC" w:hint="eastAsia"/>
+          <w:rFonts w:ascii="Times New Roman" w:hAnsi="Times New Roman" w:cs="Times New Roman" w:eastAsia="宋体" w:hint="default"/>
           <w:b w:val="0"/>
           <w:sz w:val="24"/>
+          <w:color w:val="000000"/>
+          <w:outline w:val="0"/>
+          <w:shadow w:val="0"/>
+          <w:emboss w:val="0"/>
+          <w:imprint w:val="0"/>
         </w:rPr>
         <w:t>1. 断电时用9针串口线连接力传感器模块与称重传感器，并拧紧插头螺钉；依次开启实验箱、主控模块和力传感器模块电源。</w:t>
       </w:r>
@@ -2067,9 +2749,14 @@
       </w:pPr>
       <w:r>
         <w:rPr>
-          <w:rFonts w:ascii="Noto Serif CJK SC" w:hAnsi="Noto Serif CJK SC" w:eastAsia="Noto Serif CJK SC" w:hint="eastAsia"/>
+          <w:rFonts w:ascii="Times New Roman" w:hAnsi="Times New Roman" w:cs="Times New Roman" w:eastAsia="宋体" w:hint="default"/>
           <w:b w:val="0"/>
           <w:sz w:val="24"/>
+          <w:color w:val="000000"/>
+          <w:outline w:val="0"/>
+          <w:shadow w:val="0"/>
+          <w:emboss w:val="0"/>
+          <w:imprint w:val="0"/>
         </w:rPr>
         <w:t>2. 进入“压力传感器及其应用实验”并重新加载对应固件，选用两只56 kΩ电阻，将TP1连至仪表；选入1/4桥，核对总增益约290。</w:t>
       </w:r>
@@ -2086,9 +2773,14 @@
       </w:pPr>
       <w:r>
         <w:rPr>
-          <w:rFonts w:ascii="Noto Serif CJK SC" w:hAnsi="Noto Serif CJK SC" w:eastAsia="Noto Serif CJK SC" w:hint="eastAsia"/>
+          <w:rFonts w:ascii="Times New Roman" w:hAnsi="Times New Roman" w:cs="Times New Roman" w:eastAsia="宋体" w:hint="default"/>
           <w:b w:val="0"/>
           <w:sz w:val="24"/>
+          <w:color w:val="000000"/>
+          <w:outline w:val="0"/>
+          <w:shadow w:val="0"/>
+          <w:emboss w:val="0"/>
+          <w:imprint w:val="0"/>
         </w:rPr>
         <w:t>3. 在称台无载荷时调节“DC电压设置”，使TP1输出处于300～500 mV，记录该桥零载荷电压。清空记录表，逐步加砝码，待电压稳定后记录质量及TP1电压；小幅跳变时读取稳定区间平均值。</w:t>
       </w:r>
@@ -2105,9 +2797,14 @@
       </w:pPr>
       <w:r>
         <w:rPr>
-          <w:rFonts w:ascii="Noto Serif CJK SC" w:hAnsi="Noto Serif CJK SC" w:eastAsia="Noto Serif CJK SC" w:hint="eastAsia"/>
+          <w:rFonts w:ascii="Times New Roman" w:hAnsi="Times New Roman" w:cs="Times New Roman" w:eastAsia="宋体" w:hint="default"/>
           <w:b w:val="0"/>
           <w:sz w:val="24"/>
+          <w:color w:val="000000"/>
+          <w:outline w:val="0"/>
+          <w:shadow w:val="0"/>
+          <w:emboss w:val="0"/>
+          <w:imprint w:val="0"/>
         </w:rPr>
         <w:t>4. 卸载全部砝码，依次换为半桥、全桥。每次换桥均在空载时重新进行基准调节并记录初始电压，保持相同反馈电阻和载荷序列，分别记录并导出各桥数据。</w:t>
       </w:r>
@@ -2124,9 +2821,14 @@
       </w:pPr>
       <w:r>
         <w:rPr>
-          <w:rFonts w:ascii="Noto Serif CJK SC" w:hAnsi="Noto Serif CJK SC" w:eastAsia="Noto Serif CJK SC" w:hint="eastAsia"/>
+          <w:rFonts w:ascii="Times New Roman" w:hAnsi="Times New Roman" w:cs="Times New Roman" w:eastAsia="宋体" w:hint="default"/>
           <w:b w:val="0"/>
           <w:sz w:val="24"/>
+          <w:color w:val="000000"/>
+          <w:outline w:val="0"/>
+          <w:shadow w:val="0"/>
+          <w:emboss w:val="0"/>
+          <w:imprint w:val="0"/>
         </w:rPr>
         <w:t>5. 应用阶段在全桥条件下进行称重标定，将标定参数输入平台，放置500 g以内的物体，待输出稳定后记录平台质量显示，以检验称重系统。</w:t>
       </w:r>
@@ -2143,9 +2845,14 @@
       </w:pPr>
       <w:r>
         <w:rPr>
-          <w:rFonts w:ascii="Noto Sans CJK SC" w:hAnsi="Noto Sans CJK SC" w:eastAsia="Noto Sans CJK SC" w:hint="eastAsia"/>
+          <w:rFonts w:ascii="Times New Roman" w:hAnsi="Times New Roman" w:cs="Times New Roman" w:eastAsia="黑体" w:hint="default"/>
           <w:b/>
           <w:sz w:val="24"/>
+          <w:color w:val="000000"/>
+          <w:outline w:val="0"/>
+          <w:shadow w:val="0"/>
+          <w:emboss w:val="0"/>
+          <w:imprint w:val="0"/>
         </w:rPr>
         <w:t>操作注意事项</w:t>
       </w:r>
@@ -2162,9 +2869,14 @@
       </w:pPr>
       <w:r>
         <w:rPr>
-          <w:rFonts w:ascii="Noto Serif CJK SC" w:hAnsi="Noto Serif CJK SC" w:eastAsia="Noto Serif CJK SC" w:hint="eastAsia"/>
+          <w:rFonts w:ascii="Times New Roman" w:hAnsi="Times New Roman" w:cs="Times New Roman" w:eastAsia="宋体" w:hint="default"/>
           <w:b w:val="0"/>
           <w:sz w:val="24"/>
+          <w:color w:val="000000"/>
+          <w:outline w:val="0"/>
+          <w:shadow w:val="0"/>
+          <w:emboss w:val="0"/>
+          <w:imprint w:val="0"/>
         </w:rPr>
         <w:t>勿触摸裸露电路元件；平稳放置砝码，不暴力按压称重传感器。每次换桥都要空载调零并记录初始电压。实验结束后先刷新网页再返回目录，正常关闭计算机与各设备电源，将传感器及附件归位。</w:t>
       </w:r>
@@ -2181,9 +2893,14 @@
       </w:pPr>
       <w:r>
         <w:rPr>
-          <w:rFonts w:ascii="Noto Sans CJK SC" w:hAnsi="Noto Sans CJK SC" w:eastAsia="Noto Sans CJK SC" w:hint="eastAsia"/>
+          <w:rFonts w:ascii="Times New Roman" w:hAnsi="Times New Roman" w:cs="Times New Roman" w:eastAsia="黑体" w:hint="default"/>
           <w:b/>
           <w:sz w:val="28"/>
+          <w:color w:val="000000"/>
+          <w:outline w:val="0"/>
+          <w:shadow w:val="0"/>
+          <w:emboss w:val="0"/>
+          <w:imprint w:val="0"/>
         </w:rPr>
         <w:t>四、实验数据记录及数据处理</w:t>
       </w:r>
@@ -2200,9 +2917,14 @@
       </w:pPr>
       <w:r>
         <w:rPr>
-          <w:rFonts w:ascii="Noto Sans CJK SC" w:hAnsi="Noto Sans CJK SC" w:eastAsia="Noto Sans CJK SC" w:hint="eastAsia"/>
+          <w:rFonts w:ascii="Times New Roman" w:hAnsi="Times New Roman" w:cs="Times New Roman" w:eastAsia="黑体" w:hint="default"/>
           <w:b/>
           <w:sz w:val="24"/>
+          <w:color w:val="000000"/>
+          <w:outline w:val="0"/>
+          <w:shadow w:val="0"/>
+          <w:emboss w:val="0"/>
+          <w:imprint w:val="0"/>
         </w:rPr>
         <w:t>（一）数据来源与处理方法</w:t>
       </w:r>
@@ -2219,9 +2941,14 @@
       </w:pPr>
       <w:r>
         <w:rPr>
-          <w:rFonts w:ascii="Noto Serif CJK SC" w:hAnsi="Noto Serif CJK SC" w:eastAsia="Noto Serif CJK SC" w:hint="eastAsia"/>
+          <w:rFonts w:ascii="Times New Roman" w:hAnsi="Times New Roman" w:cs="Times New Roman" w:eastAsia="宋体" w:hint="default"/>
           <w:b w:val="0"/>
           <w:sz w:val="24"/>
+          <w:color w:val="000000"/>
+          <w:outline w:val="0"/>
+          <w:shadow w:val="0"/>
+          <w:emboss w:val="0"/>
+          <w:imprint w:val="0"/>
         </w:rPr>
         <w:t>数据来自《实验数据.xlsx》Sheet1，保留全部原始测点。本实验共13组测点，质量范围0～1000 g。采用含截距的一阶最小二乘拟合，不进行非线性拟合。</w:t>
       </w:r>
@@ -2235,8 +2962,13 @@
         <w:ind w:left="0" w:leftChars="200" w:firstLine="0" w:right="0"/>
         <w:jc w:val="center"/>
         <w:rPr>
-          <w:rFonts w:hint="eastAsia" w:ascii="宋体" w:hAnsi="宋体"/>
+          <w:rFonts w:ascii="Times New Roman" w:hAnsi="Times New Roman" w:cs="Times New Roman" w:eastAsia="宋体" w:hint="default"/>
           <w:sz w:val="24"/>
+          <w:color w:val="000000"/>
+          <w:outline w:val="0"/>
+          <w:shadow w:val="0"/>
+          <w:emboss w:val="0"/>
+          <w:imprint w:val="0"/>
         </w:rPr>
         <w:snapToGrid w:val="0"/>
       </w:pPr>
@@ -2248,8 +2980,13 @@
               <m:r>
                 <m:rPr/>
                 <w:rPr>
-                  <w:rFonts w:ascii="Cambria Math" w:hAnsi="Cambria Math"/>
+                  <w:rFonts w:ascii="Cambria Math" w:hAnsi="Cambria Math" w:cs="Cambria Math" w:eastAsia="宋体" w:hint="default"/>
                   <w:sz w:val="24"/>
+                  <w:color w:val="000000"/>
+                  <w:outline w:val="0"/>
+                  <w:shadow w:val="0"/>
+                  <w:emboss w:val="0"/>
+                  <w:imprint w:val="0"/>
                 </w:rPr>
                 <m:t>r</m:t>
               </m:r>
@@ -2258,8 +2995,13 @@
               <m:r>
                 <m:rPr/>
                 <w:rPr>
-                  <w:rFonts w:ascii="Cambria Math" w:hAnsi="Cambria Math"/>
+                  <w:rFonts w:ascii="Cambria Math" w:hAnsi="Cambria Math" w:cs="Cambria Math" w:eastAsia="宋体" w:hint="default"/>
                   <w:sz w:val="24"/>
+                  <w:color w:val="000000"/>
+                  <w:outline w:val="0"/>
+                  <w:shadow w:val="0"/>
+                  <w:emboss w:val="0"/>
+                  <w:imprint w:val="0"/>
                 </w:rPr>
                 <m:t>i</m:t>
               </m:r>
@@ -2268,8 +3010,13 @@
           <m:r>
             <m:rPr/>
             <w:rPr>
-              <w:rFonts w:ascii="Cambria Math" w:hAnsi="Cambria Math"/>
+              <w:rFonts w:ascii="Cambria Math" w:hAnsi="Cambria Math" w:cs="Cambria Math" w:eastAsia="宋体" w:hint="default"/>
               <w:sz w:val="24"/>
+              <w:color w:val="000000"/>
+              <w:outline w:val="0"/>
+              <w:shadow w:val="0"/>
+              <w:emboss w:val="0"/>
+              <w:imprint w:val="0"/>
             </w:rPr>
             <m:t>=</m:t>
           </m:r>
@@ -2279,8 +3026,13 @@
               <m:r>
                 <m:rPr/>
                 <w:rPr>
-                  <w:rFonts w:ascii="Cambria Math" w:hAnsi="Cambria Math"/>
+                  <w:rFonts w:ascii="Cambria Math" w:hAnsi="Cambria Math" w:cs="Cambria Math" w:eastAsia="宋体" w:hint="default"/>
                   <w:sz w:val="24"/>
+                  <w:color w:val="000000"/>
+                  <w:outline w:val="0"/>
+                  <w:shadow w:val="0"/>
+                  <w:emboss w:val="0"/>
+                  <w:imprint w:val="0"/>
                 </w:rPr>
                 <m:t>y</m:t>
               </m:r>
@@ -2289,8 +3041,13 @@
               <m:r>
                 <m:rPr/>
                 <w:rPr>
-                  <w:rFonts w:ascii="Cambria Math" w:hAnsi="Cambria Math"/>
+                  <w:rFonts w:ascii="Cambria Math" w:hAnsi="Cambria Math" w:cs="Cambria Math" w:eastAsia="宋体" w:hint="default"/>
                   <w:sz w:val="24"/>
+                  <w:color w:val="000000"/>
+                  <w:outline w:val="0"/>
+                  <w:shadow w:val="0"/>
+                  <w:emboss w:val="0"/>
+                  <w:imprint w:val="0"/>
                 </w:rPr>
                 <m:t>i</m:t>
               </m:r>
@@ -2299,8 +3056,13 @@
           <m:r>
             <m:rPr/>
             <w:rPr>
-              <w:rFonts w:ascii="Cambria Math" w:hAnsi="Cambria Math"/>
+              <w:rFonts w:ascii="Cambria Math" w:hAnsi="Cambria Math" w:cs="Cambria Math" w:eastAsia="宋体" w:hint="default"/>
               <w:sz w:val="24"/>
+              <w:color w:val="000000"/>
+              <w:outline w:val="0"/>
+              <w:shadow w:val="0"/>
+              <w:emboss w:val="0"/>
+              <w:imprint w:val="0"/>
             </w:rPr>
             <m:t>− (a</m:t>
           </m:r>
@@ -2310,8 +3072,13 @@
               <m:r>
                 <m:rPr/>
                 <w:rPr>
-                  <w:rFonts w:ascii="Cambria Math" w:hAnsi="Cambria Math"/>
+                  <w:rFonts w:ascii="Cambria Math" w:hAnsi="Cambria Math" w:cs="Cambria Math" w:eastAsia="宋体" w:hint="default"/>
                   <w:sz w:val="24"/>
+                  <w:color w:val="000000"/>
+                  <w:outline w:val="0"/>
+                  <w:shadow w:val="0"/>
+                  <w:emboss w:val="0"/>
+                  <w:imprint w:val="0"/>
                 </w:rPr>
                 <m:t>x</m:t>
               </m:r>
@@ -2320,8 +3087,13 @@
               <m:r>
                 <m:rPr/>
                 <w:rPr>
-                  <w:rFonts w:ascii="Cambria Math" w:hAnsi="Cambria Math"/>
+                  <w:rFonts w:ascii="Cambria Math" w:hAnsi="Cambria Math" w:cs="Cambria Math" w:eastAsia="宋体" w:hint="default"/>
                   <w:sz w:val="24"/>
+                  <w:color w:val="000000"/>
+                  <w:outline w:val="0"/>
+                  <w:shadow w:val="0"/>
+                  <w:emboss w:val="0"/>
+                  <w:imprint w:val="0"/>
                 </w:rPr>
                 <m:t>i</m:t>
               </m:r>
@@ -2330,8 +3102,13 @@
           <m:r>
             <m:rPr/>
             <w:rPr>
-              <w:rFonts w:ascii="Cambria Math" w:hAnsi="Cambria Math"/>
+              <w:rFonts w:ascii="Cambria Math" w:hAnsi="Cambria Math" w:cs="Cambria Math" w:eastAsia="宋体" w:hint="default"/>
               <w:sz w:val="24"/>
+              <w:color w:val="000000"/>
+              <w:outline w:val="0"/>
+              <w:shadow w:val="0"/>
+              <w:emboss w:val="0"/>
+              <w:imprint w:val="0"/>
             </w:rPr>
             <m:t>+ b)</m:t>
           </m:r>
@@ -2347,8 +3124,13 @@
         <w:ind w:left="0" w:leftChars="200" w:firstLine="0" w:right="0"/>
         <w:jc w:val="center"/>
         <w:rPr>
-          <w:rFonts w:hint="eastAsia" w:ascii="宋体" w:hAnsi="宋体"/>
+          <w:rFonts w:ascii="Times New Roman" w:hAnsi="Times New Roman" w:cs="Times New Roman" w:eastAsia="宋体" w:hint="default"/>
           <w:sz w:val="24"/>
+          <w:color w:val="000000"/>
+          <w:outline w:val="0"/>
+          <w:shadow w:val="0"/>
+          <w:emboss w:val="0"/>
+          <w:imprint w:val="0"/>
         </w:rPr>
         <w:snapToGrid w:val="0"/>
       </w:pPr>
@@ -2357,8 +3139,13 @@
           <m:r>
             <m:rPr/>
             <w:rPr>
-              <w:rFonts w:ascii="Cambria Math" w:hAnsi="Cambria Math"/>
+              <w:rFonts w:ascii="Cambria Math" w:hAnsi="Cambria Math" w:cs="Cambria Math" w:eastAsia="宋体" w:hint="default"/>
               <w:sz w:val="24"/>
+              <w:color w:val="000000"/>
+              <w:outline w:val="0"/>
+              <w:shadow w:val="0"/>
+              <w:emboss w:val="0"/>
+              <w:imprint w:val="0"/>
             </w:rPr>
             <m:t>RMSE =</m:t>
           </m:r>
@@ -2380,8 +3167,13 @@
                       <m:r>
                         <m:rPr/>
                         <w:rPr>
-                          <w:rFonts w:ascii="Cambria Math" w:hAnsi="Cambria Math"/>
+                          <w:rFonts w:ascii="Cambria Math" w:hAnsi="Cambria Math" w:cs="Cambria Math" w:eastAsia="宋体" w:hint="default"/>
                           <w:sz w:val="24"/>
+                          <w:color w:val="000000"/>
+                          <w:outline w:val="0"/>
+                          <w:shadow w:val="0"/>
+                          <w:emboss w:val="0"/>
+                          <w:imprint w:val="0"/>
                         </w:rPr>
                         <m:t>i=1</m:t>
                       </m:r>
@@ -2390,8 +3182,13 @@
                       <m:r>
                         <m:rPr/>
                         <w:rPr>
-                          <w:rFonts w:ascii="Cambria Math" w:hAnsi="Cambria Math"/>
+                          <w:rFonts w:ascii="Cambria Math" w:hAnsi="Cambria Math" w:cs="Cambria Math" w:eastAsia="宋体" w:hint="default"/>
                           <w:sz w:val="24"/>
+                          <w:color w:val="000000"/>
+                          <w:outline w:val="0"/>
+                          <w:shadow w:val="0"/>
+                          <w:emboss w:val="0"/>
+                          <w:imprint w:val="0"/>
                         </w:rPr>
                         <m:t>n</m:t>
                       </m:r>
@@ -2406,8 +3203,13 @@
                               <m:r>
                                 <m:rPr/>
                                 <w:rPr>
-                                  <w:rFonts w:ascii="Cambria Math" w:hAnsi="Cambria Math"/>
+                                  <w:rFonts w:ascii="Cambria Math" w:hAnsi="Cambria Math" w:cs="Cambria Math" w:eastAsia="宋体" w:hint="default"/>
                                   <w:sz w:val="24"/>
+                                  <w:color w:val="000000"/>
+                                  <w:outline w:val="0"/>
+                                  <w:shadow w:val="0"/>
+                                  <w:emboss w:val="0"/>
+                                  <w:imprint w:val="0"/>
                                 </w:rPr>
                                 <m:t>r</m:t>
                               </m:r>
@@ -2416,8 +3218,13 @@
                               <m:r>
                                 <m:rPr/>
                                 <w:rPr>
-                                  <w:rFonts w:ascii="Cambria Math" w:hAnsi="Cambria Math"/>
+                                  <w:rFonts w:ascii="Cambria Math" w:hAnsi="Cambria Math" w:cs="Cambria Math" w:eastAsia="宋体" w:hint="default"/>
                                   <w:sz w:val="24"/>
+                                  <w:color w:val="000000"/>
+                                  <w:outline w:val="0"/>
+                                  <w:shadow w:val="0"/>
+                                  <w:emboss w:val="0"/>
+                                  <w:imprint w:val="0"/>
                                 </w:rPr>
                                 <m:t>i</m:t>
                               </m:r>
@@ -2428,8 +3235,13 @@
                           <m:r>
                             <m:rPr/>
                             <w:rPr>
-                              <w:rFonts w:ascii="Cambria Math" w:hAnsi="Cambria Math"/>
+                              <w:rFonts w:ascii="Cambria Math" w:hAnsi="Cambria Math" w:cs="Cambria Math" w:eastAsia="宋体" w:hint="default"/>
                               <w:sz w:val="24"/>
+                              <w:color w:val="000000"/>
+                              <w:outline w:val="0"/>
+                              <w:shadow w:val="0"/>
+                              <w:emboss w:val="0"/>
+                              <w:imprint w:val="0"/>
                             </w:rPr>
                             <m:t>2</m:t>
                           </m:r>
@@ -2442,8 +3254,13 @@
                   <m:r>
                     <m:rPr/>
                     <w:rPr>
-                      <w:rFonts w:ascii="Cambria Math" w:hAnsi="Cambria Math"/>
+                      <w:rFonts w:ascii="Cambria Math" w:hAnsi="Cambria Math" w:cs="Cambria Math" w:eastAsia="宋体" w:hint="default"/>
                       <w:sz w:val="24"/>
+                      <w:color w:val="000000"/>
+                      <w:outline w:val="0"/>
+                      <w:shadow w:val="0"/>
+                      <w:emboss w:val="0"/>
+                      <w:imprint w:val="0"/>
                     </w:rPr>
                     <m:t>n</m:t>
                   </m:r>
@@ -2463,8 +3280,13 @@
         <w:ind w:left="0" w:leftChars="200" w:firstLine="0" w:right="0"/>
         <w:jc w:val="center"/>
         <w:rPr>
-          <w:rFonts w:hint="eastAsia" w:ascii="宋体" w:hAnsi="宋体"/>
+          <w:rFonts w:ascii="Times New Roman" w:hAnsi="Times New Roman" w:cs="Times New Roman" w:eastAsia="宋体" w:hint="default"/>
           <w:sz w:val="24"/>
+          <w:color w:val="000000"/>
+          <w:outline w:val="0"/>
+          <w:shadow w:val="0"/>
+          <w:emboss w:val="0"/>
+          <w:imprint w:val="0"/>
         </w:rPr>
         <w:snapToGrid w:val="0"/>
       </w:pPr>
@@ -2476,8 +3298,13 @@
               <m:r>
                 <m:rPr/>
                 <w:rPr>
-                  <w:rFonts w:ascii="Cambria Math" w:hAnsi="Cambria Math"/>
+                  <w:rFonts w:ascii="Cambria Math" w:hAnsi="Cambria Math" w:cs="Cambria Math" w:eastAsia="宋体" w:hint="default"/>
                   <w:sz w:val="24"/>
+                  <w:color w:val="000000"/>
+                  <w:outline w:val="0"/>
+                  <w:shadow w:val="0"/>
+                  <w:emboss w:val="0"/>
+                  <w:imprint w:val="0"/>
                 </w:rPr>
                 <m:t>δ</m:t>
               </m:r>
@@ -2486,8 +3313,13 @@
               <m:r>
                 <m:rPr/>
                 <w:rPr>
-                  <w:rFonts w:ascii="Cambria Math" w:hAnsi="Cambria Math"/>
+                  <w:rFonts w:ascii="Cambria Math" w:hAnsi="Cambria Math" w:cs="Cambria Math" w:eastAsia="宋体" w:hint="default"/>
                   <w:sz w:val="24"/>
+                  <w:color w:val="000000"/>
+                  <w:outline w:val="0"/>
+                  <w:shadow w:val="0"/>
+                  <w:emboss w:val="0"/>
+                  <w:imprint w:val="0"/>
                 </w:rPr>
                 <m:t>LF</m:t>
               </m:r>
@@ -2496,8 +3328,13 @@
           <m:r>
             <m:rPr/>
             <w:rPr>
-              <w:rFonts w:ascii="Cambria Math" w:hAnsi="Cambria Math"/>
+              <w:rFonts w:ascii="Cambria Math" w:hAnsi="Cambria Math" w:cs="Cambria Math" w:eastAsia="宋体" w:hint="default"/>
               <w:sz w:val="24"/>
+              <w:color w:val="000000"/>
+              <w:outline w:val="0"/>
+              <w:shadow w:val="0"/>
+              <w:emboss w:val="0"/>
+              <w:imprint w:val="0"/>
             </w:rPr>
             <m:t>=</m:t>
           </m:r>
@@ -2507,8 +3344,13 @@
               <m:r>
                 <m:rPr/>
                 <w:rPr>
-                  <w:rFonts w:ascii="Cambria Math" w:hAnsi="Cambria Math"/>
+                  <w:rFonts w:ascii="Cambria Math" w:hAnsi="Cambria Math" w:cs="Cambria Math" w:eastAsia="宋体" w:hint="default"/>
                   <w:sz w:val="24"/>
+                  <w:color w:val="000000"/>
+                  <w:outline w:val="0"/>
+                  <w:shadow w:val="0"/>
+                  <w:emboss w:val="0"/>
+                  <w:imprint w:val="0"/>
                 </w:rPr>
                 <m:t>max |</m:t>
               </m:r>
@@ -2518,8 +3360,13 @@
                   <m:r>
                     <m:rPr/>
                     <w:rPr>
-                      <w:rFonts w:ascii="Cambria Math" w:hAnsi="Cambria Math"/>
+                      <w:rFonts w:ascii="Cambria Math" w:hAnsi="Cambria Math" w:cs="Cambria Math" w:eastAsia="宋体" w:hint="default"/>
                       <w:sz w:val="24"/>
+                      <w:color w:val="000000"/>
+                      <w:outline w:val="0"/>
+                      <w:shadow w:val="0"/>
+                      <w:emboss w:val="0"/>
+                      <w:imprint w:val="0"/>
                     </w:rPr>
                     <m:t>r</m:t>
                   </m:r>
@@ -2528,8 +3375,13 @@
                   <m:r>
                     <m:rPr/>
                     <w:rPr>
-                      <w:rFonts w:ascii="Cambria Math" w:hAnsi="Cambria Math"/>
+                      <w:rFonts w:ascii="Cambria Math" w:hAnsi="Cambria Math" w:cs="Cambria Math" w:eastAsia="宋体" w:hint="default"/>
                       <w:sz w:val="24"/>
+                      <w:color w:val="000000"/>
+                      <w:outline w:val="0"/>
+                      <w:shadow w:val="0"/>
+                      <w:emboss w:val="0"/>
+                      <w:imprint w:val="0"/>
                     </w:rPr>
                     <m:t>i</m:t>
                   </m:r>
@@ -2538,8 +3390,13 @@
               <m:r>
                 <m:rPr/>
                 <w:rPr>
-                  <w:rFonts w:ascii="Cambria Math" w:hAnsi="Cambria Math"/>
+                  <w:rFonts w:ascii="Cambria Math" w:hAnsi="Cambria Math" w:cs="Cambria Math" w:eastAsia="宋体" w:hint="default"/>
                   <w:sz w:val="24"/>
+                  <w:color w:val="000000"/>
+                  <w:outline w:val="0"/>
+                  <w:shadow w:val="0"/>
+                  <w:emboss w:val="0"/>
+                  <w:imprint w:val="0"/>
                 </w:rPr>
                 <m:t>|</m:t>
               </m:r>
@@ -2548,8 +3405,13 @@
               <m:r>
                 <m:rPr/>
                 <w:rPr>
-                  <w:rFonts w:ascii="Cambria Math" w:hAnsi="Cambria Math"/>
+                  <w:rFonts w:ascii="Cambria Math" w:hAnsi="Cambria Math" w:cs="Cambria Math" w:eastAsia="宋体" w:hint="default"/>
                   <w:sz w:val="24"/>
+                  <w:color w:val="000000"/>
+                  <w:outline w:val="0"/>
+                  <w:shadow w:val="0"/>
+                  <w:emboss w:val="0"/>
+                  <w:imprint w:val="0"/>
                 </w:rPr>
                 <m:t>|a| (</m:t>
               </m:r>
@@ -2559,8 +3421,13 @@
                   <m:r>
                     <m:rPr/>
                     <w:rPr>
-                      <w:rFonts w:ascii="Cambria Math" w:hAnsi="Cambria Math"/>
+                      <w:rFonts w:ascii="Cambria Math" w:hAnsi="Cambria Math" w:cs="Cambria Math" w:eastAsia="宋体" w:hint="default"/>
                       <w:sz w:val="24"/>
+                      <w:color w:val="000000"/>
+                      <w:outline w:val="0"/>
+                      <w:shadow w:val="0"/>
+                      <w:emboss w:val="0"/>
+                      <w:imprint w:val="0"/>
                     </w:rPr>
                     <m:t>x</m:t>
                   </m:r>
@@ -2569,8 +3436,13 @@
                   <m:r>
                     <m:rPr/>
                     <w:rPr>
-                      <w:rFonts w:ascii="Cambria Math" w:hAnsi="Cambria Math"/>
+                      <w:rFonts w:ascii="Cambria Math" w:hAnsi="Cambria Math" w:cs="Cambria Math" w:eastAsia="宋体" w:hint="default"/>
                       <w:sz w:val="24"/>
+                      <w:color w:val="000000"/>
+                      <w:outline w:val="0"/>
+                      <w:shadow w:val="0"/>
+                      <w:emboss w:val="0"/>
+                      <w:imprint w:val="0"/>
                     </w:rPr>
                     <m:t>max</m:t>
                   </m:r>
@@ -2579,8 +3451,13 @@
               <m:r>
                 <m:rPr/>
                 <w:rPr>
-                  <w:rFonts w:ascii="Cambria Math" w:hAnsi="Cambria Math"/>
+                  <w:rFonts w:ascii="Cambria Math" w:hAnsi="Cambria Math" w:cs="Cambria Math" w:eastAsia="宋体" w:hint="default"/>
                   <w:sz w:val="24"/>
+                  <w:color w:val="000000"/>
+                  <w:outline w:val="0"/>
+                  <w:shadow w:val="0"/>
+                  <w:emboss w:val="0"/>
+                  <w:imprint w:val="0"/>
                 </w:rPr>
                 <m:t>−</m:t>
               </m:r>
@@ -2590,8 +3467,13 @@
                   <m:r>
                     <m:rPr/>
                     <w:rPr>
-                      <w:rFonts w:ascii="Cambria Math" w:hAnsi="Cambria Math"/>
+                      <w:rFonts w:ascii="Cambria Math" w:hAnsi="Cambria Math" w:cs="Cambria Math" w:eastAsia="宋体" w:hint="default"/>
                       <w:sz w:val="24"/>
+                      <w:color w:val="000000"/>
+                      <w:outline w:val="0"/>
+                      <w:shadow w:val="0"/>
+                      <w:emboss w:val="0"/>
+                      <w:imprint w:val="0"/>
                     </w:rPr>
                     <m:t>x</m:t>
                   </m:r>
@@ -2600,8 +3482,13 @@
                   <m:r>
                     <m:rPr/>
                     <w:rPr>
-                      <w:rFonts w:ascii="Cambria Math" w:hAnsi="Cambria Math"/>
+                      <w:rFonts w:ascii="Cambria Math" w:hAnsi="Cambria Math" w:cs="Cambria Math" w:eastAsia="宋体" w:hint="default"/>
                       <w:sz w:val="24"/>
+                      <w:color w:val="000000"/>
+                      <w:outline w:val="0"/>
+                      <w:shadow w:val="0"/>
+                      <w:emboss w:val="0"/>
+                      <w:imprint w:val="0"/>
                     </w:rPr>
                     <m:t>min</m:t>
                   </m:r>
@@ -2610,8 +3497,13 @@
               <m:r>
                 <m:rPr/>
                 <w:rPr>
-                  <w:rFonts w:ascii="Cambria Math" w:hAnsi="Cambria Math"/>
+                  <w:rFonts w:ascii="Cambria Math" w:hAnsi="Cambria Math" w:cs="Cambria Math" w:eastAsia="宋体" w:hint="default"/>
                   <w:sz w:val="24"/>
+                  <w:color w:val="000000"/>
+                  <w:outline w:val="0"/>
+                  <w:shadow w:val="0"/>
+                  <w:emboss w:val="0"/>
+                  <w:imprint w:val="0"/>
                 </w:rPr>
                 <m:t>)</m:t>
               </m:r>
@@ -2620,8 +3512,13 @@
           <m:r>
             <m:rPr/>
             <w:rPr>
-              <w:rFonts w:ascii="Cambria Math" w:hAnsi="Cambria Math"/>
+              <w:rFonts w:ascii="Cambria Math" w:hAnsi="Cambria Math" w:cs="Cambria Math" w:eastAsia="宋体" w:hint="default"/>
               <w:sz w:val="24"/>
+              <w:color w:val="000000"/>
+              <w:outline w:val="0"/>
+              <w:shadow w:val="0"/>
+              <w:emboss w:val="0"/>
+              <w:imprint w:val="0"/>
             </w:rPr>
             <m:t>× 100%</m:t>
           </m:r>
@@ -2640,9 +3537,14 @@
       </w:pPr>
       <w:r>
         <w:rPr>
-          <w:rFonts w:ascii="Noto Serif CJK SC" w:hAnsi="Noto Serif CJK SC" w:eastAsia="Noto Serif CJK SC" w:hint="eastAsia"/>
+          <w:rFonts w:ascii="Times New Roman" w:hAnsi="Times New Roman" w:cs="Times New Roman" w:eastAsia="宋体" w:hint="default"/>
           <w:b w:val="0"/>
           <w:sz w:val="24"/>
+          <w:color w:val="000000"/>
+          <w:outline w:val="0"/>
+          <w:shadow w:val="0"/>
+          <w:emboss w:val="0"/>
+          <w:imprint w:val="0"/>
         </w:rPr>
         <w:t>x为质量m（g），y为输出电压U（mV）；斜率a的单位为mV/g，截距b与残差r的单位为mV。n为测点数。非线性δLF的分子为最大绝对残差，分母为拟合直线在已测范围内的输出跨度，两者单位相同。本报告的%FS统一使用此拟合跨度作基准，不代表器件铭牌满量程。</w:t>
       </w:r>
@@ -2659,9 +3561,14 @@
       </w:pPr>
       <w:r>
         <w:rPr>
-          <w:rFonts w:ascii="Noto Serif CJK SC" w:hAnsi="Noto Serif CJK SC" w:eastAsia="Noto Serif CJK SC" w:hint="eastAsia"/>
+          <w:rFonts w:ascii="Times New Roman" w:hAnsi="Times New Roman" w:cs="Times New Roman" w:eastAsia="宋体" w:hint="default"/>
           <w:b w:val="0"/>
           <w:sz w:val="24"/>
+          <w:color w:val="000000"/>
+          <w:outline w:val="0"/>
+          <w:shadow w:val="0"/>
+          <w:emboss w:val="0"/>
+          <w:imprint w:val="0"/>
         </w:rPr>
         <w:t>最大绝对残差保留最不利测点的信息，用于计算非线性；RMSE利用全部测点，反映整体偏离程度。R²只说明线性趋势。含截距最小二乘残差的均值接近零，不能用它评价误差大小。</w:t>
       </w:r>
@@ -2678,9 +3585,14 @@
       </w:pPr>
       <w:r>
         <w:rPr>
-          <w:rFonts w:ascii="Noto Sans CJK SC" w:hAnsi="Noto Sans CJK SC" w:eastAsia="Noto Sans CJK SC" w:hint="eastAsia"/>
+          <w:rFonts w:ascii="Times New Roman" w:hAnsi="Times New Roman" w:cs="Times New Roman" w:eastAsia="黑体" w:hint="default"/>
           <w:b/>
           <w:sz w:val="24"/>
+          <w:color w:val="000000"/>
+          <w:outline w:val="0"/>
+          <w:shadow w:val="0"/>
+          <w:emboss w:val="0"/>
+          <w:imprint w:val="0"/>
         </w:rPr>
         <w:t>（二）原始数据、扣零与特性拟合</w:t>
       </w:r>
@@ -2697,9 +3609,14 @@
       </w:pPr>
       <w:r>
         <w:rPr>
-          <w:rFonts w:ascii="Noto Serif CJK SC" w:hAnsi="Noto Serif CJK SC" w:eastAsia="Noto Serif CJK SC" w:hint="eastAsia"/>
+          <w:rFonts w:ascii="Times New Roman" w:hAnsi="Times New Roman" w:cs="Times New Roman" w:eastAsia="宋体" w:hint="default"/>
           <w:b w:val="0"/>
           <w:sz w:val="24"/>
+          <w:color w:val="000000"/>
+          <w:outline w:val="0"/>
+          <w:shadow w:val="0"/>
+          <w:emboss w:val="0"/>
+          <w:imprint w:val="0"/>
         </w:rPr>
         <w:t>原始加载量以质量m（g）记录，先绘制m-U曲线。按标准重力加速度9.80665 m/s²换算，F=0.00980665m（N）。三种电桥的力灵敏度为12.1797、30.8149、61.1058 mV/N；受压面积未知，结果以载荷力表示。</w:t>
       </w:r>
@@ -2713,8 +3630,13 @@
         <w:ind w:left="0" w:leftChars="200" w:firstLine="0" w:right="0"/>
         <w:jc w:val="center"/>
         <w:rPr>
-          <w:rFonts w:hint="eastAsia" w:ascii="宋体" w:hAnsi="宋体"/>
+          <w:rFonts w:ascii="Times New Roman" w:hAnsi="Times New Roman" w:cs="Times New Roman" w:eastAsia="宋体" w:hint="default"/>
           <w:sz w:val="24"/>
+          <w:color w:val="000000"/>
+          <w:outline w:val="0"/>
+          <w:shadow w:val="0"/>
+          <w:emboss w:val="0"/>
+          <w:imprint w:val="0"/>
         </w:rPr>
         <w:snapToGrid w:val="0"/>
       </w:pPr>
@@ -2723,8 +3645,13 @@
           <m:r>
             <m:rPr/>
             <w:rPr>
-              <w:rFonts w:ascii="Cambria Math" w:hAnsi="Cambria Math"/>
+              <w:rFonts w:ascii="Cambria Math" w:hAnsi="Cambria Math" w:cs="Cambria Math" w:eastAsia="宋体" w:hint="default"/>
               <w:sz w:val="24"/>
+              <w:color w:val="000000"/>
+              <w:outline w:val="0"/>
+              <w:shadow w:val="0"/>
+              <w:emboss w:val="0"/>
+              <w:imprint w:val="0"/>
             </w:rPr>
             <m:t>Δ</m:t>
           </m:r>
@@ -2734,8 +3661,13 @@
               <m:r>
                 <m:rPr/>
                 <w:rPr>
-                  <w:rFonts w:ascii="Cambria Math" w:hAnsi="Cambria Math"/>
+                  <w:rFonts w:ascii="Cambria Math" w:hAnsi="Cambria Math" w:cs="Cambria Math" w:eastAsia="宋体" w:hint="default"/>
                   <w:sz w:val="24"/>
+                  <w:color w:val="000000"/>
+                  <w:outline w:val="0"/>
+                  <w:shadow w:val="0"/>
+                  <w:emboss w:val="0"/>
+                  <w:imprint w:val="0"/>
                 </w:rPr>
                 <m:t>U</m:t>
               </m:r>
@@ -2744,8 +3676,13 @@
               <m:r>
                 <m:rPr/>
                 <w:rPr>
-                  <w:rFonts w:ascii="Cambria Math" w:hAnsi="Cambria Math"/>
+                  <w:rFonts w:ascii="Cambria Math" w:hAnsi="Cambria Math" w:cs="Cambria Math" w:eastAsia="宋体" w:hint="default"/>
                   <w:sz w:val="24"/>
+                  <w:color w:val="000000"/>
+                  <w:outline w:val="0"/>
+                  <w:shadow w:val="0"/>
+                  <w:emboss w:val="0"/>
+                  <w:imprint w:val="0"/>
                 </w:rPr>
                 <m:t>j,i</m:t>
               </m:r>
@@ -2754,8 +3691,13 @@
           <m:r>
             <m:rPr/>
             <w:rPr>
-              <w:rFonts w:ascii="Cambria Math" w:hAnsi="Cambria Math"/>
+              <w:rFonts w:ascii="Cambria Math" w:hAnsi="Cambria Math" w:cs="Cambria Math" w:eastAsia="宋体" w:hint="default"/>
               <w:sz w:val="24"/>
+              <w:color w:val="000000"/>
+              <w:outline w:val="0"/>
+              <w:shadow w:val="0"/>
+              <w:emboss w:val="0"/>
+              <w:imprint w:val="0"/>
             </w:rPr>
             <m:t>=</m:t>
           </m:r>
@@ -2765,8 +3707,13 @@
               <m:r>
                 <m:rPr/>
                 <w:rPr>
-                  <w:rFonts w:ascii="Cambria Math" w:hAnsi="Cambria Math"/>
+                  <w:rFonts w:ascii="Cambria Math" w:hAnsi="Cambria Math" w:cs="Cambria Math" w:eastAsia="宋体" w:hint="default"/>
                   <w:sz w:val="24"/>
+                  <w:color w:val="000000"/>
+                  <w:outline w:val="0"/>
+                  <w:shadow w:val="0"/>
+                  <w:emboss w:val="0"/>
+                  <w:imprint w:val="0"/>
                 </w:rPr>
                 <m:t>U</m:t>
               </m:r>
@@ -2775,8 +3722,13 @@
               <m:r>
                 <m:rPr/>
                 <w:rPr>
-                  <w:rFonts w:ascii="Cambria Math" w:hAnsi="Cambria Math"/>
+                  <w:rFonts w:ascii="Cambria Math" w:hAnsi="Cambria Math" w:cs="Cambria Math" w:eastAsia="宋体" w:hint="default"/>
                   <w:sz w:val="24"/>
+                  <w:color w:val="000000"/>
+                  <w:outline w:val="0"/>
+                  <w:shadow w:val="0"/>
+                  <w:emboss w:val="0"/>
+                  <w:imprint w:val="0"/>
                 </w:rPr>
                 <m:t>j,i</m:t>
               </m:r>
@@ -2785,8 +3737,13 @@
           <m:r>
             <m:rPr/>
             <w:rPr>
-              <w:rFonts w:ascii="Cambria Math" w:hAnsi="Cambria Math"/>
+              <w:rFonts w:ascii="Cambria Math" w:hAnsi="Cambria Math" w:cs="Cambria Math" w:eastAsia="宋体" w:hint="default"/>
               <w:sz w:val="24"/>
+              <w:color w:val="000000"/>
+              <w:outline w:val="0"/>
+              <w:shadow w:val="0"/>
+              <w:emboss w:val="0"/>
+              <w:imprint w:val="0"/>
             </w:rPr>
             <m:t>−</m:t>
           </m:r>
@@ -2796,8 +3753,13 @@
               <m:r>
                 <m:rPr/>
                 <w:rPr>
-                  <w:rFonts w:ascii="Cambria Math" w:hAnsi="Cambria Math"/>
+                  <w:rFonts w:ascii="Cambria Math" w:hAnsi="Cambria Math" w:cs="Cambria Math" w:eastAsia="宋体" w:hint="default"/>
                   <w:sz w:val="24"/>
+                  <w:color w:val="000000"/>
+                  <w:outline w:val="0"/>
+                  <w:shadow w:val="0"/>
+                  <w:emboss w:val="0"/>
+                  <w:imprint w:val="0"/>
                 </w:rPr>
                 <m:t>U</m:t>
               </m:r>
@@ -2806,8 +3768,13 @@
               <m:r>
                 <m:rPr/>
                 <w:rPr>
-                  <w:rFonts w:ascii="Cambria Math" w:hAnsi="Cambria Math"/>
+                  <w:rFonts w:ascii="Cambria Math" w:hAnsi="Cambria Math" w:cs="Cambria Math" w:eastAsia="宋体" w:hint="default"/>
                   <w:sz w:val="24"/>
+                  <w:color w:val="000000"/>
+                  <w:outline w:val="0"/>
+                  <w:shadow w:val="0"/>
+                  <w:emboss w:val="0"/>
+                  <w:imprint w:val="0"/>
                 </w:rPr>
                 <m:t>j,0</m:t>
               </m:r>
@@ -2828,9 +3795,14 @@
       </w:pPr>
       <w:r>
         <w:rPr>
-          <w:rFonts w:ascii="Noto Serif CJK SC" w:hAnsi="Noto Serif CJK SC" w:eastAsia="Noto Serif CJK SC" w:hint="eastAsia"/>
+          <w:rFonts w:ascii="Times New Roman" w:hAnsi="Times New Roman" w:cs="Times New Roman" w:eastAsia="宋体" w:hint="default"/>
           <w:b w:val="0"/>
           <w:sz w:val="24"/>
+          <w:color w:val="000000"/>
+          <w:outline w:val="0"/>
+          <w:shadow w:val="0"/>
+          <w:emboss w:val="0"/>
+          <w:imprint w:val="0"/>
         </w:rPr>
         <w:t>j代表单臂、半桥、全桥，各自零载输出为330、407、321 mV。扣除本桥零点后再比较增量，零载点的0/0比值不计。拟合保留截距：先对原电压作直线拟合，再将截距减去对应零载电压，即得到ΔU的拟合式。</w:t>
       </w:r>
@@ -2847,9 +3819,14 @@
       </w:pPr>
       <w:r>
         <w:rPr>
-          <w:rFonts w:ascii="Noto Serif CJK SC" w:hAnsi="Noto Serif CJK SC" w:eastAsia="Noto Serif CJK SC" w:hint="eastAsia"/>
+          <w:rFonts w:ascii="Times New Roman" w:hAnsi="Times New Roman" w:cs="Times New Roman" w:eastAsia="黑体" w:hint="default"/>
           <w:b/>
           <w:sz w:val="22"/>
+          <w:color w:val="000000"/>
+          <w:outline w:val="0"/>
+          <w:shadow w:val="0"/>
+          <w:emboss w:val="0"/>
+          <w:imprint w:val="0"/>
         </w:rPr>
         <w:t>表1　三种电桥原始输出及扣零电压增量</w:t>
       </w:r>
@@ -2907,9 +3884,14 @@
             </w:pPr>
             <w:r>
               <w:rPr>
-                <w:rFonts w:ascii="Noto Sans CJK SC" w:hAnsi="Noto Sans CJK SC" w:eastAsia="Noto Sans CJK SC" w:hint="eastAsia"/>
+                <w:rFonts w:ascii="Times New Roman" w:hAnsi="Times New Roman" w:cs="Times New Roman" w:eastAsia="黑体" w:hint="default"/>
                 <w:b/>
                 <w:sz w:val="21"/>
+                <w:color w:val="000000"/>
+                <w:outline w:val="0"/>
+                <w:shadow w:val="0"/>
+                <w:emboss w:val="0"/>
+                <w:imprint w:val="0"/>
               </w:rPr>
               <w:t>质量m</w:t>
               <w:br/>
@@ -2935,9 +3917,14 @@
             </w:pPr>
             <w:r>
               <w:rPr>
-                <w:rFonts w:ascii="Noto Sans CJK SC" w:hAnsi="Noto Sans CJK SC" w:eastAsia="Noto Sans CJK SC" w:hint="eastAsia"/>
+                <w:rFonts w:ascii="Times New Roman" w:hAnsi="Times New Roman" w:cs="Times New Roman" w:eastAsia="黑体" w:hint="default"/>
                 <w:b/>
                 <w:sz w:val="21"/>
+                <w:color w:val="000000"/>
+                <w:outline w:val="0"/>
+                <w:shadow w:val="0"/>
+                <w:emboss w:val="0"/>
+                <w:imprint w:val="0"/>
               </w:rPr>
               <w:t>1/4桥U</w:t>
               <w:br/>
@@ -2963,9 +3950,14 @@
             </w:pPr>
             <w:r>
               <w:rPr>
-                <w:rFonts w:ascii="Noto Sans CJK SC" w:hAnsi="Noto Sans CJK SC" w:eastAsia="Noto Sans CJK SC" w:hint="eastAsia"/>
+                <w:rFonts w:ascii="Times New Roman" w:hAnsi="Times New Roman" w:cs="Times New Roman" w:eastAsia="黑体" w:hint="default"/>
                 <w:b/>
                 <w:sz w:val="21"/>
+                <w:color w:val="000000"/>
+                <w:outline w:val="0"/>
+                <w:shadow w:val="0"/>
+                <w:emboss w:val="0"/>
+                <w:imprint w:val="0"/>
               </w:rPr>
               <w:t>半桥U</w:t>
               <w:br/>
@@ -2991,9 +3983,14 @@
             </w:pPr>
             <w:r>
               <w:rPr>
-                <w:rFonts w:ascii="Noto Sans CJK SC" w:hAnsi="Noto Sans CJK SC" w:eastAsia="Noto Sans CJK SC" w:hint="eastAsia"/>
+                <w:rFonts w:ascii="Times New Roman" w:hAnsi="Times New Roman" w:cs="Times New Roman" w:eastAsia="黑体" w:hint="default"/>
                 <w:b/>
                 <w:sz w:val="21"/>
+                <w:color w:val="000000"/>
+                <w:outline w:val="0"/>
+                <w:shadow w:val="0"/>
+                <w:emboss w:val="0"/>
+                <w:imprint w:val="0"/>
               </w:rPr>
               <w:t>全桥U</w:t>
               <w:br/>
@@ -3019,9 +4016,14 @@
             </w:pPr>
             <w:r>
               <w:rPr>
-                <w:rFonts w:ascii="Noto Sans CJK SC" w:hAnsi="Noto Sans CJK SC" w:eastAsia="Noto Sans CJK SC" w:hint="eastAsia"/>
+                <w:rFonts w:ascii="Times New Roman" w:hAnsi="Times New Roman" w:cs="Times New Roman" w:eastAsia="黑体" w:hint="default"/>
                 <w:b/>
                 <w:sz w:val="21"/>
+                <w:color w:val="000000"/>
+                <w:outline w:val="0"/>
+                <w:shadow w:val="0"/>
+                <w:emboss w:val="0"/>
+                <w:imprint w:val="0"/>
               </w:rPr>
               <w:t>1/4桥ΔU</w:t>
               <w:br/>
@@ -3047,9 +4049,14 @@
             </w:pPr>
             <w:r>
               <w:rPr>
-                <w:rFonts w:ascii="Noto Sans CJK SC" w:hAnsi="Noto Sans CJK SC" w:eastAsia="Noto Sans CJK SC" w:hint="eastAsia"/>
+                <w:rFonts w:ascii="Times New Roman" w:hAnsi="Times New Roman" w:cs="Times New Roman" w:eastAsia="黑体" w:hint="default"/>
                 <w:b/>
                 <w:sz w:val="21"/>
+                <w:color w:val="000000"/>
+                <w:outline w:val="0"/>
+                <w:shadow w:val="0"/>
+                <w:emboss w:val="0"/>
+                <w:imprint w:val="0"/>
               </w:rPr>
               <w:t>半桥ΔU</w:t>
               <w:br/>
@@ -3075,9 +4082,14 @@
             </w:pPr>
             <w:r>
               <w:rPr>
-                <w:rFonts w:ascii="Noto Sans CJK SC" w:hAnsi="Noto Sans CJK SC" w:eastAsia="Noto Sans CJK SC" w:hint="eastAsia"/>
+                <w:rFonts w:ascii="Times New Roman" w:hAnsi="Times New Roman" w:cs="Times New Roman" w:eastAsia="黑体" w:hint="default"/>
                 <w:b/>
                 <w:sz w:val="21"/>
+                <w:color w:val="000000"/>
+                <w:outline w:val="0"/>
+                <w:shadow w:val="0"/>
+                <w:emboss w:val="0"/>
+                <w:imprint w:val="0"/>
               </w:rPr>
               <w:t>全桥ΔU</w:t>
               <w:br/>
@@ -3107,9 +4119,14 @@
             </w:pPr>
             <w:r>
               <w:rPr>
-                <w:rFonts w:ascii="Noto Serif CJK SC" w:hAnsi="Noto Serif CJK SC" w:eastAsia="Noto Serif CJK SC" w:hint="eastAsia"/>
+                <w:rFonts w:ascii="Times New Roman" w:hAnsi="Times New Roman" w:cs="Times New Roman" w:eastAsia="宋体" w:hint="default"/>
                 <w:b w:val="0"/>
                 <w:sz w:val="21"/>
+                <w:color w:val="000000"/>
+                <w:outline w:val="0"/>
+                <w:shadow w:val="0"/>
+                <w:emboss w:val="0"/>
+                <w:imprint w:val="0"/>
               </w:rPr>
               <w:t>0</w:t>
             </w:r>
@@ -3132,9 +4149,14 @@
             </w:pPr>
             <w:r>
               <w:rPr>
-                <w:rFonts w:ascii="Noto Serif CJK SC" w:hAnsi="Noto Serif CJK SC" w:eastAsia="Noto Serif CJK SC" w:hint="eastAsia"/>
+                <w:rFonts w:ascii="Times New Roman" w:hAnsi="Times New Roman" w:cs="Times New Roman" w:eastAsia="宋体" w:hint="default"/>
                 <w:b w:val="0"/>
                 <w:sz w:val="21"/>
+                <w:color w:val="000000"/>
+                <w:outline w:val="0"/>
+                <w:shadow w:val="0"/>
+                <w:emboss w:val="0"/>
+                <w:imprint w:val="0"/>
               </w:rPr>
               <w:t>330</w:t>
             </w:r>
@@ -3157,9 +4179,14 @@
             </w:pPr>
             <w:r>
               <w:rPr>
-                <w:rFonts w:ascii="Noto Serif CJK SC" w:hAnsi="Noto Serif CJK SC" w:eastAsia="Noto Serif CJK SC" w:hint="eastAsia"/>
+                <w:rFonts w:ascii="Times New Roman" w:hAnsi="Times New Roman" w:cs="Times New Roman" w:eastAsia="宋体" w:hint="default"/>
                 <w:b w:val="0"/>
                 <w:sz w:val="21"/>
+                <w:color w:val="000000"/>
+                <w:outline w:val="0"/>
+                <w:shadow w:val="0"/>
+                <w:emboss w:val="0"/>
+                <w:imprint w:val="0"/>
               </w:rPr>
               <w:t>407</w:t>
             </w:r>
@@ -3182,9 +4209,14 @@
             </w:pPr>
             <w:r>
               <w:rPr>
-                <w:rFonts w:ascii="Noto Serif CJK SC" w:hAnsi="Noto Serif CJK SC" w:eastAsia="Noto Serif CJK SC" w:hint="eastAsia"/>
+                <w:rFonts w:ascii="Times New Roman" w:hAnsi="Times New Roman" w:cs="Times New Roman" w:eastAsia="宋体" w:hint="default"/>
                 <w:b w:val="0"/>
                 <w:sz w:val="21"/>
+                <w:color w:val="000000"/>
+                <w:outline w:val="0"/>
+                <w:shadow w:val="0"/>
+                <w:emboss w:val="0"/>
+                <w:imprint w:val="0"/>
               </w:rPr>
               <w:t>321</w:t>
             </w:r>
@@ -3207,9 +4239,14 @@
             </w:pPr>
             <w:r>
               <w:rPr>
-                <w:rFonts w:ascii="Noto Serif CJK SC" w:hAnsi="Noto Serif CJK SC" w:eastAsia="Noto Serif CJK SC" w:hint="eastAsia"/>
+                <w:rFonts w:ascii="Times New Roman" w:hAnsi="Times New Roman" w:cs="Times New Roman" w:eastAsia="宋体" w:hint="default"/>
                 <w:b w:val="0"/>
                 <w:sz w:val="21"/>
+                <w:color w:val="000000"/>
+                <w:outline w:val="0"/>
+                <w:shadow w:val="0"/>
+                <w:emboss w:val="0"/>
+                <w:imprint w:val="0"/>
               </w:rPr>
               <w:t>0</w:t>
             </w:r>
@@ -3232,9 +4269,14 @@
             </w:pPr>
             <w:r>
               <w:rPr>
-                <w:rFonts w:ascii="Noto Serif CJK SC" w:hAnsi="Noto Serif CJK SC" w:eastAsia="Noto Serif CJK SC" w:hint="eastAsia"/>
+                <w:rFonts w:ascii="Times New Roman" w:hAnsi="Times New Roman" w:cs="Times New Roman" w:eastAsia="宋体" w:hint="default"/>
                 <w:b w:val="0"/>
                 <w:sz w:val="21"/>
+                <w:color w:val="000000"/>
+                <w:outline w:val="0"/>
+                <w:shadow w:val="0"/>
+                <w:emboss w:val="0"/>
+                <w:imprint w:val="0"/>
               </w:rPr>
               <w:t>0</w:t>
             </w:r>
@@ -3257,9 +4299,14 @@
             </w:pPr>
             <w:r>
               <w:rPr>
-                <w:rFonts w:ascii="Noto Serif CJK SC" w:hAnsi="Noto Serif CJK SC" w:eastAsia="Noto Serif CJK SC" w:hint="eastAsia"/>
+                <w:rFonts w:ascii="Times New Roman" w:hAnsi="Times New Roman" w:cs="Times New Roman" w:eastAsia="宋体" w:hint="default"/>
                 <w:b w:val="0"/>
                 <w:sz w:val="21"/>
+                <w:color w:val="000000"/>
+                <w:outline w:val="0"/>
+                <w:shadow w:val="0"/>
+                <w:emboss w:val="0"/>
+                <w:imprint w:val="0"/>
               </w:rPr>
               <w:t>0</w:t>
             </w:r>
@@ -3287,9 +4334,14 @@
             </w:pPr>
             <w:r>
               <w:rPr>
-                <w:rFonts w:ascii="Noto Serif CJK SC" w:hAnsi="Noto Serif CJK SC" w:eastAsia="Noto Serif CJK SC" w:hint="eastAsia"/>
+                <w:rFonts w:ascii="Times New Roman" w:hAnsi="Times New Roman" w:cs="Times New Roman" w:eastAsia="宋体" w:hint="default"/>
                 <w:b w:val="0"/>
                 <w:sz w:val="21"/>
+                <w:color w:val="000000"/>
+                <w:outline w:val="0"/>
+                <w:shadow w:val="0"/>
+                <w:emboss w:val="0"/>
+                <w:imprint w:val="0"/>
               </w:rPr>
               <w:t>100</w:t>
             </w:r>
@@ -3312,9 +4364,14 @@
             </w:pPr>
             <w:r>
               <w:rPr>
-                <w:rFonts w:ascii="Noto Serif CJK SC" w:hAnsi="Noto Serif CJK SC" w:eastAsia="Noto Serif CJK SC" w:hint="eastAsia"/>
+                <w:rFonts w:ascii="Times New Roman" w:hAnsi="Times New Roman" w:cs="Times New Roman" w:eastAsia="宋体" w:hint="default"/>
                 <w:b w:val="0"/>
                 <w:sz w:val="21"/>
+                <w:color w:val="000000"/>
+                <w:outline w:val="0"/>
+                <w:shadow w:val="0"/>
+                <w:emboss w:val="0"/>
+                <w:imprint w:val="0"/>
               </w:rPr>
               <w:t>342</w:t>
             </w:r>
@@ -3337,9 +4394,14 @@
             </w:pPr>
             <w:r>
               <w:rPr>
-                <w:rFonts w:ascii="Noto Serif CJK SC" w:hAnsi="Noto Serif CJK SC" w:eastAsia="Noto Serif CJK SC" w:hint="eastAsia"/>
+                <w:rFonts w:ascii="Times New Roman" w:hAnsi="Times New Roman" w:cs="Times New Roman" w:eastAsia="宋体" w:hint="default"/>
                 <w:b w:val="0"/>
                 <w:sz w:val="21"/>
+                <w:color w:val="000000"/>
+                <w:outline w:val="0"/>
+                <w:shadow w:val="0"/>
+                <w:emboss w:val="0"/>
+                <w:imprint w:val="0"/>
               </w:rPr>
               <w:t>436</w:t>
             </w:r>
@@ -3362,9 +4424,14 @@
             </w:pPr>
             <w:r>
               <w:rPr>
-                <w:rFonts w:ascii="Noto Serif CJK SC" w:hAnsi="Noto Serif CJK SC" w:eastAsia="Noto Serif CJK SC" w:hint="eastAsia"/>
+                <w:rFonts w:ascii="Times New Roman" w:hAnsi="Times New Roman" w:cs="Times New Roman" w:eastAsia="宋体" w:hint="default"/>
                 <w:b w:val="0"/>
                 <w:sz w:val="21"/>
+                <w:color w:val="000000"/>
+                <w:outline w:val="0"/>
+                <w:shadow w:val="0"/>
+                <w:emboss w:val="0"/>
+                <w:imprint w:val="0"/>
               </w:rPr>
               <w:t>381</w:t>
             </w:r>
@@ -3387,9 +4454,14 @@
             </w:pPr>
             <w:r>
               <w:rPr>
-                <w:rFonts w:ascii="Noto Serif CJK SC" w:hAnsi="Noto Serif CJK SC" w:eastAsia="Noto Serif CJK SC" w:hint="eastAsia"/>
+                <w:rFonts w:ascii="Times New Roman" w:hAnsi="Times New Roman" w:cs="Times New Roman" w:eastAsia="宋体" w:hint="default"/>
                 <w:b w:val="0"/>
                 <w:sz w:val="21"/>
+                <w:color w:val="000000"/>
+                <w:outline w:val="0"/>
+                <w:shadow w:val="0"/>
+                <w:emboss w:val="0"/>
+                <w:imprint w:val="0"/>
               </w:rPr>
               <w:t>12</w:t>
             </w:r>
@@ -3412,9 +4484,14 @@
             </w:pPr>
             <w:r>
               <w:rPr>
-                <w:rFonts w:ascii="Noto Serif CJK SC" w:hAnsi="Noto Serif CJK SC" w:eastAsia="Noto Serif CJK SC" w:hint="eastAsia"/>
+                <w:rFonts w:ascii="Times New Roman" w:hAnsi="Times New Roman" w:cs="Times New Roman" w:eastAsia="宋体" w:hint="default"/>
                 <w:b w:val="0"/>
                 <w:sz w:val="21"/>
+                <w:color w:val="000000"/>
+                <w:outline w:val="0"/>
+                <w:shadow w:val="0"/>
+                <w:emboss w:val="0"/>
+                <w:imprint w:val="0"/>
               </w:rPr>
               <w:t>29</w:t>
             </w:r>
@@ -3437,9 +4514,14 @@
             </w:pPr>
             <w:r>
               <w:rPr>
-                <w:rFonts w:ascii="Noto Serif CJK SC" w:hAnsi="Noto Serif CJK SC" w:eastAsia="Noto Serif CJK SC" w:hint="eastAsia"/>
+                <w:rFonts w:ascii="Times New Roman" w:hAnsi="Times New Roman" w:cs="Times New Roman" w:eastAsia="宋体" w:hint="default"/>
                 <w:b w:val="0"/>
                 <w:sz w:val="21"/>
+                <w:color w:val="000000"/>
+                <w:outline w:val="0"/>
+                <w:shadow w:val="0"/>
+                <w:emboss w:val="0"/>
+                <w:imprint w:val="0"/>
               </w:rPr>
               <w:t>60</w:t>
             </w:r>
@@ -3467,9 +4549,14 @@
             </w:pPr>
             <w:r>
               <w:rPr>
-                <w:rFonts w:ascii="Noto Serif CJK SC" w:hAnsi="Noto Serif CJK SC" w:eastAsia="Noto Serif CJK SC" w:hint="eastAsia"/>
+                <w:rFonts w:ascii="Times New Roman" w:hAnsi="Times New Roman" w:cs="Times New Roman" w:eastAsia="宋体" w:hint="default"/>
                 <w:b w:val="0"/>
                 <w:sz w:val="21"/>
+                <w:color w:val="000000"/>
+                <w:outline w:val="0"/>
+                <w:shadow w:val="0"/>
+                <w:emboss w:val="0"/>
+                <w:imprint w:val="0"/>
               </w:rPr>
               <w:t>150</w:t>
             </w:r>
@@ -3492,9 +4579,14 @@
             </w:pPr>
             <w:r>
               <w:rPr>
-                <w:rFonts w:ascii="Noto Serif CJK SC" w:hAnsi="Noto Serif CJK SC" w:eastAsia="Noto Serif CJK SC" w:hint="eastAsia"/>
+                <w:rFonts w:ascii="Times New Roman" w:hAnsi="Times New Roman" w:cs="Times New Roman" w:eastAsia="宋体" w:hint="default"/>
                 <w:b w:val="0"/>
                 <w:sz w:val="21"/>
+                <w:color w:val="000000"/>
+                <w:outline w:val="0"/>
+                <w:shadow w:val="0"/>
+                <w:emboss w:val="0"/>
+                <w:imprint w:val="0"/>
               </w:rPr>
               <w:t>348</w:t>
             </w:r>
@@ -3517,9 +4609,14 @@
             </w:pPr>
             <w:r>
               <w:rPr>
-                <w:rFonts w:ascii="Noto Serif CJK SC" w:hAnsi="Noto Serif CJK SC" w:eastAsia="Noto Serif CJK SC" w:hint="eastAsia"/>
+                <w:rFonts w:ascii="Times New Roman" w:hAnsi="Times New Roman" w:cs="Times New Roman" w:eastAsia="宋体" w:hint="default"/>
                 <w:b w:val="0"/>
                 <w:sz w:val="21"/>
+                <w:color w:val="000000"/>
+                <w:outline w:val="0"/>
+                <w:shadow w:val="0"/>
+                <w:emboss w:val="0"/>
+                <w:imprint w:val="0"/>
               </w:rPr>
               <w:t>452</w:t>
             </w:r>
@@ -3542,9 +4639,14 @@
             </w:pPr>
             <w:r>
               <w:rPr>
-                <w:rFonts w:ascii="Noto Serif CJK SC" w:hAnsi="Noto Serif CJK SC" w:eastAsia="Noto Serif CJK SC" w:hint="eastAsia"/>
+                <w:rFonts w:ascii="Times New Roman" w:hAnsi="Times New Roman" w:cs="Times New Roman" w:eastAsia="宋体" w:hint="default"/>
                 <w:b w:val="0"/>
                 <w:sz w:val="21"/>
+                <w:color w:val="000000"/>
+                <w:outline w:val="0"/>
+                <w:shadow w:val="0"/>
+                <w:emboss w:val="0"/>
+                <w:imprint w:val="0"/>
               </w:rPr>
               <w:t>414</w:t>
             </w:r>
@@ -3567,9 +4669,14 @@
             </w:pPr>
             <w:r>
               <w:rPr>
-                <w:rFonts w:ascii="Noto Serif CJK SC" w:hAnsi="Noto Serif CJK SC" w:eastAsia="Noto Serif CJK SC" w:hint="eastAsia"/>
+                <w:rFonts w:ascii="Times New Roman" w:hAnsi="Times New Roman" w:cs="Times New Roman" w:eastAsia="宋体" w:hint="default"/>
                 <w:b w:val="0"/>
                 <w:sz w:val="21"/>
+                <w:color w:val="000000"/>
+                <w:outline w:val="0"/>
+                <w:shadow w:val="0"/>
+                <w:emboss w:val="0"/>
+                <w:imprint w:val="0"/>
               </w:rPr>
               <w:t>18</w:t>
             </w:r>
@@ -3592,9 +4699,14 @@
             </w:pPr>
             <w:r>
               <w:rPr>
-                <w:rFonts w:ascii="Noto Serif CJK SC" w:hAnsi="Noto Serif CJK SC" w:eastAsia="Noto Serif CJK SC" w:hint="eastAsia"/>
+                <w:rFonts w:ascii="Times New Roman" w:hAnsi="Times New Roman" w:cs="Times New Roman" w:eastAsia="宋体" w:hint="default"/>
                 <w:b w:val="0"/>
                 <w:sz w:val="21"/>
+                <w:color w:val="000000"/>
+                <w:outline w:val="0"/>
+                <w:shadow w:val="0"/>
+                <w:emboss w:val="0"/>
+                <w:imprint w:val="0"/>
               </w:rPr>
               <w:t>45</w:t>
             </w:r>
@@ -3617,9 +4729,14 @@
             </w:pPr>
             <w:r>
               <w:rPr>
-                <w:rFonts w:ascii="Noto Serif CJK SC" w:hAnsi="Noto Serif CJK SC" w:eastAsia="Noto Serif CJK SC" w:hint="eastAsia"/>
+                <w:rFonts w:ascii="Times New Roman" w:hAnsi="Times New Roman" w:cs="Times New Roman" w:eastAsia="宋体" w:hint="default"/>
                 <w:b w:val="0"/>
                 <w:sz w:val="21"/>
+                <w:color w:val="000000"/>
+                <w:outline w:val="0"/>
+                <w:shadow w:val="0"/>
+                <w:emboss w:val="0"/>
+                <w:imprint w:val="0"/>
               </w:rPr>
               <w:t>93</w:t>
             </w:r>
@@ -3647,9 +4764,14 @@
             </w:pPr>
             <w:r>
               <w:rPr>
-                <w:rFonts w:ascii="Noto Serif CJK SC" w:hAnsi="Noto Serif CJK SC" w:eastAsia="Noto Serif CJK SC" w:hint="eastAsia"/>
+                <w:rFonts w:ascii="Times New Roman" w:hAnsi="Times New Roman" w:cs="Times New Roman" w:eastAsia="宋体" w:hint="default"/>
                 <w:b w:val="0"/>
                 <w:sz w:val="21"/>
+                <w:color w:val="000000"/>
+                <w:outline w:val="0"/>
+                <w:shadow w:val="0"/>
+                <w:emboss w:val="0"/>
+                <w:imprint w:val="0"/>
               </w:rPr>
               <w:t>250</w:t>
             </w:r>
@@ -3672,9 +4794,14 @@
             </w:pPr>
             <w:r>
               <w:rPr>
-                <w:rFonts w:ascii="Noto Serif CJK SC" w:hAnsi="Noto Serif CJK SC" w:eastAsia="Noto Serif CJK SC" w:hint="eastAsia"/>
+                <w:rFonts w:ascii="Times New Roman" w:hAnsi="Times New Roman" w:cs="Times New Roman" w:eastAsia="宋体" w:hint="default"/>
                 <w:b w:val="0"/>
                 <w:sz w:val="21"/>
+                <w:color w:val="000000"/>
+                <w:outline w:val="0"/>
+                <w:shadow w:val="0"/>
+                <w:emboss w:val="0"/>
+                <w:imprint w:val="0"/>
               </w:rPr>
               <w:t>355</w:t>
             </w:r>
@@ -3697,9 +4824,14 @@
             </w:pPr>
             <w:r>
               <w:rPr>
-                <w:rFonts w:ascii="Noto Serif CJK SC" w:hAnsi="Noto Serif CJK SC" w:eastAsia="Noto Serif CJK SC" w:hint="eastAsia"/>
+                <w:rFonts w:ascii="Times New Roman" w:hAnsi="Times New Roman" w:cs="Times New Roman" w:eastAsia="宋体" w:hint="default"/>
                 <w:b w:val="0"/>
                 <w:sz w:val="21"/>
+                <w:color w:val="000000"/>
+                <w:outline w:val="0"/>
+                <w:shadow w:val="0"/>
+                <w:emboss w:val="0"/>
+                <w:imprint w:val="0"/>
               </w:rPr>
               <w:t>481</w:t>
             </w:r>
@@ -3722,9 +4854,14 @@
             </w:pPr>
             <w:r>
               <w:rPr>
-                <w:rFonts w:ascii="Noto Serif CJK SC" w:hAnsi="Noto Serif CJK SC" w:eastAsia="Noto Serif CJK SC" w:hint="eastAsia"/>
+                <w:rFonts w:ascii="Times New Roman" w:hAnsi="Times New Roman" w:cs="Times New Roman" w:eastAsia="宋体" w:hint="default"/>
                 <w:b w:val="0"/>
                 <w:sz w:val="21"/>
+                <w:color w:val="000000"/>
+                <w:outline w:val="0"/>
+                <w:shadow w:val="0"/>
+                <w:emboss w:val="0"/>
+                <w:imprint w:val="0"/>
               </w:rPr>
               <w:t>475</w:t>
             </w:r>
@@ -3747,9 +4884,14 @@
             </w:pPr>
             <w:r>
               <w:rPr>
-                <w:rFonts w:ascii="Noto Serif CJK SC" w:hAnsi="Noto Serif CJK SC" w:eastAsia="Noto Serif CJK SC" w:hint="eastAsia"/>
+                <w:rFonts w:ascii="Times New Roman" w:hAnsi="Times New Roman" w:cs="Times New Roman" w:eastAsia="宋体" w:hint="default"/>
                 <w:b w:val="0"/>
                 <w:sz w:val="21"/>
+                <w:color w:val="000000"/>
+                <w:outline w:val="0"/>
+                <w:shadow w:val="0"/>
+                <w:emboss w:val="0"/>
+                <w:imprint w:val="0"/>
               </w:rPr>
               <w:t>25</w:t>
             </w:r>
@@ -3772,9 +4914,14 @@
             </w:pPr>
             <w:r>
               <w:rPr>
-                <w:rFonts w:ascii="Noto Serif CJK SC" w:hAnsi="Noto Serif CJK SC" w:eastAsia="Noto Serif CJK SC" w:hint="eastAsia"/>
+                <w:rFonts w:ascii="Times New Roman" w:hAnsi="Times New Roman" w:cs="Times New Roman" w:eastAsia="宋体" w:hint="default"/>
                 <w:b w:val="0"/>
                 <w:sz w:val="21"/>
+                <w:color w:val="000000"/>
+                <w:outline w:val="0"/>
+                <w:shadow w:val="0"/>
+                <w:emboss w:val="0"/>
+                <w:imprint w:val="0"/>
               </w:rPr>
               <w:t>74</w:t>
             </w:r>
@@ -3797,9 +4944,14 @@
             </w:pPr>
             <w:r>
               <w:rPr>
-                <w:rFonts w:ascii="Noto Serif CJK SC" w:hAnsi="Noto Serif CJK SC" w:eastAsia="Noto Serif CJK SC" w:hint="eastAsia"/>
+                <w:rFonts w:ascii="Times New Roman" w:hAnsi="Times New Roman" w:cs="Times New Roman" w:eastAsia="宋体" w:hint="default"/>
                 <w:b w:val="0"/>
                 <w:sz w:val="21"/>
+                <w:color w:val="000000"/>
+                <w:outline w:val="0"/>
+                <w:shadow w:val="0"/>
+                <w:emboss w:val="0"/>
+                <w:imprint w:val="0"/>
               </w:rPr>
               <w:t>154</w:t>
             </w:r>
@@ -3827,9 +4979,14 @@
             </w:pPr>
             <w:r>
               <w:rPr>
-                <w:rFonts w:ascii="Noto Serif CJK SC" w:hAnsi="Noto Serif CJK SC" w:eastAsia="Noto Serif CJK SC" w:hint="eastAsia"/>
+                <w:rFonts w:ascii="Times New Roman" w:hAnsi="Times New Roman" w:cs="Times New Roman" w:eastAsia="宋体" w:hint="default"/>
                 <w:b w:val="0"/>
                 <w:sz w:val="21"/>
+                <w:color w:val="000000"/>
+                <w:outline w:val="0"/>
+                <w:shadow w:val="0"/>
+                <w:emboss w:val="0"/>
+                <w:imprint w:val="0"/>
               </w:rPr>
               <w:t>350</w:t>
             </w:r>
@@ -3852,9 +5009,14 @@
             </w:pPr>
             <w:r>
               <w:rPr>
-                <w:rFonts w:ascii="Noto Serif CJK SC" w:hAnsi="Noto Serif CJK SC" w:eastAsia="Noto Serif CJK SC" w:hint="eastAsia"/>
+                <w:rFonts w:ascii="Times New Roman" w:hAnsi="Times New Roman" w:cs="Times New Roman" w:eastAsia="宋体" w:hint="default"/>
                 <w:b w:val="0"/>
                 <w:sz w:val="21"/>
+                <w:color w:val="000000"/>
+                <w:outline w:val="0"/>
+                <w:shadow w:val="0"/>
+                <w:emboss w:val="0"/>
+                <w:imprint w:val="0"/>
               </w:rPr>
               <w:t>365</w:t>
             </w:r>
@@ -3877,9 +5039,14 @@
             </w:pPr>
             <w:r>
               <w:rPr>
-                <w:rFonts w:ascii="Noto Serif CJK SC" w:hAnsi="Noto Serif CJK SC" w:eastAsia="Noto Serif CJK SC" w:hint="eastAsia"/>
+                <w:rFonts w:ascii="Times New Roman" w:hAnsi="Times New Roman" w:cs="Times New Roman" w:eastAsia="宋体" w:hint="default"/>
                 <w:b w:val="0"/>
                 <w:sz w:val="21"/>
+                <w:color w:val="000000"/>
+                <w:outline w:val="0"/>
+                <w:shadow w:val="0"/>
+                <w:emboss w:val="0"/>
+                <w:imprint w:val="0"/>
               </w:rPr>
               <w:t>512</w:t>
             </w:r>
@@ -3902,9 +5069,14 @@
             </w:pPr>
             <w:r>
               <w:rPr>
-                <w:rFonts w:ascii="Noto Serif CJK SC" w:hAnsi="Noto Serif CJK SC" w:eastAsia="Noto Serif CJK SC" w:hint="eastAsia"/>
+                <w:rFonts w:ascii="Times New Roman" w:hAnsi="Times New Roman" w:cs="Times New Roman" w:eastAsia="宋体" w:hint="default"/>
                 <w:b w:val="0"/>
                 <w:sz w:val="21"/>
+                <w:color w:val="000000"/>
+                <w:outline w:val="0"/>
+                <w:shadow w:val="0"/>
+                <w:emboss w:val="0"/>
+                <w:imprint w:val="0"/>
               </w:rPr>
               <w:t>536</w:t>
             </w:r>
@@ -3927,9 +5099,14 @@
             </w:pPr>
             <w:r>
               <w:rPr>
-                <w:rFonts w:ascii="Noto Serif CJK SC" w:hAnsi="Noto Serif CJK SC" w:eastAsia="Noto Serif CJK SC" w:hint="eastAsia"/>
+                <w:rFonts w:ascii="Times New Roman" w:hAnsi="Times New Roman" w:cs="Times New Roman" w:eastAsia="宋体" w:hint="default"/>
                 <w:b w:val="0"/>
                 <w:sz w:val="21"/>
+                <w:color w:val="000000"/>
+                <w:outline w:val="0"/>
+                <w:shadow w:val="0"/>
+                <w:emboss w:val="0"/>
+                <w:imprint w:val="0"/>
               </w:rPr>
               <w:t>35</w:t>
             </w:r>
@@ -3952,9 +5129,14 @@
             </w:pPr>
             <w:r>
               <w:rPr>
-                <w:rFonts w:ascii="Noto Serif CJK SC" w:hAnsi="Noto Serif CJK SC" w:eastAsia="Noto Serif CJK SC" w:hint="eastAsia"/>
+                <w:rFonts w:ascii="Times New Roman" w:hAnsi="Times New Roman" w:cs="Times New Roman" w:eastAsia="宋体" w:hint="default"/>
                 <w:b w:val="0"/>
                 <w:sz w:val="21"/>
+                <w:color w:val="000000"/>
+                <w:outline w:val="0"/>
+                <w:shadow w:val="0"/>
+                <w:emboss w:val="0"/>
+                <w:imprint w:val="0"/>
               </w:rPr>
               <w:t>105</w:t>
             </w:r>
@@ -3977,9 +5159,14 @@
             </w:pPr>
             <w:r>
               <w:rPr>
-                <w:rFonts w:ascii="Noto Serif CJK SC" w:hAnsi="Noto Serif CJK SC" w:eastAsia="Noto Serif CJK SC" w:hint="eastAsia"/>
+                <w:rFonts w:ascii="Times New Roman" w:hAnsi="Times New Roman" w:cs="Times New Roman" w:eastAsia="宋体" w:hint="default"/>
                 <w:b w:val="0"/>
                 <w:sz w:val="21"/>
+                <w:color w:val="000000"/>
+                <w:outline w:val="0"/>
+                <w:shadow w:val="0"/>
+                <w:emboss w:val="0"/>
+                <w:imprint w:val="0"/>
               </w:rPr>
               <w:t>215</w:t>
             </w:r>
@@ -4007,9 +5194,14 @@
             </w:pPr>
             <w:r>
               <w:rPr>
-                <w:rFonts w:ascii="Noto Serif CJK SC" w:hAnsi="Noto Serif CJK SC" w:eastAsia="Noto Serif CJK SC" w:hint="eastAsia"/>
+                <w:rFonts w:ascii="Times New Roman" w:hAnsi="Times New Roman" w:cs="Times New Roman" w:eastAsia="宋体" w:hint="default"/>
                 <w:b w:val="0"/>
                 <w:sz w:val="21"/>
+                <w:color w:val="000000"/>
+                <w:outline w:val="0"/>
+                <w:shadow w:val="0"/>
+                <w:emboss w:val="0"/>
+                <w:imprint w:val="0"/>
               </w:rPr>
               <w:t>400</w:t>
             </w:r>
@@ -4032,9 +5224,14 @@
             </w:pPr>
             <w:r>
               <w:rPr>
-                <w:rFonts w:ascii="Noto Serif CJK SC" w:hAnsi="Noto Serif CJK SC" w:eastAsia="Noto Serif CJK SC" w:hint="eastAsia"/>
+                <w:rFonts w:ascii="Times New Roman" w:hAnsi="Times New Roman" w:cs="Times New Roman" w:eastAsia="宋体" w:hint="default"/>
                 <w:b w:val="0"/>
                 <w:sz w:val="21"/>
+                <w:color w:val="000000"/>
+                <w:outline w:val="0"/>
+                <w:shadow w:val="0"/>
+                <w:emboss w:val="0"/>
+                <w:imprint w:val="0"/>
               </w:rPr>
               <w:t>372</w:t>
             </w:r>
@@ -4057,9 +5254,14 @@
             </w:pPr>
             <w:r>
               <w:rPr>
-                <w:rFonts w:ascii="Noto Serif CJK SC" w:hAnsi="Noto Serif CJK SC" w:eastAsia="Noto Serif CJK SC" w:hint="eastAsia"/>
+                <w:rFonts w:ascii="Times New Roman" w:hAnsi="Times New Roman" w:cs="Times New Roman" w:eastAsia="宋体" w:hint="default"/>
                 <w:b w:val="0"/>
                 <w:sz w:val="21"/>
+                <w:color w:val="000000"/>
+                <w:outline w:val="0"/>
+                <w:shadow w:val="0"/>
+                <w:emboss w:val="0"/>
+                <w:imprint w:val="0"/>
               </w:rPr>
               <w:t>527</w:t>
             </w:r>
@@ -4082,9 +5284,14 @@
             </w:pPr>
             <w:r>
               <w:rPr>
-                <w:rFonts w:ascii="Noto Serif CJK SC" w:hAnsi="Noto Serif CJK SC" w:eastAsia="Noto Serif CJK SC" w:hint="eastAsia"/>
+                <w:rFonts w:ascii="Times New Roman" w:hAnsi="Times New Roman" w:cs="Times New Roman" w:eastAsia="宋体" w:hint="default"/>
                 <w:b w:val="0"/>
                 <w:sz w:val="21"/>
+                <w:color w:val="000000"/>
+                <w:outline w:val="0"/>
+                <w:shadow w:val="0"/>
+                <w:emboss w:val="0"/>
+                <w:imprint w:val="0"/>
               </w:rPr>
               <w:t>567</w:t>
             </w:r>
@@ -4107,9 +5314,14 @@
             </w:pPr>
             <w:r>
               <w:rPr>
-                <w:rFonts w:ascii="Noto Serif CJK SC" w:hAnsi="Noto Serif CJK SC" w:eastAsia="Noto Serif CJK SC" w:hint="eastAsia"/>
+                <w:rFonts w:ascii="Times New Roman" w:hAnsi="Times New Roman" w:cs="Times New Roman" w:eastAsia="宋体" w:hint="default"/>
                 <w:b w:val="0"/>
                 <w:sz w:val="21"/>
+                <w:color w:val="000000"/>
+                <w:outline w:val="0"/>
+                <w:shadow w:val="0"/>
+                <w:emboss w:val="0"/>
+                <w:imprint w:val="0"/>
               </w:rPr>
               <w:t>42</w:t>
             </w:r>
@@ -4132,9 +5344,14 @@
             </w:pPr>
             <w:r>
               <w:rPr>
-                <w:rFonts w:ascii="Noto Serif CJK SC" w:hAnsi="Noto Serif CJK SC" w:eastAsia="Noto Serif CJK SC" w:hint="eastAsia"/>
+                <w:rFonts w:ascii="Times New Roman" w:hAnsi="Times New Roman" w:cs="Times New Roman" w:eastAsia="宋体" w:hint="default"/>
                 <w:b w:val="0"/>
                 <w:sz w:val="21"/>
+                <w:color w:val="000000"/>
+                <w:outline w:val="0"/>
+                <w:shadow w:val="0"/>
+                <w:emboss w:val="0"/>
+                <w:imprint w:val="0"/>
               </w:rPr>
               <w:t>120</w:t>
             </w:r>
@@ -4157,9 +5374,14 @@
             </w:pPr>
             <w:r>
               <w:rPr>
-                <w:rFonts w:ascii="Noto Serif CJK SC" w:hAnsi="Noto Serif CJK SC" w:eastAsia="Noto Serif CJK SC" w:hint="eastAsia"/>
+                <w:rFonts w:ascii="Times New Roman" w:hAnsi="Times New Roman" w:cs="Times New Roman" w:eastAsia="宋体" w:hint="default"/>
                 <w:b w:val="0"/>
                 <w:sz w:val="21"/>
+                <w:color w:val="000000"/>
+                <w:outline w:val="0"/>
+                <w:shadow w:val="0"/>
+                <w:emboss w:val="0"/>
+                <w:imprint w:val="0"/>
               </w:rPr>
               <w:t>246</w:t>
             </w:r>
@@ -4187,9 +5409,14 @@
             </w:pPr>
             <w:r>
               <w:rPr>
-                <w:rFonts w:ascii="Noto Serif CJK SC" w:hAnsi="Noto Serif CJK SC" w:eastAsia="Noto Serif CJK SC" w:hint="eastAsia"/>
+                <w:rFonts w:ascii="Times New Roman" w:hAnsi="Times New Roman" w:cs="Times New Roman" w:eastAsia="宋体" w:hint="default"/>
                 <w:b w:val="0"/>
                 <w:sz w:val="21"/>
+                <w:color w:val="000000"/>
+                <w:outline w:val="0"/>
+                <w:shadow w:val="0"/>
+                <w:emboss w:val="0"/>
+                <w:imprint w:val="0"/>
               </w:rPr>
               <w:t>500</w:t>
             </w:r>
@@ -4212,9 +5439,14 @@
             </w:pPr>
             <w:r>
               <w:rPr>
-                <w:rFonts w:ascii="Noto Serif CJK SC" w:hAnsi="Noto Serif CJK SC" w:eastAsia="Noto Serif CJK SC" w:hint="eastAsia"/>
+                <w:rFonts w:ascii="Times New Roman" w:hAnsi="Times New Roman" w:cs="Times New Roman" w:eastAsia="宋体" w:hint="default"/>
                 <w:b w:val="0"/>
                 <w:sz w:val="21"/>
+                <w:color w:val="000000"/>
+                <w:outline w:val="0"/>
+                <w:shadow w:val="0"/>
+                <w:emboss w:val="0"/>
+                <w:imprint w:val="0"/>
               </w:rPr>
               <w:t>383</w:t>
             </w:r>
@@ -4237,9 +5469,14 @@
             </w:pPr>
             <w:r>
               <w:rPr>
-                <w:rFonts w:ascii="Noto Serif CJK SC" w:hAnsi="Noto Serif CJK SC" w:eastAsia="Noto Serif CJK SC" w:hint="eastAsia"/>
+                <w:rFonts w:ascii="Times New Roman" w:hAnsi="Times New Roman" w:cs="Times New Roman" w:eastAsia="宋体" w:hint="default"/>
                 <w:b w:val="0"/>
                 <w:sz w:val="21"/>
+                <w:color w:val="000000"/>
+                <w:outline w:val="0"/>
+                <w:shadow w:val="0"/>
+                <w:emboss w:val="0"/>
+                <w:imprint w:val="0"/>
               </w:rPr>
               <w:t>556</w:t>
             </w:r>
@@ -4262,9 +5499,14 @@
             </w:pPr>
             <w:r>
               <w:rPr>
-                <w:rFonts w:ascii="Noto Serif CJK SC" w:hAnsi="Noto Serif CJK SC" w:eastAsia="Noto Serif CJK SC" w:hint="eastAsia"/>
+                <w:rFonts w:ascii="Times New Roman" w:hAnsi="Times New Roman" w:cs="Times New Roman" w:eastAsia="宋体" w:hint="default"/>
                 <w:b w:val="0"/>
                 <w:sz w:val="21"/>
+                <w:color w:val="000000"/>
+                <w:outline w:val="0"/>
+                <w:shadow w:val="0"/>
+                <w:emboss w:val="0"/>
+                <w:imprint w:val="0"/>
               </w:rPr>
               <w:t>623</w:t>
             </w:r>
@@ -4287,9 +5529,14 @@
             </w:pPr>
             <w:r>
               <w:rPr>
-                <w:rFonts w:ascii="Noto Serif CJK SC" w:hAnsi="Noto Serif CJK SC" w:eastAsia="Noto Serif CJK SC" w:hint="eastAsia"/>
+                <w:rFonts w:ascii="Times New Roman" w:hAnsi="Times New Roman" w:cs="Times New Roman" w:eastAsia="宋体" w:hint="default"/>
                 <w:b w:val="0"/>
                 <w:sz w:val="21"/>
+                <w:color w:val="000000"/>
+                <w:outline w:val="0"/>
+                <w:shadow w:val="0"/>
+                <w:emboss w:val="0"/>
+                <w:imprint w:val="0"/>
               </w:rPr>
               <w:t>53</w:t>
             </w:r>
@@ -4312,9 +5559,14 @@
             </w:pPr>
             <w:r>
               <w:rPr>
-                <w:rFonts w:ascii="Noto Serif CJK SC" w:hAnsi="Noto Serif CJK SC" w:eastAsia="Noto Serif CJK SC" w:hint="eastAsia"/>
+                <w:rFonts w:ascii="Times New Roman" w:hAnsi="Times New Roman" w:cs="Times New Roman" w:eastAsia="宋体" w:hint="default"/>
                 <w:b w:val="0"/>
                 <w:sz w:val="21"/>
+                <w:color w:val="000000"/>
+                <w:outline w:val="0"/>
+                <w:shadow w:val="0"/>
+                <w:emboss w:val="0"/>
+                <w:imprint w:val="0"/>
               </w:rPr>
               <w:t>149</w:t>
             </w:r>
@@ -4337,9 +5589,14 @@
             </w:pPr>
             <w:r>
               <w:rPr>
-                <w:rFonts w:ascii="Noto Serif CJK SC" w:hAnsi="Noto Serif CJK SC" w:eastAsia="Noto Serif CJK SC" w:hint="eastAsia"/>
+                <w:rFonts w:ascii="Times New Roman" w:hAnsi="Times New Roman" w:cs="Times New Roman" w:eastAsia="宋体" w:hint="default"/>
                 <w:b w:val="0"/>
                 <w:sz w:val="21"/>
+                <w:color w:val="000000"/>
+                <w:outline w:val="0"/>
+                <w:shadow w:val="0"/>
+                <w:emboss w:val="0"/>
+                <w:imprint w:val="0"/>
               </w:rPr>
               <w:t>302</w:t>
             </w:r>
@@ -4367,9 +5624,14 @@
             </w:pPr>
             <w:r>
               <w:rPr>
-                <w:rFonts w:ascii="Noto Serif CJK SC" w:hAnsi="Noto Serif CJK SC" w:eastAsia="Noto Serif CJK SC" w:hint="eastAsia"/>
+                <w:rFonts w:ascii="Times New Roman" w:hAnsi="Times New Roman" w:cs="Times New Roman" w:eastAsia="宋体" w:hint="default"/>
                 <w:b w:val="0"/>
                 <w:sz w:val="21"/>
+                <w:color w:val="000000"/>
+                <w:outline w:val="0"/>
+                <w:shadow w:val="0"/>
+                <w:emboss w:val="0"/>
+                <w:imprint w:val="0"/>
               </w:rPr>
               <w:t>600</w:t>
             </w:r>
@@ -4392,9 +5654,14 @@
             </w:pPr>
             <w:r>
               <w:rPr>
-                <w:rFonts w:ascii="Noto Serif CJK SC" w:hAnsi="Noto Serif CJK SC" w:eastAsia="Noto Serif CJK SC" w:hint="eastAsia"/>
+                <w:rFonts w:ascii="Times New Roman" w:hAnsi="Times New Roman" w:cs="Times New Roman" w:eastAsia="宋体" w:hint="default"/>
                 <w:b w:val="0"/>
                 <w:sz w:val="21"/>
+                <w:color w:val="000000"/>
+                <w:outline w:val="0"/>
+                <w:shadow w:val="0"/>
+                <w:emboss w:val="0"/>
+                <w:imprint w:val="0"/>
               </w:rPr>
               <w:t>396</w:t>
             </w:r>
@@ -4417,9 +5684,14 @@
             </w:pPr>
             <w:r>
               <w:rPr>
-                <w:rFonts w:ascii="Noto Serif CJK SC" w:hAnsi="Noto Serif CJK SC" w:eastAsia="Noto Serif CJK SC" w:hint="eastAsia"/>
+                <w:rFonts w:ascii="Times New Roman" w:hAnsi="Times New Roman" w:cs="Times New Roman" w:eastAsia="宋体" w:hint="default"/>
                 <w:b w:val="0"/>
                 <w:sz w:val="21"/>
+                <w:color w:val="000000"/>
+                <w:outline w:val="0"/>
+                <w:shadow w:val="0"/>
+                <w:emboss w:val="0"/>
+                <w:imprint w:val="0"/>
               </w:rPr>
               <w:t>587</w:t>
             </w:r>
@@ -4442,9 +5714,14 @@
             </w:pPr>
             <w:r>
               <w:rPr>
-                <w:rFonts w:ascii="Noto Serif CJK SC" w:hAnsi="Noto Serif CJK SC" w:eastAsia="Noto Serif CJK SC" w:hint="eastAsia"/>
+                <w:rFonts w:ascii="Times New Roman" w:hAnsi="Times New Roman" w:cs="Times New Roman" w:eastAsia="宋体" w:hint="default"/>
                 <w:b w:val="0"/>
                 <w:sz w:val="21"/>
+                <w:color w:val="000000"/>
+                <w:outline w:val="0"/>
+                <w:shadow w:val="0"/>
+                <w:emboss w:val="0"/>
+                <w:imprint w:val="0"/>
               </w:rPr>
               <w:t>682</w:t>
             </w:r>
@@ -4467,9 +5744,14 @@
             </w:pPr>
             <w:r>
               <w:rPr>
-                <w:rFonts w:ascii="Noto Serif CJK SC" w:hAnsi="Noto Serif CJK SC" w:eastAsia="Noto Serif CJK SC" w:hint="eastAsia"/>
+                <w:rFonts w:ascii="Times New Roman" w:hAnsi="Times New Roman" w:cs="Times New Roman" w:eastAsia="宋体" w:hint="default"/>
                 <w:b w:val="0"/>
                 <w:sz w:val="21"/>
+                <w:color w:val="000000"/>
+                <w:outline w:val="0"/>
+                <w:shadow w:val="0"/>
+                <w:emboss w:val="0"/>
+                <w:imprint w:val="0"/>
               </w:rPr>
               <w:t>66</w:t>
             </w:r>
@@ -4492,9 +5774,14 @@
             </w:pPr>
             <w:r>
               <w:rPr>
-                <w:rFonts w:ascii="Noto Serif CJK SC" w:hAnsi="Noto Serif CJK SC" w:eastAsia="Noto Serif CJK SC" w:hint="eastAsia"/>
+                <w:rFonts w:ascii="Times New Roman" w:hAnsi="Times New Roman" w:cs="Times New Roman" w:eastAsia="宋体" w:hint="default"/>
                 <w:b w:val="0"/>
                 <w:sz w:val="21"/>
+                <w:color w:val="000000"/>
+                <w:outline w:val="0"/>
+                <w:shadow w:val="0"/>
+                <w:emboss w:val="0"/>
+                <w:imprint w:val="0"/>
               </w:rPr>
               <w:t>180</w:t>
             </w:r>
@@ -4517,9 +5804,14 @@
             </w:pPr>
             <w:r>
               <w:rPr>
-                <w:rFonts w:ascii="Noto Serif CJK SC" w:hAnsi="Noto Serif CJK SC" w:eastAsia="Noto Serif CJK SC" w:hint="eastAsia"/>
+                <w:rFonts w:ascii="Times New Roman" w:hAnsi="Times New Roman" w:cs="Times New Roman" w:eastAsia="宋体" w:hint="default"/>
                 <w:b w:val="0"/>
                 <w:sz w:val="21"/>
+                <w:color w:val="000000"/>
+                <w:outline w:val="0"/>
+                <w:shadow w:val="0"/>
+                <w:emboss w:val="0"/>
+                <w:imprint w:val="0"/>
               </w:rPr>
               <w:t>361</w:t>
             </w:r>
@@ -4547,9 +5839,14 @@
             </w:pPr>
             <w:r>
               <w:rPr>
-                <w:rFonts w:ascii="Noto Serif CJK SC" w:hAnsi="Noto Serif CJK SC" w:eastAsia="Noto Serif CJK SC" w:hint="eastAsia"/>
+                <w:rFonts w:ascii="Times New Roman" w:hAnsi="Times New Roman" w:cs="Times New Roman" w:eastAsia="宋体" w:hint="default"/>
                 <w:b w:val="0"/>
                 <w:sz w:val="21"/>
+                <w:color w:val="000000"/>
+                <w:outline w:val="0"/>
+                <w:shadow w:val="0"/>
+                <w:emboss w:val="0"/>
+                <w:imprint w:val="0"/>
               </w:rPr>
               <w:t>650</w:t>
             </w:r>
@@ -4572,9 +5869,14 @@
             </w:pPr>
             <w:r>
               <w:rPr>
-                <w:rFonts w:ascii="Noto Serif CJK SC" w:hAnsi="Noto Serif CJK SC" w:eastAsia="Noto Serif CJK SC" w:hint="eastAsia"/>
+                <w:rFonts w:ascii="Times New Roman" w:hAnsi="Times New Roman" w:cs="Times New Roman" w:eastAsia="宋体" w:hint="default"/>
                 <w:b w:val="0"/>
                 <w:sz w:val="21"/>
+                <w:color w:val="000000"/>
+                <w:outline w:val="0"/>
+                <w:shadow w:val="0"/>
+                <w:emboss w:val="0"/>
+                <w:imprint w:val="0"/>
               </w:rPr>
               <w:t>402</w:t>
             </w:r>
@@ -4597,9 +5899,14 @@
             </w:pPr>
             <w:r>
               <w:rPr>
-                <w:rFonts w:ascii="Noto Serif CJK SC" w:hAnsi="Noto Serif CJK SC" w:eastAsia="Noto Serif CJK SC" w:hint="eastAsia"/>
+                <w:rFonts w:ascii="Times New Roman" w:hAnsi="Times New Roman" w:cs="Times New Roman" w:eastAsia="宋体" w:hint="default"/>
                 <w:b w:val="0"/>
                 <w:sz w:val="21"/>
+                <w:color w:val="000000"/>
+                <w:outline w:val="0"/>
+                <w:shadow w:val="0"/>
+                <w:emboss w:val="0"/>
+                <w:imprint w:val="0"/>
               </w:rPr>
               <w:t>603</w:t>
             </w:r>
@@ -4622,9 +5929,14 @@
             </w:pPr>
             <w:r>
               <w:rPr>
-                <w:rFonts w:ascii="Noto Serif CJK SC" w:hAnsi="Noto Serif CJK SC" w:eastAsia="Noto Serif CJK SC" w:hint="eastAsia"/>
+                <w:rFonts w:ascii="Times New Roman" w:hAnsi="Times New Roman" w:cs="Times New Roman" w:eastAsia="宋体" w:hint="default"/>
                 <w:b w:val="0"/>
                 <w:sz w:val="21"/>
+                <w:color w:val="000000"/>
+                <w:outline w:val="0"/>
+                <w:shadow w:val="0"/>
+                <w:emboss w:val="0"/>
+                <w:imprint w:val="0"/>
               </w:rPr>
               <w:t>714</w:t>
             </w:r>
@@ -4647,9 +5959,14 @@
             </w:pPr>
             <w:r>
               <w:rPr>
-                <w:rFonts w:ascii="Noto Serif CJK SC" w:hAnsi="Noto Serif CJK SC" w:eastAsia="Noto Serif CJK SC" w:hint="eastAsia"/>
+                <w:rFonts w:ascii="Times New Roman" w:hAnsi="Times New Roman" w:cs="Times New Roman" w:eastAsia="宋体" w:hint="default"/>
                 <w:b w:val="0"/>
                 <w:sz w:val="21"/>
+                <w:color w:val="000000"/>
+                <w:outline w:val="0"/>
+                <w:shadow w:val="0"/>
+                <w:emboss w:val="0"/>
+                <w:imprint w:val="0"/>
               </w:rPr>
               <w:t>72</w:t>
             </w:r>
@@ -4672,9 +5989,14 @@
             </w:pPr>
             <w:r>
               <w:rPr>
-                <w:rFonts w:ascii="Noto Serif CJK SC" w:hAnsi="Noto Serif CJK SC" w:eastAsia="Noto Serif CJK SC" w:hint="eastAsia"/>
+                <w:rFonts w:ascii="Times New Roman" w:hAnsi="Times New Roman" w:cs="Times New Roman" w:eastAsia="宋体" w:hint="default"/>
                 <w:b w:val="0"/>
                 <w:sz w:val="21"/>
+                <w:color w:val="000000"/>
+                <w:outline w:val="0"/>
+                <w:shadow w:val="0"/>
+                <w:emboss w:val="0"/>
+                <w:imprint w:val="0"/>
               </w:rPr>
               <w:t>196</w:t>
             </w:r>
@@ -4697,9 +6019,14 @@
             </w:pPr>
             <w:r>
               <w:rPr>
-                <w:rFonts w:ascii="Noto Serif CJK SC" w:hAnsi="Noto Serif CJK SC" w:eastAsia="Noto Serif CJK SC" w:hint="eastAsia"/>
+                <w:rFonts w:ascii="Times New Roman" w:hAnsi="Times New Roman" w:cs="Times New Roman" w:eastAsia="宋体" w:hint="default"/>
                 <w:b w:val="0"/>
                 <w:sz w:val="21"/>
+                <w:color w:val="000000"/>
+                <w:outline w:val="0"/>
+                <w:shadow w:val="0"/>
+                <w:emboss w:val="0"/>
+                <w:imprint w:val="0"/>
               </w:rPr>
               <w:t>393</w:t>
             </w:r>
@@ -4727,9 +6054,14 @@
             </w:pPr>
             <w:r>
               <w:rPr>
-                <w:rFonts w:ascii="Noto Serif CJK SC" w:hAnsi="Noto Serif CJK SC" w:eastAsia="Noto Serif CJK SC" w:hint="eastAsia"/>
+                <w:rFonts w:ascii="Times New Roman" w:hAnsi="Times New Roman" w:cs="Times New Roman" w:eastAsia="宋体" w:hint="default"/>
                 <w:b w:val="0"/>
                 <w:sz w:val="21"/>
+                <w:color w:val="000000"/>
+                <w:outline w:val="0"/>
+                <w:shadow w:val="0"/>
+                <w:emboss w:val="0"/>
+                <w:imprint w:val="0"/>
               </w:rPr>
               <w:t>750</w:t>
             </w:r>
@@ -4752,9 +6084,14 @@
             </w:pPr>
             <w:r>
               <w:rPr>
-                <w:rFonts w:ascii="Noto Serif CJK SC" w:hAnsi="Noto Serif CJK SC" w:eastAsia="Noto Serif CJK SC" w:hint="eastAsia"/>
+                <w:rFonts w:ascii="Times New Roman" w:hAnsi="Times New Roman" w:cs="Times New Roman" w:eastAsia="宋体" w:hint="default"/>
                 <w:b w:val="0"/>
                 <w:sz w:val="21"/>
+                <w:color w:val="000000"/>
+                <w:outline w:val="0"/>
+                <w:shadow w:val="0"/>
+                <w:emboss w:val="0"/>
+                <w:imprint w:val="0"/>
               </w:rPr>
               <w:t>416</w:t>
             </w:r>
@@ -4777,9 +6114,14 @@
             </w:pPr>
             <w:r>
               <w:rPr>
-                <w:rFonts w:ascii="Noto Serif CJK SC" w:hAnsi="Noto Serif CJK SC" w:eastAsia="Noto Serif CJK SC" w:hint="eastAsia"/>
+                <w:rFonts w:ascii="Times New Roman" w:hAnsi="Times New Roman" w:cs="Times New Roman" w:eastAsia="宋体" w:hint="default"/>
                 <w:b w:val="0"/>
                 <w:sz w:val="21"/>
+                <w:color w:val="000000"/>
+                <w:outline w:val="0"/>
+                <w:shadow w:val="0"/>
+                <w:emboss w:val="0"/>
+                <w:imprint w:val="0"/>
               </w:rPr>
               <w:t>633</w:t>
             </w:r>
@@ -4802,9 +6144,14 @@
             </w:pPr>
             <w:r>
               <w:rPr>
-                <w:rFonts w:ascii="Noto Serif CJK SC" w:hAnsi="Noto Serif CJK SC" w:eastAsia="Noto Serif CJK SC" w:hint="eastAsia"/>
+                <w:rFonts w:ascii="Times New Roman" w:hAnsi="Times New Roman" w:cs="Times New Roman" w:eastAsia="宋体" w:hint="default"/>
                 <w:b w:val="0"/>
                 <w:sz w:val="21"/>
+                <w:color w:val="000000"/>
+                <w:outline w:val="0"/>
+                <w:shadow w:val="0"/>
+                <w:emboss w:val="0"/>
+                <w:imprint w:val="0"/>
               </w:rPr>
               <w:t>774</w:t>
             </w:r>
@@ -4827,9 +6174,14 @@
             </w:pPr>
             <w:r>
               <w:rPr>
-                <w:rFonts w:ascii="Noto Serif CJK SC" w:hAnsi="Noto Serif CJK SC" w:eastAsia="Noto Serif CJK SC" w:hint="eastAsia"/>
+                <w:rFonts w:ascii="Times New Roman" w:hAnsi="Times New Roman" w:cs="Times New Roman" w:eastAsia="宋体" w:hint="default"/>
                 <w:b w:val="0"/>
                 <w:sz w:val="21"/>
+                <w:color w:val="000000"/>
+                <w:outline w:val="0"/>
+                <w:shadow w:val="0"/>
+                <w:emboss w:val="0"/>
+                <w:imprint w:val="0"/>
               </w:rPr>
               <w:t>86</w:t>
             </w:r>
@@ -4852,9 +6204,14 @@
             </w:pPr>
             <w:r>
               <w:rPr>
-                <w:rFonts w:ascii="Noto Serif CJK SC" w:hAnsi="Noto Serif CJK SC" w:eastAsia="Noto Serif CJK SC" w:hint="eastAsia"/>
+                <w:rFonts w:ascii="Times New Roman" w:hAnsi="Times New Roman" w:cs="Times New Roman" w:eastAsia="宋体" w:hint="default"/>
                 <w:b w:val="0"/>
                 <w:sz w:val="21"/>
+                <w:color w:val="000000"/>
+                <w:outline w:val="0"/>
+                <w:shadow w:val="0"/>
+                <w:emboss w:val="0"/>
+                <w:imprint w:val="0"/>
               </w:rPr>
               <w:t>226</w:t>
             </w:r>
@@ -4877,9 +6234,14 @@
             </w:pPr>
             <w:r>
               <w:rPr>
-                <w:rFonts w:ascii="Noto Serif CJK SC" w:hAnsi="Noto Serif CJK SC" w:eastAsia="Noto Serif CJK SC" w:hint="eastAsia"/>
+                <w:rFonts w:ascii="Times New Roman" w:hAnsi="Times New Roman" w:cs="Times New Roman" w:eastAsia="宋体" w:hint="default"/>
                 <w:b w:val="0"/>
                 <w:sz w:val="21"/>
+                <w:color w:val="000000"/>
+                <w:outline w:val="0"/>
+                <w:shadow w:val="0"/>
+                <w:emboss w:val="0"/>
+                <w:imprint w:val="0"/>
               </w:rPr>
               <w:t>453</w:t>
             </w:r>
@@ -4907,9 +6269,14 @@
             </w:pPr>
             <w:r>
               <w:rPr>
-                <w:rFonts w:ascii="Noto Serif CJK SC" w:hAnsi="Noto Serif CJK SC" w:eastAsia="Noto Serif CJK SC" w:hint="eastAsia"/>
+                <w:rFonts w:ascii="Times New Roman" w:hAnsi="Times New Roman" w:cs="Times New Roman" w:eastAsia="宋体" w:hint="default"/>
                 <w:b w:val="0"/>
                 <w:sz w:val="21"/>
+                <w:color w:val="000000"/>
+                <w:outline w:val="0"/>
+                <w:shadow w:val="0"/>
+                <w:emboss w:val="0"/>
+                <w:imprint w:val="0"/>
               </w:rPr>
               <w:t>850</w:t>
             </w:r>
@@ -4932,9 +6299,14 @@
             </w:pPr>
             <w:r>
               <w:rPr>
-                <w:rFonts w:ascii="Noto Serif CJK SC" w:hAnsi="Noto Serif CJK SC" w:eastAsia="Noto Serif CJK SC" w:hint="eastAsia"/>
+                <w:rFonts w:ascii="Times New Roman" w:hAnsi="Times New Roman" w:cs="Times New Roman" w:eastAsia="宋体" w:hint="default"/>
                 <w:b w:val="0"/>
                 <w:sz w:val="21"/>
+                <w:color w:val="000000"/>
+                <w:outline w:val="0"/>
+                <w:shadow w:val="0"/>
+                <w:emboss w:val="0"/>
+                <w:imprint w:val="0"/>
               </w:rPr>
               <w:t>430</w:t>
             </w:r>
@@ -4957,9 +6329,14 @@
             </w:pPr>
             <w:r>
               <w:rPr>
-                <w:rFonts w:ascii="Noto Serif CJK SC" w:hAnsi="Noto Serif CJK SC" w:eastAsia="Noto Serif CJK SC" w:hint="eastAsia"/>
+                <w:rFonts w:ascii="Times New Roman" w:hAnsi="Times New Roman" w:cs="Times New Roman" w:eastAsia="宋体" w:hint="default"/>
                 <w:b w:val="0"/>
                 <w:sz w:val="21"/>
+                <w:color w:val="000000"/>
+                <w:outline w:val="0"/>
+                <w:shadow w:val="0"/>
+                <w:emboss w:val="0"/>
+                <w:imprint w:val="0"/>
               </w:rPr>
               <w:t>664</w:t>
             </w:r>
@@ -4982,9 +6359,14 @@
             </w:pPr>
             <w:r>
               <w:rPr>
-                <w:rFonts w:ascii="Noto Serif CJK SC" w:hAnsi="Noto Serif CJK SC" w:eastAsia="Noto Serif CJK SC" w:hint="eastAsia"/>
+                <w:rFonts w:ascii="Times New Roman" w:hAnsi="Times New Roman" w:cs="Times New Roman" w:eastAsia="宋体" w:hint="default"/>
                 <w:b w:val="0"/>
                 <w:sz w:val="21"/>
+                <w:color w:val="000000"/>
+                <w:outline w:val="0"/>
+                <w:shadow w:val="0"/>
+                <w:emboss w:val="0"/>
+                <w:imprint w:val="0"/>
               </w:rPr>
               <w:t>834</w:t>
             </w:r>
@@ -5007,9 +6389,14 @@
             </w:pPr>
             <w:r>
               <w:rPr>
-                <w:rFonts w:ascii="Noto Serif CJK SC" w:hAnsi="Noto Serif CJK SC" w:eastAsia="Noto Serif CJK SC" w:hint="eastAsia"/>
+                <w:rFonts w:ascii="Times New Roman" w:hAnsi="Times New Roman" w:cs="Times New Roman" w:eastAsia="宋体" w:hint="default"/>
                 <w:b w:val="0"/>
                 <w:sz w:val="21"/>
+                <w:color w:val="000000"/>
+                <w:outline w:val="0"/>
+                <w:shadow w:val="0"/>
+                <w:emboss w:val="0"/>
+                <w:imprint w:val="0"/>
               </w:rPr>
               <w:t>100</w:t>
             </w:r>
@@ -5032,9 +6419,14 @@
             </w:pPr>
             <w:r>
               <w:rPr>
-                <w:rFonts w:ascii="Noto Serif CJK SC" w:hAnsi="Noto Serif CJK SC" w:eastAsia="Noto Serif CJK SC" w:hint="eastAsia"/>
+                <w:rFonts w:ascii="Times New Roman" w:hAnsi="Times New Roman" w:cs="Times New Roman" w:eastAsia="宋体" w:hint="default"/>
                 <w:b w:val="0"/>
                 <w:sz w:val="21"/>
+                <w:color w:val="000000"/>
+                <w:outline w:val="0"/>
+                <w:shadow w:val="0"/>
+                <w:emboss w:val="0"/>
+                <w:imprint w:val="0"/>
               </w:rPr>
               <w:t>257</w:t>
             </w:r>
@@ -5057,9 +6449,14 @@
             </w:pPr>
             <w:r>
               <w:rPr>
-                <w:rFonts w:ascii="Noto Serif CJK SC" w:hAnsi="Noto Serif CJK SC" w:eastAsia="Noto Serif CJK SC" w:hint="eastAsia"/>
+                <w:rFonts w:ascii="Times New Roman" w:hAnsi="Times New Roman" w:cs="Times New Roman" w:eastAsia="宋体" w:hint="default"/>
                 <w:b w:val="0"/>
                 <w:sz w:val="21"/>
+                <w:color w:val="000000"/>
+                <w:outline w:val="0"/>
+                <w:shadow w:val="0"/>
+                <w:emboss w:val="0"/>
+                <w:imprint w:val="0"/>
               </w:rPr>
               <w:t>513</w:t>
             </w:r>
@@ -5087,9 +6484,14 @@
             </w:pPr>
             <w:r>
               <w:rPr>
-                <w:rFonts w:ascii="Noto Serif CJK SC" w:hAnsi="Noto Serif CJK SC" w:eastAsia="Noto Serif CJK SC" w:hint="eastAsia"/>
+                <w:rFonts w:ascii="Times New Roman" w:hAnsi="Times New Roman" w:cs="Times New Roman" w:eastAsia="宋体" w:hint="default"/>
                 <w:b w:val="0"/>
                 <w:sz w:val="21"/>
+                <w:color w:val="000000"/>
+                <w:outline w:val="0"/>
+                <w:shadow w:val="0"/>
+                <w:emboss w:val="0"/>
+                <w:imprint w:val="0"/>
               </w:rPr>
               <w:t>900</w:t>
             </w:r>
@@ -5112,9 +6514,14 @@
             </w:pPr>
             <w:r>
               <w:rPr>
-                <w:rFonts w:ascii="Noto Serif CJK SC" w:hAnsi="Noto Serif CJK SC" w:eastAsia="Noto Serif CJK SC" w:hint="eastAsia"/>
+                <w:rFonts w:ascii="Times New Roman" w:hAnsi="Times New Roman" w:cs="Times New Roman" w:eastAsia="宋体" w:hint="default"/>
                 <w:b w:val="0"/>
                 <w:sz w:val="21"/>
+                <w:color w:val="000000"/>
+                <w:outline w:val="0"/>
+                <w:shadow w:val="0"/>
+                <w:emboss w:val="0"/>
+                <w:imprint w:val="0"/>
               </w:rPr>
               <w:t>437</w:t>
             </w:r>
@@ -5137,9 +6544,14 @@
             </w:pPr>
             <w:r>
               <w:rPr>
-                <w:rFonts w:ascii="Noto Serif CJK SC" w:hAnsi="Noto Serif CJK SC" w:eastAsia="Noto Serif CJK SC" w:hint="eastAsia"/>
+                <w:rFonts w:ascii="Times New Roman" w:hAnsi="Times New Roman" w:cs="Times New Roman" w:eastAsia="宋体" w:hint="default"/>
                 <w:b w:val="0"/>
                 <w:sz w:val="21"/>
+                <w:color w:val="000000"/>
+                <w:outline w:val="0"/>
+                <w:shadow w:val="0"/>
+                <w:emboss w:val="0"/>
+                <w:imprint w:val="0"/>
               </w:rPr>
               <w:t>677</w:t>
             </w:r>
@@ -5162,9 +6574,14 @@
             </w:pPr>
             <w:r>
               <w:rPr>
-                <w:rFonts w:ascii="Noto Serif CJK SC" w:hAnsi="Noto Serif CJK SC" w:eastAsia="Noto Serif CJK SC" w:hint="eastAsia"/>
+                <w:rFonts w:ascii="Times New Roman" w:hAnsi="Times New Roman" w:cs="Times New Roman" w:eastAsia="宋体" w:hint="default"/>
                 <w:b w:val="0"/>
                 <w:sz w:val="21"/>
+                <w:color w:val="000000"/>
+                <w:outline w:val="0"/>
+                <w:shadow w:val="0"/>
+                <w:emboss w:val="0"/>
+                <w:imprint w:val="0"/>
               </w:rPr>
               <w:t>860</w:t>
             </w:r>
@@ -5187,9 +6604,14 @@
             </w:pPr>
             <w:r>
               <w:rPr>
-                <w:rFonts w:ascii="Noto Serif CJK SC" w:hAnsi="Noto Serif CJK SC" w:eastAsia="Noto Serif CJK SC" w:hint="eastAsia"/>
+                <w:rFonts w:ascii="Times New Roman" w:hAnsi="Times New Roman" w:cs="Times New Roman" w:eastAsia="宋体" w:hint="default"/>
                 <w:b w:val="0"/>
                 <w:sz w:val="21"/>
+                <w:color w:val="000000"/>
+                <w:outline w:val="0"/>
+                <w:shadow w:val="0"/>
+                <w:emboss w:val="0"/>
+                <w:imprint w:val="0"/>
               </w:rPr>
               <w:t>107</w:t>
             </w:r>
@@ -5212,9 +6634,14 @@
             </w:pPr>
             <w:r>
               <w:rPr>
-                <w:rFonts w:ascii="Noto Serif CJK SC" w:hAnsi="Noto Serif CJK SC" w:eastAsia="Noto Serif CJK SC" w:hint="eastAsia"/>
+                <w:rFonts w:ascii="Times New Roman" w:hAnsi="Times New Roman" w:cs="Times New Roman" w:eastAsia="宋体" w:hint="default"/>
                 <w:b w:val="0"/>
                 <w:sz w:val="21"/>
+                <w:color w:val="000000"/>
+                <w:outline w:val="0"/>
+                <w:shadow w:val="0"/>
+                <w:emboss w:val="0"/>
+                <w:imprint w:val="0"/>
               </w:rPr>
               <w:t>270</w:t>
             </w:r>
@@ -5237,9 +6664,14 @@
             </w:pPr>
             <w:r>
               <w:rPr>
-                <w:rFonts w:ascii="Noto Serif CJK SC" w:hAnsi="Noto Serif CJK SC" w:eastAsia="Noto Serif CJK SC" w:hint="eastAsia"/>
+                <w:rFonts w:ascii="Times New Roman" w:hAnsi="Times New Roman" w:cs="Times New Roman" w:eastAsia="宋体" w:hint="default"/>
                 <w:b w:val="0"/>
                 <w:sz w:val="21"/>
+                <w:color w:val="000000"/>
+                <w:outline w:val="0"/>
+                <w:shadow w:val="0"/>
+                <w:emboss w:val="0"/>
+                <w:imprint w:val="0"/>
               </w:rPr>
               <w:t>539</w:t>
             </w:r>
@@ -5267,9 +6699,14 @@
             </w:pPr>
             <w:r>
               <w:rPr>
-                <w:rFonts w:ascii="Noto Serif CJK SC" w:hAnsi="Noto Serif CJK SC" w:eastAsia="Noto Serif CJK SC" w:hint="eastAsia"/>
+                <w:rFonts w:ascii="Times New Roman" w:hAnsi="Times New Roman" w:cs="Times New Roman" w:eastAsia="宋体" w:hint="default"/>
                 <w:b w:val="0"/>
                 <w:sz w:val="21"/>
+                <w:color w:val="000000"/>
+                <w:outline w:val="0"/>
+                <w:shadow w:val="0"/>
+                <w:emboss w:val="0"/>
+                <w:imprint w:val="0"/>
               </w:rPr>
               <w:t>1000</w:t>
             </w:r>
@@ -5292,9 +6729,14 @@
             </w:pPr>
             <w:r>
               <w:rPr>
-                <w:rFonts w:ascii="Noto Serif CJK SC" w:hAnsi="Noto Serif CJK SC" w:eastAsia="Noto Serif CJK SC" w:hint="eastAsia"/>
+                <w:rFonts w:ascii="Times New Roman" w:hAnsi="Times New Roman" w:cs="Times New Roman" w:eastAsia="宋体" w:hint="default"/>
                 <w:b w:val="0"/>
                 <w:sz w:val="21"/>
+                <w:color w:val="000000"/>
+                <w:outline w:val="0"/>
+                <w:shadow w:val="0"/>
+                <w:emboss w:val="0"/>
+                <w:imprint w:val="0"/>
               </w:rPr>
               <w:t>450</w:t>
             </w:r>
@@ -5317,9 +6759,14 @@
             </w:pPr>
             <w:r>
               <w:rPr>
-                <w:rFonts w:ascii="Noto Serif CJK SC" w:hAnsi="Noto Serif CJK SC" w:eastAsia="Noto Serif CJK SC" w:hint="eastAsia"/>
+                <w:rFonts w:ascii="Times New Roman" w:hAnsi="Times New Roman" w:cs="Times New Roman" w:eastAsia="宋体" w:hint="default"/>
                 <w:b w:val="0"/>
                 <w:sz w:val="21"/>
+                <w:color w:val="000000"/>
+                <w:outline w:val="0"/>
+                <w:shadow w:val="0"/>
+                <w:emboss w:val="0"/>
+                <w:imprint w:val="0"/>
               </w:rPr>
               <w:t>709</w:t>
             </w:r>
@@ -5342,9 +6789,14 @@
             </w:pPr>
             <w:r>
               <w:rPr>
-                <w:rFonts w:ascii="Noto Serif CJK SC" w:hAnsi="Noto Serif CJK SC" w:eastAsia="Noto Serif CJK SC" w:hint="eastAsia"/>
+                <w:rFonts w:ascii="Times New Roman" w:hAnsi="Times New Roman" w:cs="Times New Roman" w:eastAsia="宋体" w:hint="default"/>
                 <w:b w:val="0"/>
                 <w:sz w:val="21"/>
+                <w:color w:val="000000"/>
+                <w:outline w:val="0"/>
+                <w:shadow w:val="0"/>
+                <w:emboss w:val="0"/>
+                <w:imprint w:val="0"/>
               </w:rPr>
               <w:t>922</w:t>
             </w:r>
@@ -5367,9 +6819,14 @@
             </w:pPr>
             <w:r>
               <w:rPr>
-                <w:rFonts w:ascii="Noto Serif CJK SC" w:hAnsi="Noto Serif CJK SC" w:eastAsia="Noto Serif CJK SC" w:hint="eastAsia"/>
+                <w:rFonts w:ascii="Times New Roman" w:hAnsi="Times New Roman" w:cs="Times New Roman" w:eastAsia="宋体" w:hint="default"/>
                 <w:b w:val="0"/>
                 <w:sz w:val="21"/>
+                <w:color w:val="000000"/>
+                <w:outline w:val="0"/>
+                <w:shadow w:val="0"/>
+                <w:emboss w:val="0"/>
+                <w:imprint w:val="0"/>
               </w:rPr>
               <w:t>120</w:t>
             </w:r>
@@ -5392,9 +6849,14 @@
             </w:pPr>
             <w:r>
               <w:rPr>
-                <w:rFonts w:ascii="Noto Serif CJK SC" w:hAnsi="Noto Serif CJK SC" w:eastAsia="Noto Serif CJK SC" w:hint="eastAsia"/>
+                <w:rFonts w:ascii="Times New Roman" w:hAnsi="Times New Roman" w:cs="Times New Roman" w:eastAsia="宋体" w:hint="default"/>
                 <w:b w:val="0"/>
                 <w:sz w:val="21"/>
+                <w:color w:val="000000"/>
+                <w:outline w:val="0"/>
+                <w:shadow w:val="0"/>
+                <w:emboss w:val="0"/>
+                <w:imprint w:val="0"/>
               </w:rPr>
               <w:t>302</w:t>
             </w:r>
@@ -5417,9 +6879,14 @@
             </w:pPr>
             <w:r>
               <w:rPr>
-                <w:rFonts w:ascii="Noto Serif CJK SC" w:hAnsi="Noto Serif CJK SC" w:eastAsia="Noto Serif CJK SC" w:hint="eastAsia"/>
+                <w:rFonts w:ascii="Times New Roman" w:hAnsi="Times New Roman" w:cs="Times New Roman" w:eastAsia="宋体" w:hint="default"/>
                 <w:b w:val="0"/>
                 <w:sz w:val="21"/>
+                <w:color w:val="000000"/>
+                <w:outline w:val="0"/>
+                <w:shadow w:val="0"/>
+                <w:emboss w:val="0"/>
+                <w:imprint w:val="0"/>
               </w:rPr>
               <w:t>601</w:t>
             </w:r>
@@ -5437,8 +6904,13 @@
         <w:ind w:left="0" w:leftChars="200" w:firstLine="0" w:right="0"/>
         <w:jc w:val="center"/>
         <w:rPr>
-          <w:rFonts w:hint="eastAsia" w:ascii="宋体" w:hAnsi="宋体"/>
+          <w:rFonts w:ascii="Times New Roman" w:hAnsi="Times New Roman" w:cs="Times New Roman" w:eastAsia="宋体" w:hint="default"/>
           <w:sz w:val="24"/>
+          <w:color w:val="000000"/>
+          <w:outline w:val="0"/>
+          <w:shadow w:val="0"/>
+          <w:emboss w:val="0"/>
+          <w:imprint w:val="0"/>
         </w:rPr>
         <w:snapToGrid w:val="0"/>
       </w:pPr>
@@ -5447,8 +6919,13 @@
           <m:r>
             <m:rPr/>
             <w:rPr>
-              <w:rFonts w:ascii="Cambria Math" w:hAnsi="Cambria Math"/>
+              <w:rFonts w:ascii="Cambria Math" w:hAnsi="Cambria Math" w:cs="Cambria Math" w:eastAsia="宋体" w:hint="default"/>
               <w:sz w:val="24"/>
+              <w:color w:val="000000"/>
+              <w:outline w:val="0"/>
+              <w:shadow w:val="0"/>
+              <w:emboss w:val="0"/>
+              <w:imprint w:val="0"/>
             </w:rPr>
             <m:t>单臂：U = 0.119442231m + 326.894269</m:t>
           </m:r>
@@ -5464,8 +6941,13 @@
         <w:ind w:left="0" w:leftChars="200" w:firstLine="0" w:right="0"/>
         <w:jc w:val="center"/>
         <w:rPr>
-          <w:rFonts w:hint="eastAsia" w:ascii="宋体" w:hAnsi="宋体"/>
+          <w:rFonts w:ascii="Times New Roman" w:hAnsi="Times New Roman" w:cs="Times New Roman" w:eastAsia="宋体" w:hint="default"/>
           <w:sz w:val="24"/>
+          <w:color w:val="000000"/>
+          <w:outline w:val="0"/>
+          <w:shadow w:val="0"/>
+          <w:emboss w:val="0"/>
+          <w:imprint w:val="0"/>
         </w:rPr>
         <w:snapToGrid w:val="0"/>
       </w:pPr>
@@ -5474,8 +6956,13 @@
           <m:r>
             <m:rPr/>
             <w:rPr>
-              <w:rFonts w:ascii="Cambria Math" w:hAnsi="Cambria Math"/>
+              <w:rFonts w:ascii="Cambria Math" w:hAnsi="Cambria Math" w:cs="Cambria Math" w:eastAsia="宋体" w:hint="default"/>
               <w:sz w:val="24"/>
+              <w:color w:val="000000"/>
+              <w:outline w:val="0"/>
+              <w:shadow w:val="0"/>
+              <w:emboss w:val="0"/>
+              <w:imprint w:val="0"/>
             </w:rPr>
             <m:t>半桥：U = 0.302191235m + 406.135152</m:t>
           </m:r>
@@ -5491,8 +6978,13 @@
         <w:ind w:left="0" w:leftChars="200" w:firstLine="0" w:right="0"/>
         <w:jc w:val="center"/>
         <w:rPr>
-          <w:rFonts w:hint="eastAsia" w:ascii="宋体" w:hAnsi="宋体"/>
+          <w:rFonts w:ascii="Times New Roman" w:hAnsi="Times New Roman" w:cs="Times New Roman" w:eastAsia="宋体" w:hint="default"/>
           <w:sz w:val="24"/>
+          <w:color w:val="000000"/>
+          <w:outline w:val="0"/>
+          <w:shadow w:val="0"/>
+          <w:emboss w:val="0"/>
+          <w:imprint w:val="0"/>
         </w:rPr>
         <w:snapToGrid w:val="0"/>
       </w:pPr>
@@ -5501,8 +6993,13 @@
           <m:r>
             <m:rPr/>
             <w:rPr>
-              <w:rFonts w:ascii="Cambria Math" w:hAnsi="Cambria Math"/>
+              <w:rFonts w:ascii="Cambria Math" w:hAnsi="Cambria Math" w:cs="Cambria Math" w:eastAsia="宋体" w:hint="default"/>
               <w:sz w:val="24"/>
+              <w:color w:val="000000"/>
+              <w:outline w:val="0"/>
+              <w:shadow w:val="0"/>
+              <w:emboss w:val="0"/>
+              <w:imprint w:val="0"/>
             </w:rPr>
             <m:t>全桥：U = 0.599243028m + 323.686178</m:t>
           </m:r>
@@ -5521,9 +7018,14 @@
       </w:pPr>
       <w:r>
         <w:rPr>
-          <w:rFonts w:ascii="Noto Serif CJK SC" w:hAnsi="Noto Serif CJK SC" w:eastAsia="Noto Serif CJK SC" w:hint="eastAsia"/>
+          <w:rFonts w:ascii="Times New Roman" w:hAnsi="Times New Roman" w:cs="Times New Roman" w:eastAsia="宋体" w:hint="default"/>
           <w:b w:val="0"/>
           <w:sz w:val="24"/>
+          <w:color w:val="000000"/>
+          <w:outline w:val="0"/>
+          <w:shadow w:val="0"/>
+          <w:emboss w:val="0"/>
+          <w:imprint w:val="0"/>
         </w:rPr>
         <w:t>U以mV计，m以g计。三种电桥输出均随加载量增加；单臂桥残差呈两端偏正、中段偏负的弯曲趋势，说明该组数据相对直线的偏离较明显。</w:t>
       </w:r>
@@ -5540,9 +7042,14 @@
       </w:pPr>
       <w:r>
         <w:rPr>
-          <w:rFonts w:ascii="Noto Serif CJK SC" w:hAnsi="Noto Serif CJK SC" w:eastAsia="Noto Serif CJK SC" w:hint="eastAsia"/>
+          <w:rFonts w:ascii="Times New Roman" w:hAnsi="Times New Roman" w:cs="Times New Roman" w:eastAsia="黑体" w:hint="default"/>
           <w:b/>
           <w:sz w:val="22"/>
+          <w:color w:val="000000"/>
+          <w:outline w:val="0"/>
+          <w:shadow w:val="0"/>
+          <w:emboss w:val="0"/>
+          <w:imprint w:val="0"/>
         </w:rPr>
         <w:t>表2　三种电桥的一次最小二乘拟合统计</w:t>
       </w:r>
@@ -5599,9 +7106,14 @@
             </w:pPr>
             <w:r>
               <w:rPr>
-                <w:rFonts w:ascii="Noto Sans CJK SC" w:hAnsi="Noto Sans CJK SC" w:eastAsia="Noto Sans CJK SC" w:hint="eastAsia"/>
+                <w:rFonts w:ascii="Times New Roman" w:hAnsi="Times New Roman" w:cs="Times New Roman" w:eastAsia="黑体" w:hint="default"/>
                 <w:b/>
                 <w:sz w:val="21"/>
+                <w:color w:val="000000"/>
+                <w:outline w:val="0"/>
+                <w:shadow w:val="0"/>
+                <w:emboss w:val="0"/>
+                <w:imprint w:val="0"/>
               </w:rPr>
               <w:t>桥路</w:t>
             </w:r>
@@ -5625,9 +7137,14 @@
             </w:pPr>
             <w:r>
               <w:rPr>
-                <w:rFonts w:ascii="Noto Sans CJK SC" w:hAnsi="Noto Sans CJK SC" w:eastAsia="Noto Sans CJK SC" w:hint="eastAsia"/>
+                <w:rFonts w:ascii="Times New Roman" w:hAnsi="Times New Roman" w:cs="Times New Roman" w:eastAsia="黑体" w:hint="default"/>
                 <w:b/>
                 <w:sz w:val="21"/>
+                <w:color w:val="000000"/>
+                <w:outline w:val="0"/>
+                <w:shadow w:val="0"/>
+                <w:emboss w:val="0"/>
+                <w:imprint w:val="0"/>
               </w:rPr>
               <w:t>斜率a</w:t>
               <w:br/>
@@ -5653,9 +7170,14 @@
             </w:pPr>
             <w:r>
               <w:rPr>
-                <w:rFonts w:ascii="Noto Sans CJK SC" w:hAnsi="Noto Sans CJK SC" w:eastAsia="Noto Sans CJK SC" w:hint="eastAsia"/>
+                <w:rFonts w:ascii="Times New Roman" w:hAnsi="Times New Roman" w:cs="Times New Roman" w:eastAsia="黑体" w:hint="default"/>
                 <w:b/>
                 <w:sz w:val="21"/>
+                <w:color w:val="000000"/>
+                <w:outline w:val="0"/>
+                <w:shadow w:val="0"/>
+                <w:emboss w:val="0"/>
+                <w:imprint w:val="0"/>
               </w:rPr>
               <w:t>R²</w:t>
             </w:r>
@@ -5679,9 +7201,14 @@
             </w:pPr>
             <w:r>
               <w:rPr>
-                <w:rFonts w:ascii="Noto Sans CJK SC" w:hAnsi="Noto Sans CJK SC" w:eastAsia="Noto Sans CJK SC" w:hint="eastAsia"/>
+                <w:rFonts w:ascii="Times New Roman" w:hAnsi="Times New Roman" w:cs="Times New Roman" w:eastAsia="黑体" w:hint="default"/>
                 <w:b/>
                 <w:sz w:val="21"/>
+                <w:color w:val="000000"/>
+                <w:outline w:val="0"/>
+                <w:shadow w:val="0"/>
+                <w:emboss w:val="0"/>
+                <w:imprint w:val="0"/>
               </w:rPr>
               <w:t>最大残差</w:t>
               <w:br/>
@@ -5707,9 +7234,14 @@
             </w:pPr>
             <w:r>
               <w:rPr>
-                <w:rFonts w:ascii="Noto Sans CJK SC" w:hAnsi="Noto Sans CJK SC" w:eastAsia="Noto Sans CJK SC" w:hint="eastAsia"/>
+                <w:rFonts w:ascii="Times New Roman" w:hAnsi="Times New Roman" w:cs="Times New Roman" w:eastAsia="黑体" w:hint="default"/>
                 <w:b/>
                 <w:sz w:val="21"/>
+                <w:color w:val="000000"/>
+                <w:outline w:val="0"/>
+                <w:shadow w:val="0"/>
+                <w:emboss w:val="0"/>
+                <w:imprint w:val="0"/>
               </w:rPr>
               <w:t>RMSE</w:t>
               <w:br/>
@@ -5735,9 +7267,14 @@
             </w:pPr>
             <w:r>
               <w:rPr>
-                <w:rFonts w:ascii="Noto Sans CJK SC" w:hAnsi="Noto Sans CJK SC" w:eastAsia="Noto Sans CJK SC" w:hint="eastAsia"/>
+                <w:rFonts w:ascii="Times New Roman" w:hAnsi="Times New Roman" w:cs="Times New Roman" w:eastAsia="黑体" w:hint="default"/>
                 <w:b/>
                 <w:sz w:val="21"/>
+                <w:color w:val="000000"/>
+                <w:outline w:val="0"/>
+                <w:shadow w:val="0"/>
+                <w:emboss w:val="0"/>
+                <w:imprint w:val="0"/>
               </w:rPr>
               <w:t>δLF</w:t>
               <w:br/>
@@ -5767,9 +7304,14 @@
             </w:pPr>
             <w:r>
               <w:rPr>
-                <w:rFonts w:ascii="Noto Serif CJK SC" w:hAnsi="Noto Serif CJK SC" w:eastAsia="Noto Serif CJK SC" w:hint="eastAsia"/>
+                <w:rFonts w:ascii="Times New Roman" w:hAnsi="Times New Roman" w:cs="Times New Roman" w:eastAsia="宋体" w:hint="default"/>
                 <w:b w:val="0"/>
                 <w:sz w:val="21"/>
+                <w:color w:val="000000"/>
+                <w:outline w:val="0"/>
+                <w:shadow w:val="0"/>
+                <w:emboss w:val="0"/>
+                <w:imprint w:val="0"/>
               </w:rPr>
               <w:t>1/4桥</w:t>
             </w:r>
@@ -5792,9 +7334,14 @@
             </w:pPr>
             <w:r>
               <w:rPr>
-                <w:rFonts w:ascii="Noto Serif CJK SC" w:hAnsi="Noto Serif CJK SC" w:eastAsia="Noto Serif CJK SC" w:hint="eastAsia"/>
+                <w:rFonts w:ascii="Times New Roman" w:hAnsi="Times New Roman" w:cs="Times New Roman" w:eastAsia="宋体" w:hint="default"/>
                 <w:b w:val="0"/>
                 <w:sz w:val="21"/>
+                <w:color w:val="000000"/>
+                <w:outline w:val="0"/>
+                <w:shadow w:val="0"/>
+                <w:emboss w:val="0"/>
+                <w:imprint w:val="0"/>
               </w:rPr>
               <w:t>0.119442</w:t>
             </w:r>
@@ -5817,9 +7364,14 @@
             </w:pPr>
             <w:r>
               <w:rPr>
-                <w:rFonts w:ascii="Noto Serif CJK SC" w:hAnsi="Noto Serif CJK SC" w:eastAsia="Noto Serif CJK SC" w:hint="eastAsia"/>
+                <w:rFonts w:ascii="Times New Roman" w:hAnsi="Times New Roman" w:cs="Times New Roman" w:eastAsia="宋体" w:hint="default"/>
                 <w:b w:val="0"/>
                 <w:sz w:val="21"/>
+                <w:color w:val="000000"/>
+                <w:outline w:val="0"/>
+                <w:shadow w:val="0"/>
+                <w:emboss w:val="0"/>
+                <w:imprint w:val="0"/>
               </w:rPr>
               <w:t>0.994297</w:t>
             </w:r>
@@ -5842,9 +7394,14 @@
             </w:pPr>
             <w:r>
               <w:rPr>
-                <w:rFonts w:ascii="Noto Serif CJK SC" w:hAnsi="Noto Serif CJK SC" w:eastAsia="Noto Serif CJK SC" w:hint="eastAsia"/>
+                <w:rFonts w:ascii="Times New Roman" w:hAnsi="Times New Roman" w:cs="Times New Roman" w:eastAsia="宋体" w:hint="default"/>
                 <w:b w:val="0"/>
                 <w:sz w:val="21"/>
+                <w:color w:val="000000"/>
+                <w:outline w:val="0"/>
+                <w:shadow w:val="0"/>
+                <w:emboss w:val="0"/>
+                <w:imprint w:val="0"/>
               </w:rPr>
               <w:t>3.699</w:t>
             </w:r>
@@ -5867,9 +7424,14 @@
             </w:pPr>
             <w:r>
               <w:rPr>
-                <w:rFonts w:ascii="Noto Serif CJK SC" w:hAnsi="Noto Serif CJK SC" w:eastAsia="Noto Serif CJK SC" w:hint="eastAsia"/>
+                <w:rFonts w:ascii="Times New Roman" w:hAnsi="Times New Roman" w:cs="Times New Roman" w:eastAsia="宋体" w:hint="default"/>
                 <w:b w:val="0"/>
                 <w:sz w:val="21"/>
+                <w:color w:val="000000"/>
+                <w:outline w:val="0"/>
+                <w:shadow w:val="0"/>
+                <w:emboss w:val="0"/>
+                <w:imprint w:val="0"/>
               </w:rPr>
               <w:t>2.811</w:t>
             </w:r>
@@ -5892,9 +7454,14 @@
             </w:pPr>
             <w:r>
               <w:rPr>
-                <w:rFonts w:ascii="Noto Serif CJK SC" w:hAnsi="Noto Serif CJK SC" w:eastAsia="Noto Serif CJK SC" w:hint="eastAsia"/>
+                <w:rFonts w:ascii="Times New Roman" w:hAnsi="Times New Roman" w:cs="Times New Roman" w:eastAsia="宋体" w:hint="default"/>
                 <w:b w:val="0"/>
                 <w:sz w:val="21"/>
+                <w:color w:val="000000"/>
+                <w:outline w:val="0"/>
+                <w:shadow w:val="0"/>
+                <w:emboss w:val="0"/>
+                <w:imprint w:val="0"/>
               </w:rPr>
               <w:t>3.097</w:t>
             </w:r>
@@ -5922,9 +7489,14 @@
             </w:pPr>
             <w:r>
               <w:rPr>
-                <w:rFonts w:ascii="Noto Serif CJK SC" w:hAnsi="Noto Serif CJK SC" w:eastAsia="Noto Serif CJK SC" w:hint="eastAsia"/>
+                <w:rFonts w:ascii="Times New Roman" w:hAnsi="Times New Roman" w:cs="Times New Roman" w:eastAsia="宋体" w:hint="default"/>
                 <w:b w:val="0"/>
                 <w:sz w:val="21"/>
+                <w:color w:val="000000"/>
+                <w:outline w:val="0"/>
+                <w:shadow w:val="0"/>
+                <w:emboss w:val="0"/>
+                <w:imprint w:val="0"/>
               </w:rPr>
               <w:t>半桥</w:t>
             </w:r>
@@ -5947,9 +7519,14 @@
             </w:pPr>
             <w:r>
               <w:rPr>
-                <w:rFonts w:ascii="Noto Serif CJK SC" w:hAnsi="Noto Serif CJK SC" w:eastAsia="Noto Serif CJK SC" w:hint="eastAsia"/>
+                <w:rFonts w:ascii="Times New Roman" w:hAnsi="Times New Roman" w:cs="Times New Roman" w:eastAsia="宋体" w:hint="default"/>
                 <w:b w:val="0"/>
                 <w:sz w:val="21"/>
+                <w:color w:val="000000"/>
+                <w:outline w:val="0"/>
+                <w:shadow w:val="0"/>
+                <w:emboss w:val="0"/>
+                <w:imprint w:val="0"/>
               </w:rPr>
               <w:t>0.302191</w:t>
             </w:r>
@@ -5972,9 +7549,14 @@
             </w:pPr>
             <w:r>
               <w:rPr>
-                <w:rFonts w:ascii="Noto Serif CJK SC" w:hAnsi="Noto Serif CJK SC" w:eastAsia="Noto Serif CJK SC" w:hint="eastAsia"/>
+                <w:rFonts w:ascii="Times New Roman" w:hAnsi="Times New Roman" w:cs="Times New Roman" w:eastAsia="宋体" w:hint="default"/>
                 <w:b w:val="0"/>
                 <w:sz w:val="21"/>
+                <w:color w:val="000000"/>
+                <w:outline w:val="0"/>
+                <w:shadow w:val="0"/>
+                <w:emboss w:val="0"/>
+                <w:imprint w:val="0"/>
               </w:rPr>
               <w:t>0.999945</w:t>
             </w:r>
@@ -5997,9 +7579,14 @@
             </w:pPr>
             <w:r>
               <w:rPr>
-                <w:rFonts w:ascii="Noto Serif CJK SC" w:hAnsi="Noto Serif CJK SC" w:eastAsia="Noto Serif CJK SC" w:hint="eastAsia"/>
+                <w:rFonts w:ascii="Times New Roman" w:hAnsi="Times New Roman" w:cs="Times New Roman" w:eastAsia="宋体" w:hint="default"/>
                 <w:b w:val="0"/>
                 <w:sz w:val="21"/>
+                <w:color w:val="000000"/>
+                <w:outline w:val="0"/>
+                <w:shadow w:val="0"/>
+                <w:emboss w:val="0"/>
+                <w:imprint w:val="0"/>
               </w:rPr>
               <w:t>1.231</w:t>
             </w:r>
@@ -6022,9 +7609,14 @@
             </w:pPr>
             <w:r>
               <w:rPr>
-                <w:rFonts w:ascii="Noto Serif CJK SC" w:hAnsi="Noto Serif CJK SC" w:eastAsia="Noto Serif CJK SC" w:hint="eastAsia"/>
+                <w:rFonts w:ascii="Times New Roman" w:hAnsi="Times New Roman" w:cs="Times New Roman" w:eastAsia="宋体" w:hint="default"/>
                 <w:b w:val="0"/>
                 <w:sz w:val="21"/>
+                <w:color w:val="000000"/>
+                <w:outline w:val="0"/>
+                <w:shadow w:val="0"/>
+                <w:emboss w:val="0"/>
+                <w:imprint w:val="0"/>
               </w:rPr>
               <w:t>0.695</w:t>
             </w:r>
@@ -6047,9 +7639,14 @@
             </w:pPr>
             <w:r>
               <w:rPr>
-                <w:rFonts w:ascii="Noto Serif CJK SC" w:hAnsi="Noto Serif CJK SC" w:eastAsia="Noto Serif CJK SC" w:hint="eastAsia"/>
+                <w:rFonts w:ascii="Times New Roman" w:hAnsi="Times New Roman" w:cs="Times New Roman" w:eastAsia="宋体" w:hint="default"/>
                 <w:b w:val="0"/>
                 <w:sz w:val="21"/>
+                <w:color w:val="000000"/>
+                <w:outline w:val="0"/>
+                <w:shadow w:val="0"/>
+                <w:emboss w:val="0"/>
+                <w:imprint w:val="0"/>
               </w:rPr>
               <w:t>0.407</w:t>
             </w:r>
@@ -6077,9 +7674,14 @@
             </w:pPr>
             <w:r>
               <w:rPr>
-                <w:rFonts w:ascii="Noto Serif CJK SC" w:hAnsi="Noto Serif CJK SC" w:eastAsia="Noto Serif CJK SC" w:hint="eastAsia"/>
+                <w:rFonts w:ascii="Times New Roman" w:hAnsi="Times New Roman" w:cs="Times New Roman" w:eastAsia="宋体" w:hint="default"/>
                 <w:b w:val="0"/>
                 <w:sz w:val="21"/>
+                <w:color w:val="000000"/>
+                <w:outline w:val="0"/>
+                <w:shadow w:val="0"/>
+                <w:emboss w:val="0"/>
+                <w:imprint w:val="0"/>
               </w:rPr>
               <w:t>全桥</w:t>
             </w:r>
@@ -6102,9 +7704,14 @@
             </w:pPr>
             <w:r>
               <w:rPr>
-                <w:rFonts w:ascii="Noto Serif CJK SC" w:hAnsi="Noto Serif CJK SC" w:eastAsia="Noto Serif CJK SC" w:hint="eastAsia"/>
+                <w:rFonts w:ascii="Times New Roman" w:hAnsi="Times New Roman" w:cs="Times New Roman" w:eastAsia="宋体" w:hint="default"/>
                 <w:b w:val="0"/>
                 <w:sz w:val="21"/>
+                <w:color w:val="000000"/>
+                <w:outline w:val="0"/>
+                <w:shadow w:val="0"/>
+                <w:emboss w:val="0"/>
+                <w:imprint w:val="0"/>
               </w:rPr>
               <w:t>0.599243</w:t>
             </w:r>
@@ -6127,9 +7734,14 @@
             </w:pPr>
             <w:r>
               <w:rPr>
-                <w:rFonts w:ascii="Noto Serif CJK SC" w:hAnsi="Noto Serif CJK SC" w:eastAsia="Noto Serif CJK SC" w:hint="eastAsia"/>
+                <w:rFonts w:ascii="Times New Roman" w:hAnsi="Times New Roman" w:cs="Times New Roman" w:eastAsia="宋体" w:hint="default"/>
                 <w:b w:val="0"/>
                 <w:sz w:val="21"/>
+                <w:color w:val="000000"/>
+                <w:outline w:val="0"/>
+                <w:shadow w:val="0"/>
+                <w:emboss w:val="0"/>
+                <w:imprint w:val="0"/>
               </w:rPr>
               <w:t>0.999889</w:t>
             </w:r>
@@ -6152,9 +7764,14 @@
             </w:pPr>
             <w:r>
               <w:rPr>
-                <w:rFonts w:ascii="Noto Serif CJK SC" w:hAnsi="Noto Serif CJK SC" w:eastAsia="Noto Serif CJK SC" w:hint="eastAsia"/>
+                <w:rFonts w:ascii="Times New Roman" w:hAnsi="Times New Roman" w:cs="Times New Roman" w:eastAsia="宋体" w:hint="default"/>
                 <w:b w:val="0"/>
                 <w:sz w:val="21"/>
+                <w:color w:val="000000"/>
+                <w:outline w:val="0"/>
+                <w:shadow w:val="0"/>
+                <w:emboss w:val="0"/>
+                <w:imprint w:val="0"/>
               </w:rPr>
               <w:t>3.617</w:t>
             </w:r>
@@ -6177,9 +7794,14 @@
             </w:pPr>
             <w:r>
               <w:rPr>
-                <w:rFonts w:ascii="Noto Serif CJK SC" w:hAnsi="Noto Serif CJK SC" w:eastAsia="Noto Serif CJK SC" w:hint="eastAsia"/>
+                <w:rFonts w:ascii="Times New Roman" w:hAnsi="Times New Roman" w:cs="Times New Roman" w:eastAsia="宋体" w:hint="default"/>
                 <w:b w:val="0"/>
                 <w:sz w:val="21"/>
+                <w:color w:val="000000"/>
+                <w:outline w:val="0"/>
+                <w:shadow w:val="0"/>
+                <w:emboss w:val="0"/>
+                <w:imprint w:val="0"/>
               </w:rPr>
               <w:t>1.962</w:t>
             </w:r>
@@ -6202,9 +7824,14 @@
             </w:pPr>
             <w:r>
               <w:rPr>
-                <w:rFonts w:ascii="Noto Serif CJK SC" w:hAnsi="Noto Serif CJK SC" w:eastAsia="Noto Serif CJK SC" w:hint="eastAsia"/>
+                <w:rFonts w:ascii="Times New Roman" w:hAnsi="Times New Roman" w:cs="Times New Roman" w:eastAsia="宋体" w:hint="default"/>
                 <w:b w:val="0"/>
                 <w:sz w:val="21"/>
+                <w:color w:val="000000"/>
+                <w:outline w:val="0"/>
+                <w:shadow w:val="0"/>
+                <w:emboss w:val="0"/>
+                <w:imprint w:val="0"/>
               </w:rPr>
               <w:t>0.604</w:t>
             </w:r>
@@ -6225,9 +7852,14 @@
       </w:pPr>
       <w:r>
         <w:rPr>
-          <w:rFonts w:ascii="Noto Serif CJK SC" w:hAnsi="Noto Serif CJK SC" w:eastAsia="Noto Serif CJK SC" w:hint="eastAsia"/>
+          <w:rFonts w:ascii="Times New Roman" w:hAnsi="Times New Roman" w:cs="Times New Roman" w:eastAsia="宋体" w:hint="default"/>
           <w:b w:val="0"/>
           <w:sz w:val="24"/>
+          <w:color w:val="000000"/>
+          <w:outline w:val="0"/>
+          <w:shadow w:val="0"/>
+          <w:emboss w:val="0"/>
+          <w:imprint w:val="0"/>
         </w:rPr>
         <w:t>最大偏差测点分别为单臂(350 g，365 mV)、半桥(500 g，556 mV)、全桥(400 g，567 mV)；对应拟合输出跨度119.442、302.191、599.243 mV。例如单臂δLF=3.69905 mV/119.44223 mV×100%=3.09694%FS。</w:t>
       </w:r>
@@ -6289,9 +7921,14 @@
       </w:pPr>
       <w:r>
         <w:rPr>
-          <w:rFonts w:ascii="Noto Serif CJK SC" w:hAnsi="Noto Serif CJK SC" w:eastAsia="Noto Serif CJK SC" w:hint="eastAsia"/>
+          <w:rFonts w:ascii="Times New Roman" w:hAnsi="Times New Roman" w:cs="Times New Roman" w:eastAsia="宋体" w:hint="default"/>
           <w:b w:val="0"/>
           <w:sz w:val="22"/>
+          <w:color w:val="000000"/>
+          <w:outline w:val="0"/>
+          <w:shadow w:val="0"/>
+          <w:emboss w:val="0"/>
+          <w:imprint w:val="0"/>
         </w:rPr>
         <w:t>图1　三种电桥扣零输出及各自拟合直线的残差</w:t>
       </w:r>
@@ -6308,9 +7945,14 @@
       </w:pPr>
       <w:r>
         <w:rPr>
-          <w:rFonts w:ascii="Noto Sans CJK SC" w:hAnsi="Noto Sans CJK SC" w:eastAsia="Noto Sans CJK SC" w:hint="eastAsia"/>
+          <w:rFonts w:ascii="Times New Roman" w:hAnsi="Times New Roman" w:cs="Times New Roman" w:eastAsia="黑体" w:hint="default"/>
           <w:b/>
           <w:sz w:val="24"/>
+          <w:color w:val="000000"/>
+          <w:outline w:val="0"/>
+          <w:shadow w:val="0"/>
+          <w:emboss w:val="0"/>
+          <w:imprint w:val="0"/>
         </w:rPr>
         <w:t>（三）电桥比例比较与称重标定</w:t>
       </w:r>
@@ -6372,9 +8014,14 @@
       </w:pPr>
       <w:r>
         <w:rPr>
-          <w:rFonts w:ascii="Noto Serif CJK SC" w:hAnsi="Noto Serif CJK SC" w:eastAsia="Noto Serif CJK SC" w:hint="eastAsia"/>
+          <w:rFonts w:ascii="Times New Roman" w:hAnsi="Times New Roman" w:cs="Times New Roman" w:eastAsia="宋体" w:hint="default"/>
           <w:b w:val="0"/>
           <w:sz w:val="22"/>
+          <w:color w:val="000000"/>
+          <w:outline w:val="0"/>
+          <w:shadow w:val="0"/>
+          <w:emboss w:val="0"/>
+          <w:imprint w:val="0"/>
         </w:rPr>
         <w:t>图2　非零载荷下的电压增量比与理想比例比较</w:t>
       </w:r>
@@ -6391,9 +8038,14 @@
       </w:pPr>
       <w:r>
         <w:rPr>
-          <w:rFonts w:ascii="Noto Serif CJK SC" w:hAnsi="Noto Serif CJK SC" w:eastAsia="Noto Serif CJK SC" w:hint="eastAsia"/>
+          <w:rFonts w:ascii="Times New Roman" w:hAnsi="Times New Roman" w:cs="Times New Roman" w:eastAsia="宋体" w:hint="default"/>
           <w:b w:val="0"/>
           <w:sz w:val="24"/>
+          <w:color w:val="000000"/>
+          <w:outline w:val="0"/>
+          <w:shadow w:val="0"/>
+          <w:emboss w:val="0"/>
+          <w:imprint w:val="0"/>
         </w:rPr>
         <w:t>用整段拟合斜率比较灵敏度，得到单臂∶半桥∶全桥=1∶2.530∶5.017；后两项较理想2和4分别偏高26.50%、25.43%。1000 g处扣零增量为120、302、601 mV，比例1∶2.517∶5.008。</w:t>
       </w:r>
@@ -6410,9 +8062,14 @@
       </w:pPr>
       <w:r>
         <w:rPr>
-          <w:rFonts w:ascii="Noto Serif CJK SC" w:hAnsi="Noto Serif CJK SC" w:eastAsia="Noto Serif CJK SC" w:hint="eastAsia"/>
+          <w:rFonts w:ascii="Times New Roman" w:hAnsi="Times New Roman" w:cs="Times New Roman" w:eastAsia="宋体" w:hint="default"/>
           <w:b w:val="0"/>
           <w:sz w:val="24"/>
+          <w:color w:val="000000"/>
+          <w:outline w:val="0"/>
+          <w:shadow w:val="0"/>
+          <w:emboss w:val="0"/>
+          <w:imprint w:val="0"/>
         </w:rPr>
         <w:t>称重应用按全桥电压U（mV）直接对质量m（g）作一次最小二乘标定，得到：</w:t>
       </w:r>
@@ -6426,8 +8083,13 @@
         <w:ind w:left="0" w:leftChars="200" w:firstLine="0" w:right="0"/>
         <w:jc w:val="center"/>
         <w:rPr>
-          <w:rFonts w:hint="eastAsia" w:ascii="宋体" w:hAnsi="宋体"/>
+          <w:rFonts w:ascii="Times New Roman" w:hAnsi="Times New Roman" w:cs="Times New Roman" w:eastAsia="宋体" w:hint="default"/>
           <w:sz w:val="24"/>
+          <w:color w:val="000000"/>
+          <w:outline w:val="0"/>
+          <w:shadow w:val="0"/>
+          <w:emboss w:val="0"/>
+          <w:imprint w:val="0"/>
         </w:rPr>
         <w:snapToGrid w:val="0"/>
       </w:pPr>
@@ -6436,8 +8098,13 @@
           <m:r>
             <m:rPr/>
             <w:rPr>
-              <w:rFonts w:ascii="Cambria Math" w:hAnsi="Cambria Math"/>
+              <w:rFonts w:ascii="Cambria Math" w:hAnsi="Cambria Math" w:cs="Cambria Math" w:eastAsia="宋体" w:hint="default"/>
               <w:sz w:val="24"/>
+              <w:color w:val="000000"/>
+              <w:outline w:val="0"/>
+              <w:shadow w:val="0"/>
+              <w:emboss w:val="0"/>
+              <w:imprint w:val="0"/>
             </w:rPr>
             <m:t>m̂ = 1.668586711 U − 540.042932</m:t>
           </m:r>
@@ -6456,9 +8123,14 @@
       </w:pPr>
       <w:r>
         <w:rPr>
-          <w:rFonts w:ascii="Noto Serif CJK SC" w:hAnsi="Noto Serif CJK SC" w:eastAsia="Noto Serif CJK SC" w:hint="eastAsia"/>
+          <w:rFonts w:ascii="Times New Roman" w:hAnsi="Times New Roman" w:cs="Times New Roman" w:eastAsia="宋体" w:hint="default"/>
           <w:b w:val="0"/>
           <w:sz w:val="24"/>
+          <w:color w:val="000000"/>
+          <w:outline w:val="0"/>
+          <w:shadow w:val="0"/>
+          <w:emboss w:val="0"/>
+          <w:imprint w:val="0"/>
         </w:rPr>
         <w:t>500 g点的623 mV回代为499.487 g，偏差−0.513 g。三种接法按同样方法进行质量留一预测，RMSE依次为28.286、2.793、3.939 g。本批数据中半桥预测残差较小，全桥输出灵敏度较大。</w:t>
       </w:r>
@@ -6475,9 +8147,14 @@
       </w:pPr>
       <w:r>
         <w:rPr>
-          <w:rFonts w:ascii="Noto Serif CJK SC" w:hAnsi="Noto Serif CJK SC" w:eastAsia="Noto Serif CJK SC" w:hint="eastAsia"/>
+          <w:rFonts w:ascii="Times New Roman" w:hAnsi="Times New Roman" w:cs="Times New Roman" w:eastAsia="宋体" w:hint="default"/>
           <w:b w:val="0"/>
           <w:sz w:val="24"/>
+          <w:color w:val="000000"/>
+          <w:outline w:val="0"/>
+          <w:shadow w:val="0"/>
+          <w:emboss w:val="0"/>
+          <w:imprint w:val="0"/>
         </w:rPr>
         <w:t>标定回代与留一预测均使用本批0～1000 g记录；现有资料未提供独立待称物体或新砝码的校正后实测结果，不能据此认定称重应用已通过独立验证。</w:t>
       </w:r>
@@ -6494,9 +8171,14 @@
       </w:pPr>
       <w:r>
         <w:rPr>
-          <w:rFonts w:ascii="Noto Sans CJK SC" w:hAnsi="Noto Sans CJK SC" w:eastAsia="Noto Sans CJK SC" w:hint="eastAsia"/>
+          <w:rFonts w:ascii="Times New Roman" w:hAnsi="Times New Roman" w:cs="Times New Roman" w:eastAsia="黑体" w:hint="default"/>
           <w:b/>
           <w:sz w:val="24"/>
+          <w:color w:val="000000"/>
+          <w:outline w:val="0"/>
+          <w:shadow w:val="0"/>
+          <w:emboss w:val="0"/>
+          <w:imprint w:val="0"/>
         </w:rPr>
         <w:t>（四）计算程序与复核</w:t>
       </w:r>
@@ -6513,9 +8195,14 @@
       </w:pPr>
       <w:r>
         <w:rPr>
-          <w:rFonts w:ascii="Noto Serif CJK SC" w:hAnsi="Noto Serif CJK SC" w:eastAsia="Noto Serif CJK SC" w:hint="eastAsia"/>
+          <w:rFonts w:ascii="Times New Roman" w:hAnsi="Times New Roman" w:cs="Times New Roman" w:eastAsia="宋体" w:hint="default"/>
           <w:b w:val="0"/>
           <w:sz w:val="24"/>
+          <w:color w:val="000000"/>
+          <w:outline w:val="0"/>
+          <w:shadow w:val="0"/>
+          <w:emboss w:val="0"/>
+          <w:imprint w:val="0"/>
         </w:rPr>
         <w:t>下列MATLAB程序按表1直接输入质量与三种电桥电压，使用含截距的一次最小二乘拟合，并按U→m方向建立称重标定。结果已用独立Python程序核对。</w:t>
       </w:r>
@@ -6532,9 +8219,14 @@
       </w:pPr>
       <w:r>
         <w:rPr>
-          <w:rFonts w:ascii="DejaVu Sans Mono" w:hAnsi="DejaVu Sans Mono" w:eastAsia="Noto Serif CJK SC" w:hint="eastAsia"/>
+          <w:rFonts w:ascii="Courier New" w:hAnsi="Courier New" w:cs="Courier New" w:eastAsia="宋体" w:hint="default"/>
           <w:b w:val="0"/>
           <w:sz w:val="19"/>
+          <w:color w:val="000000"/>
+          <w:outline w:val="0"/>
+          <w:shadow w:val="0"/>
+          <w:emboss w:val="0"/>
+          <w:imprint w:val="0"/>
         </w:rPr>
         <w:t>% m单位g；U各列为1/4桥、半桥、全桥，单位mV</w:t>
       </w:r>
@@ -6551,9 +8243,14 @@
       </w:pPr>
       <w:r>
         <w:rPr>
-          <w:rFonts w:ascii="DejaVu Sans Mono" w:hAnsi="DejaVu Sans Mono" w:eastAsia="Noto Serif CJK SC" w:hint="eastAsia"/>
+          <w:rFonts w:ascii="Courier New" w:hAnsi="Courier New" w:cs="Courier New" w:eastAsia="宋体" w:hint="default"/>
           <w:b w:val="0"/>
           <w:sz w:val="19"/>
+          <w:color w:val="000000"/>
+          <w:outline w:val="0"/>
+          <w:shadow w:val="0"/>
+          <w:emboss w:val="0"/>
+          <w:imprint w:val="0"/>
         </w:rPr>
         <w:t>m = [0 100 150 250 350 400 500 ...</w:t>
       </w:r>
@@ -6570,9 +8267,14 @@
       </w:pPr>
       <w:r>
         <w:rPr>
-          <w:rFonts w:ascii="DejaVu Sans Mono" w:hAnsi="DejaVu Sans Mono" w:eastAsia="Noto Serif CJK SC" w:hint="eastAsia"/>
+          <w:rFonts w:ascii="Courier New" w:hAnsi="Courier New" w:cs="Courier New" w:eastAsia="宋体" w:hint="default"/>
           <w:b w:val="0"/>
           <w:sz w:val="19"/>
+          <w:color w:val="000000"/>
+          <w:outline w:val="0"/>
+          <w:shadow w:val="0"/>
+          <w:emboss w:val="0"/>
+          <w:imprint w:val="0"/>
         </w:rPr>
         <w:t xml:space="preserve">     600 650 750 850 900 1000]';</w:t>
       </w:r>
@@ -6589,9 +8291,14 @@
       </w:pPr>
       <w:r>
         <w:rPr>
-          <w:rFonts w:ascii="DejaVu Sans Mono" w:hAnsi="DejaVu Sans Mono" w:eastAsia="Noto Serif CJK SC" w:hint="eastAsia"/>
+          <w:rFonts w:ascii="Courier New" w:hAnsi="Courier New" w:cs="Courier New" w:eastAsia="宋体" w:hint="default"/>
           <w:b w:val="0"/>
           <w:sz w:val="19"/>
+          <w:color w:val="000000"/>
+          <w:outline w:val="0"/>
+          <w:shadow w:val="0"/>
+          <w:emboss w:val="0"/>
+          <w:imprint w:val="0"/>
         </w:rPr>
         <w:t>U = [330 407 321; 342 436 381; 348 452 414;</w:t>
       </w:r>
@@ -6608,9 +8315,14 @@
       </w:pPr>
       <w:r>
         <w:rPr>
-          <w:rFonts w:ascii="DejaVu Sans Mono" w:hAnsi="DejaVu Sans Mono" w:eastAsia="Noto Serif CJK SC" w:hint="eastAsia"/>
+          <w:rFonts w:ascii="Courier New" w:hAnsi="Courier New" w:cs="Courier New" w:eastAsia="宋体" w:hint="default"/>
           <w:b w:val="0"/>
           <w:sz w:val="19"/>
+          <w:color w:val="000000"/>
+          <w:outline w:val="0"/>
+          <w:shadow w:val="0"/>
+          <w:emboss w:val="0"/>
+          <w:imprint w:val="0"/>
         </w:rPr>
         <w:t xml:space="preserve">     355 481 475; 365 512 536; 372 527 567;</w:t>
       </w:r>
@@ -6627,9 +8339,14 @@
       </w:pPr>
       <w:r>
         <w:rPr>
-          <w:rFonts w:ascii="DejaVu Sans Mono" w:hAnsi="DejaVu Sans Mono" w:eastAsia="Noto Serif CJK SC" w:hint="eastAsia"/>
+          <w:rFonts w:ascii="Courier New" w:hAnsi="Courier New" w:cs="Courier New" w:eastAsia="宋体" w:hint="default"/>
           <w:b w:val="0"/>
           <w:sz w:val="19"/>
+          <w:color w:val="000000"/>
+          <w:outline w:val="0"/>
+          <w:shadow w:val="0"/>
+          <w:emboss w:val="0"/>
+          <w:imprint w:val="0"/>
         </w:rPr>
         <w:t xml:space="preserve">     383 556 623; 396 587 682; 402 603 714;</w:t>
       </w:r>
@@ -6646,9 +8363,14 @@
       </w:pPr>
       <w:r>
         <w:rPr>
-          <w:rFonts w:ascii="DejaVu Sans Mono" w:hAnsi="DejaVu Sans Mono" w:eastAsia="Noto Serif CJK SC" w:hint="eastAsia"/>
+          <w:rFonts w:ascii="Courier New" w:hAnsi="Courier New" w:cs="Courier New" w:eastAsia="宋体" w:hint="default"/>
           <w:b w:val="0"/>
           <w:sz w:val="19"/>
+          <w:color w:val="000000"/>
+          <w:outline w:val="0"/>
+          <w:shadow w:val="0"/>
+          <w:emboss w:val="0"/>
+          <w:imprint w:val="0"/>
         </w:rPr>
         <w:t xml:space="preserve">     416 633 774; 430 664 834; 437 677 860;</w:t>
       </w:r>
@@ -6665,9 +8387,14 @@
       </w:pPr>
       <w:r>
         <w:rPr>
-          <w:rFonts w:ascii="DejaVu Sans Mono" w:hAnsi="DejaVu Sans Mono" w:eastAsia="Noto Serif CJK SC" w:hint="eastAsia"/>
+          <w:rFonts w:ascii="Courier New" w:hAnsi="Courier New" w:cs="Courier New" w:eastAsia="宋体" w:hint="default"/>
           <w:b w:val="0"/>
           <w:sz w:val="19"/>
+          <w:color w:val="000000"/>
+          <w:outline w:val="0"/>
+          <w:shadow w:val="0"/>
+          <w:emboss w:val="0"/>
+          <w:imprint w:val="0"/>
         </w:rPr>
         <w:t xml:space="preserve">     450 709 922];</w:t>
       </w:r>
@@ -6684,9 +8411,14 @@
       </w:pPr>
       <w:r>
         <w:rPr>
-          <w:rFonts w:ascii="DejaVu Sans Mono" w:hAnsi="DejaVu Sans Mono" w:eastAsia="Noto Serif CJK SC" w:hint="eastAsia"/>
+          <w:rFonts w:ascii="Courier New" w:hAnsi="Courier New" w:cs="Courier New" w:eastAsia="宋体" w:hint="default"/>
           <w:b w:val="0"/>
           <w:sz w:val="19"/>
+          <w:color w:val="000000"/>
+          <w:outline w:val="0"/>
+          <w:shadow w:val="0"/>
+          <w:emboss w:val="0"/>
+          <w:imprint w:val="0"/>
         </w:rPr>
         <w:t>dU = U-U(1,:); % 各桥分别扣零</w:t>
       </w:r>
@@ -6703,9 +8435,14 @@
       </w:pPr>
       <w:r>
         <w:rPr>
-          <w:rFonts w:ascii="DejaVu Sans Mono" w:hAnsi="DejaVu Sans Mono" w:eastAsia="Noto Serif CJK SC" w:hint="eastAsia"/>
+          <w:rFonts w:ascii="Courier New" w:hAnsi="Courier New" w:cs="Courier New" w:eastAsia="宋体" w:hint="default"/>
           <w:b w:val="0"/>
           <w:sz w:val="19"/>
+          <w:color w:val="000000"/>
+          <w:outline w:val="0"/>
+          <w:shadow w:val="0"/>
+          <w:emboss w:val="0"/>
+          <w:imprint w:val="0"/>
         </w:rPr>
         <w:t>for j = 1:3</w:t>
       </w:r>
@@ -6722,9 +8459,14 @@
       </w:pPr>
       <w:r>
         <w:rPr>
-          <w:rFonts w:ascii="DejaVu Sans Mono" w:hAnsi="DejaVu Sans Mono" w:eastAsia="Noto Serif CJK SC" w:hint="eastAsia"/>
+          <w:rFonts w:ascii="Courier New" w:hAnsi="Courier New" w:cs="Courier New" w:eastAsia="宋体" w:hint="default"/>
           <w:b w:val="0"/>
           <w:sz w:val="19"/>
+          <w:color w:val="000000"/>
+          <w:outline w:val="0"/>
+          <w:shadow w:val="0"/>
+          <w:emboss w:val="0"/>
+          <w:imprint w:val="0"/>
         </w:rPr>
         <w:t xml:space="preserve">  u = U(:,j); p = polyfit(m,u,1);</w:t>
       </w:r>
@@ -6741,9 +8483,14 @@
       </w:pPr>
       <w:r>
         <w:rPr>
-          <w:rFonts w:ascii="DejaVu Sans Mono" w:hAnsi="DejaVu Sans Mono" w:eastAsia="Noto Serif CJK SC" w:hint="eastAsia"/>
+          <w:rFonts w:ascii="Courier New" w:hAnsi="Courier New" w:cs="Courier New" w:eastAsia="宋体" w:hint="default"/>
           <w:b w:val="0"/>
           <w:sz w:val="19"/>
+          <w:color w:val="000000"/>
+          <w:outline w:val="0"/>
+          <w:shadow w:val="0"/>
+          <w:emboss w:val="0"/>
+          <w:imprint w:val="0"/>
         </w:rPr>
         <w:t xml:space="preserve">  r = u-polyval(p,m);</w:t>
       </w:r>
@@ -6760,9 +8507,14 @@
       </w:pPr>
       <w:r>
         <w:rPr>
-          <w:rFonts w:ascii="DejaVu Sans Mono" w:hAnsi="DejaVu Sans Mono" w:eastAsia="Noto Serif CJK SC" w:hint="eastAsia"/>
+          <w:rFonts w:ascii="Courier New" w:hAnsi="Courier New" w:cs="Courier New" w:eastAsia="宋体" w:hint="default"/>
           <w:b w:val="0"/>
           <w:sz w:val="19"/>
+          <w:color w:val="000000"/>
+          <w:outline w:val="0"/>
+          <w:shadow w:val="0"/>
+          <w:emboss w:val="0"/>
+          <w:imprint w:val="0"/>
         </w:rPr>
         <w:t xml:space="preserve">  span = abs(p(1))*(max(m)-min(m));</w:t>
       </w:r>
@@ -6779,9 +8531,14 @@
       </w:pPr>
       <w:r>
         <w:rPr>
-          <w:rFonts w:ascii="DejaVu Sans Mono" w:hAnsi="DejaVu Sans Mono" w:eastAsia="Noto Serif CJK SC" w:hint="eastAsia"/>
+          <w:rFonts w:ascii="Courier New" w:hAnsi="Courier New" w:cs="Courier New" w:eastAsia="宋体" w:hint="default"/>
           <w:b w:val="0"/>
           <w:sz w:val="19"/>
+          <w:color w:val="000000"/>
+          <w:outline w:val="0"/>
+          <w:shadow w:val="0"/>
+          <w:emboss w:val="0"/>
+          <w:imprint w:val="0"/>
         </w:rPr>
         <w:t xml:space="preserve">  RMSE = sqrt(mean(r.^2));</w:t>
       </w:r>
@@ -6798,9 +8555,14 @@
       </w:pPr>
       <w:r>
         <w:rPr>
-          <w:rFonts w:ascii="DejaVu Sans Mono" w:hAnsi="DejaVu Sans Mono" w:eastAsia="Noto Serif CJK SC" w:hint="eastAsia"/>
+          <w:rFonts w:ascii="Courier New" w:hAnsi="Courier New" w:cs="Courier New" w:eastAsia="宋体" w:hint="default"/>
           <w:b w:val="0"/>
           <w:sz w:val="19"/>
+          <w:color w:val="000000"/>
+          <w:outline w:val="0"/>
+          <w:shadow w:val="0"/>
+          <w:emboss w:val="0"/>
+          <w:imprint w:val="0"/>
         </w:rPr>
         <w:t xml:space="preserve">  maxDev = max(abs(r));</w:t>
       </w:r>
@@ -6817,9 +8579,14 @@
       </w:pPr>
       <w:r>
         <w:rPr>
-          <w:rFonts w:ascii="DejaVu Sans Mono" w:hAnsi="DejaVu Sans Mono" w:eastAsia="Noto Serif CJK SC" w:hint="eastAsia"/>
+          <w:rFonts w:ascii="Courier New" w:hAnsi="Courier New" w:cs="Courier New" w:eastAsia="宋体" w:hint="default"/>
           <w:b w:val="0"/>
           <w:sz w:val="19"/>
+          <w:color w:val="000000"/>
+          <w:outline w:val="0"/>
+          <w:shadow w:val="0"/>
+          <w:emboss w:val="0"/>
+          <w:imprint w:val="0"/>
         </w:rPr>
         <w:t xml:space="preserve">  deltaLF = 100*maxDev/span;</w:t>
       </w:r>
@@ -6836,9 +8603,14 @@
       </w:pPr>
       <w:r>
         <w:rPr>
-          <w:rFonts w:ascii="DejaVu Sans Mono" w:hAnsi="DejaVu Sans Mono" w:eastAsia="Noto Serif CJK SC" w:hint="eastAsia"/>
+          <w:rFonts w:ascii="Courier New" w:hAnsi="Courier New" w:cs="Courier New" w:eastAsia="宋体" w:hint="default"/>
           <w:b w:val="0"/>
           <w:sz w:val="19"/>
+          <w:color w:val="000000"/>
+          <w:outline w:val="0"/>
+          <w:shadow w:val="0"/>
+          <w:emboss w:val="0"/>
+          <w:imprint w:val="0"/>
         </w:rPr>
         <w:t xml:space="preserve">  R2 = 1-sum(r.^2)/sum((u-mean(u)).^2);</w:t>
       </w:r>
@@ -6855,9 +8627,14 @@
       </w:pPr>
       <w:r>
         <w:rPr>
-          <w:rFonts w:ascii="DejaVu Sans Mono" w:hAnsi="DejaVu Sans Mono" w:eastAsia="Noto Serif CJK SC" w:hint="eastAsia"/>
+          <w:rFonts w:ascii="Courier New" w:hAnsi="Courier New" w:cs="Courier New" w:eastAsia="宋体" w:hint="default"/>
           <w:b w:val="0"/>
           <w:sz w:val="19"/>
+          <w:color w:val="000000"/>
+          <w:outline w:val="0"/>
+          <w:shadow w:val="0"/>
+          <w:emboss w:val="0"/>
+          <w:imprint w:val="0"/>
         </w:rPr>
         <w:t xml:space="preserve">  disp([p RMSE maxDev deltaLF R2]);</w:t>
       </w:r>
@@ -6874,9 +8651,14 @@
       </w:pPr>
       <w:r>
         <w:rPr>
-          <w:rFonts w:ascii="DejaVu Sans Mono" w:hAnsi="DejaVu Sans Mono" w:eastAsia="Noto Serif CJK SC" w:hint="eastAsia"/>
+          <w:rFonts w:ascii="Courier New" w:hAnsi="Courier New" w:cs="Courier New" w:eastAsia="宋体" w:hint="default"/>
           <w:b w:val="0"/>
           <w:sz w:val="19"/>
+          <w:color w:val="000000"/>
+          <w:outline w:val="0"/>
+          <w:shadow w:val="0"/>
+          <w:emboss w:val="0"/>
+          <w:imprint w:val="0"/>
         </w:rPr>
         <w:t xml:space="preserve">  pred = zeros(size(m));</w:t>
       </w:r>
@@ -6893,9 +8675,14 @@
       </w:pPr>
       <w:r>
         <w:rPr>
-          <w:rFonts w:ascii="DejaVu Sans Mono" w:hAnsi="DejaVu Sans Mono" w:eastAsia="Noto Serif CJK SC" w:hint="eastAsia"/>
+          <w:rFonts w:ascii="Courier New" w:hAnsi="Courier New" w:cs="Courier New" w:eastAsia="宋体" w:hint="default"/>
           <w:b w:val="0"/>
           <w:sz w:val="19"/>
+          <w:color w:val="000000"/>
+          <w:outline w:val="0"/>
+          <w:shadow w:val="0"/>
+          <w:emboss w:val="0"/>
+          <w:imprint w:val="0"/>
         </w:rPr>
         <w:t xml:space="preserve">  for i = 1:numel(m)</w:t>
       </w:r>
@@ -6912,9 +8699,14 @@
       </w:pPr>
       <w:r>
         <w:rPr>
-          <w:rFonts w:ascii="DejaVu Sans Mono" w:hAnsi="DejaVu Sans Mono" w:eastAsia="Noto Serif CJK SC" w:hint="eastAsia"/>
+          <w:rFonts w:ascii="Courier New" w:hAnsi="Courier New" w:cs="Courier New" w:eastAsia="宋体" w:hint="default"/>
           <w:b w:val="0"/>
           <w:sz w:val="19"/>
+          <w:color w:val="000000"/>
+          <w:outline w:val="0"/>
+          <w:shadow w:val="0"/>
+          <w:emboss w:val="0"/>
+          <w:imprint w:val="0"/>
         </w:rPr>
         <w:t xml:space="preserve">    use = true(size(m)); use(i) = false;</w:t>
       </w:r>
@@ -6931,9 +8723,14 @@
       </w:pPr>
       <w:r>
         <w:rPr>
-          <w:rFonts w:ascii="DejaVu Sans Mono" w:hAnsi="DejaVu Sans Mono" w:eastAsia="Noto Serif CJK SC" w:hint="eastAsia"/>
+          <w:rFonts w:ascii="Courier New" w:hAnsi="Courier New" w:cs="Courier New" w:eastAsia="宋体" w:hint="default"/>
           <w:b w:val="0"/>
           <w:sz w:val="19"/>
+          <w:color w:val="000000"/>
+          <w:outline w:val="0"/>
+          <w:shadow w:val="0"/>
+          <w:emboss w:val="0"/>
+          <w:imprint w:val="0"/>
         </w:rPr>
         <w:t xml:space="preserve">    pi = polyfit(u(use),m(use),1);</w:t>
       </w:r>
@@ -6950,9 +8747,14 @@
       </w:pPr>
       <w:r>
         <w:rPr>
-          <w:rFonts w:ascii="DejaVu Sans Mono" w:hAnsi="DejaVu Sans Mono" w:eastAsia="Noto Serif CJK SC" w:hint="eastAsia"/>
+          <w:rFonts w:ascii="Courier New" w:hAnsi="Courier New" w:cs="Courier New" w:eastAsia="宋体" w:hint="default"/>
           <w:b w:val="0"/>
           <w:sz w:val="19"/>
+          <w:color w:val="000000"/>
+          <w:outline w:val="0"/>
+          <w:shadow w:val="0"/>
+          <w:emboss w:val="0"/>
+          <w:imprint w:val="0"/>
         </w:rPr>
         <w:t xml:space="preserve">    pred(i) = polyval(pi,u(i));</w:t>
       </w:r>
@@ -6969,9 +8771,14 @@
       </w:pPr>
       <w:r>
         <w:rPr>
-          <w:rFonts w:ascii="DejaVu Sans Mono" w:hAnsi="DejaVu Sans Mono" w:eastAsia="Noto Serif CJK SC" w:hint="eastAsia"/>
+          <w:rFonts w:ascii="Courier New" w:hAnsi="Courier New" w:cs="Courier New" w:eastAsia="宋体" w:hint="default"/>
           <w:b w:val="0"/>
           <w:sz w:val="19"/>
+          <w:color w:val="000000"/>
+          <w:outline w:val="0"/>
+          <w:shadow w:val="0"/>
+          <w:emboss w:val="0"/>
+          <w:imprint w:val="0"/>
         </w:rPr>
         <w:t xml:space="preserve">  end</w:t>
       </w:r>
@@ -6988,9 +8795,14 @@
       </w:pPr>
       <w:r>
         <w:rPr>
-          <w:rFonts w:ascii="DejaVu Sans Mono" w:hAnsi="DejaVu Sans Mono" w:eastAsia="Noto Serif CJK SC" w:hint="eastAsia"/>
+          <w:rFonts w:ascii="Courier New" w:hAnsi="Courier New" w:cs="Courier New" w:eastAsia="宋体" w:hint="default"/>
           <w:b w:val="0"/>
           <w:sz w:val="19"/>
+          <w:color w:val="000000"/>
+          <w:outline w:val="0"/>
+          <w:shadow w:val="0"/>
+          <w:emboss w:val="0"/>
+          <w:imprint w:val="0"/>
         </w:rPr>
         <w:t xml:space="preserve">  rmseCV = sqrt(mean((pred-m).^2));</w:t>
       </w:r>
@@ -7007,9 +8819,14 @@
       </w:pPr>
       <w:r>
         <w:rPr>
-          <w:rFonts w:ascii="DejaVu Sans Mono" w:hAnsi="DejaVu Sans Mono" w:eastAsia="Noto Serif CJK SC" w:hint="eastAsia"/>
+          <w:rFonts w:ascii="Courier New" w:hAnsi="Courier New" w:cs="Courier New" w:eastAsia="宋体" w:hint="default"/>
           <w:b w:val="0"/>
           <w:sz w:val="19"/>
+          <w:color w:val="000000"/>
+          <w:outline w:val="0"/>
+          <w:shadow w:val="0"/>
+          <w:emboss w:val="0"/>
+          <w:imprint w:val="0"/>
         </w:rPr>
         <w:t xml:space="preserve">  disp(rmseCV);</w:t>
       </w:r>
@@ -7026,9 +8843,14 @@
       </w:pPr>
       <w:r>
         <w:rPr>
-          <w:rFonts w:ascii="DejaVu Sans Mono" w:hAnsi="DejaVu Sans Mono" w:eastAsia="Noto Serif CJK SC" w:hint="eastAsia"/>
+          <w:rFonts w:ascii="Courier New" w:hAnsi="Courier New" w:cs="Courier New" w:eastAsia="宋体" w:hint="default"/>
           <w:b w:val="0"/>
           <w:sz w:val="19"/>
+          <w:color w:val="000000"/>
+          <w:outline w:val="0"/>
+          <w:shadow w:val="0"/>
+          <w:emboss w:val="0"/>
+          <w:imprint w:val="0"/>
         </w:rPr>
         <w:t>end</w:t>
       </w:r>
@@ -7045,9 +8867,14 @@
       </w:pPr>
       <w:r>
         <w:rPr>
-          <w:rFonts w:ascii="DejaVu Sans Mono" w:hAnsi="DejaVu Sans Mono" w:eastAsia="Noto Serif CJK SC" w:hint="eastAsia"/>
+          <w:rFonts w:ascii="Courier New" w:hAnsi="Courier New" w:cs="Courier New" w:eastAsia="宋体" w:hint="default"/>
           <w:b w:val="0"/>
           <w:sz w:val="19"/>
+          <w:color w:val="000000"/>
+          <w:outline w:val="0"/>
+          <w:shadow w:val="0"/>
+          <w:emboss w:val="0"/>
+          <w:imprint w:val="0"/>
         </w:rPr>
         <w:t>pm = polyfit(U(:,3),m,1); % 全桥称重标定</w:t>
       </w:r>
@@ -7064,9 +8891,14 @@
       </w:pPr>
       <w:r>
         <w:rPr>
-          <w:rFonts w:ascii="DejaVu Sans Mono" w:hAnsi="DejaVu Sans Mono" w:eastAsia="Noto Serif CJK SC" w:hint="eastAsia"/>
+          <w:rFonts w:ascii="Courier New" w:hAnsi="Courier New" w:cs="Courier New" w:eastAsia="宋体" w:hint="default"/>
           <w:b w:val="0"/>
           <w:sz w:val="19"/>
+          <w:color w:val="000000"/>
+          <w:outline w:val="0"/>
+          <w:shadow w:val="0"/>
+          <w:emboss w:val="0"/>
+          <w:imprint w:val="0"/>
         </w:rPr>
         <w:t>m500 = polyval(pm,623);</w:t>
       </w:r>
@@ -7083,9 +8915,14 @@
       </w:pPr>
       <w:r>
         <w:rPr>
-          <w:rFonts w:ascii="DejaVu Sans Mono" w:hAnsi="DejaVu Sans Mono" w:eastAsia="Noto Serif CJK SC" w:hint="eastAsia"/>
+          <w:rFonts w:ascii="Courier New" w:hAnsi="Courier New" w:cs="Courier New" w:eastAsia="宋体" w:hint="default"/>
           <w:b w:val="0"/>
           <w:sz w:val="19"/>
+          <w:color w:val="000000"/>
+          <w:outline w:val="0"/>
+          <w:shadow w:val="0"/>
+          <w:emboss w:val="0"/>
+          <w:imprint w:val="0"/>
         </w:rPr>
         <w:t>% 非线性：3.096936、0.407282、0.603530 %FS</w:t>
       </w:r>
@@ -7102,9 +8939,14 @@
       </w:pPr>
       <w:r>
         <w:rPr>
-          <w:rFonts w:ascii="DejaVu Sans Mono" w:hAnsi="DejaVu Sans Mono" w:eastAsia="Noto Serif CJK SC" w:hint="eastAsia"/>
+          <w:rFonts w:ascii="Courier New" w:hAnsi="Courier New" w:cs="Courier New" w:eastAsia="宋体" w:hint="default"/>
           <w:b w:val="0"/>
           <w:sz w:val="19"/>
+          <w:color w:val="000000"/>
+          <w:outline w:val="0"/>
+          <w:shadow w:val="0"/>
+          <w:emboss w:val="0"/>
+          <w:imprint w:val="0"/>
         </w:rPr>
         <w:t>% 灵敏度比：1 : 2.530020 : 5.017011</w:t>
       </w:r>
@@ -7121,9 +8963,14 @@
       </w:pPr>
       <w:r>
         <w:rPr>
-          <w:rFonts w:ascii="DejaVu Sans Mono" w:hAnsi="DejaVu Sans Mono" w:eastAsia="Noto Serif CJK SC" w:hint="eastAsia"/>
+          <w:rFonts w:ascii="Courier New" w:hAnsi="Courier New" w:cs="Courier New" w:eastAsia="宋体" w:hint="default"/>
           <w:b w:val="0"/>
           <w:sz w:val="19"/>
+          <w:color w:val="000000"/>
+          <w:outline w:val="0"/>
+          <w:shadow w:val="0"/>
+          <w:emboss w:val="0"/>
+          <w:imprint w:val="0"/>
         </w:rPr>
         <w:t>% pm = [1.668586711, -540.042932189]</w:t>
       </w:r>
@@ -7140,9 +8987,14 @@
       </w:pPr>
       <w:r>
         <w:rPr>
-          <w:rFonts w:ascii="DejaVu Sans Mono" w:hAnsi="DejaVu Sans Mono" w:eastAsia="Noto Serif CJK SC" w:hint="eastAsia"/>
+          <w:rFonts w:ascii="Courier New" w:hAnsi="Courier New" w:cs="Courier New" w:eastAsia="宋体" w:hint="default"/>
           <w:b w:val="0"/>
           <w:sz w:val="19"/>
+          <w:color w:val="000000"/>
+          <w:outline w:val="0"/>
+          <w:shadow w:val="0"/>
+          <w:emboss w:val="0"/>
+          <w:imprint w:val="0"/>
         </w:rPr>
         <w:t>% 623 mV回代：499.486589 g</w:t>
       </w:r>
@@ -7159,9 +9011,14 @@
       </w:pPr>
       <w:r>
         <w:rPr>
-          <w:rFonts w:ascii="DejaVu Sans Mono" w:hAnsi="DejaVu Sans Mono" w:eastAsia="Noto Serif CJK SC" w:hint="eastAsia"/>
+          <w:rFonts w:ascii="Courier New" w:hAnsi="Courier New" w:cs="Courier New" w:eastAsia="宋体" w:hint="default"/>
           <w:b w:val="0"/>
           <w:sz w:val="19"/>
+          <w:color w:val="000000"/>
+          <w:outline w:val="0"/>
+          <w:shadow w:val="0"/>
+          <w:emboss w:val="0"/>
+          <w:imprint w:val="0"/>
         </w:rPr>
         <w:t>% 留一预测RMSE：28.285507、2.793350、3.939309 g</w:t>
       </w:r>
@@ -7178,9 +9035,14 @@
       </w:pPr>
       <w:r>
         <w:rPr>
-          <w:rFonts w:ascii="Noto Serif CJK SC" w:hAnsi="Noto Serif CJK SC" w:eastAsia="Noto Serif CJK SC" w:hint="eastAsia"/>
+          <w:rFonts w:ascii="Times New Roman" w:hAnsi="Times New Roman" w:cs="Times New Roman" w:eastAsia="宋体" w:hint="default"/>
           <w:b w:val="0"/>
           <w:sz w:val="24"/>
+          <w:color w:val="000000"/>
+          <w:outline w:val="0"/>
+          <w:shadow w:val="0"/>
+          <w:emboss w:val="0"/>
+          <w:imprint w:val="0"/>
         </w:rPr>
         <w:t>原始电压保留整数mV，计算保留双精度；表2斜率保留六位小数、误差统计保留三位小数。</w:t>
       </w:r>
@@ -7197,9 +9059,14 @@
       </w:pPr>
       <w:r>
         <w:rPr>
-          <w:rFonts w:ascii="Noto Sans CJK SC" w:hAnsi="Noto Sans CJK SC" w:eastAsia="Noto Sans CJK SC" w:hint="eastAsia"/>
+          <w:rFonts w:ascii="Times New Roman" w:hAnsi="Times New Roman" w:cs="Times New Roman" w:eastAsia="黑体" w:hint="default"/>
           <w:b/>
           <w:sz w:val="28"/>
+          <w:color w:val="000000"/>
+          <w:outline w:val="0"/>
+          <w:shadow w:val="0"/>
+          <w:emboss w:val="0"/>
+          <w:imprint w:val="0"/>
         </w:rPr>
         <w:t>五、实验结论探讨、误差因素分析及改进、思考题</w:t>
       </w:r>
@@ -7216,9 +9083,14 @@
       </w:pPr>
       <w:r>
         <w:rPr>
-          <w:rFonts w:ascii="Noto Sans CJK SC" w:hAnsi="Noto Sans CJK SC" w:eastAsia="Noto Sans CJK SC" w:hint="eastAsia"/>
+          <w:rFonts w:ascii="Times New Roman" w:hAnsi="Times New Roman" w:cs="Times New Roman" w:eastAsia="黑体" w:hint="default"/>
           <w:b/>
           <w:sz w:val="24"/>
+          <w:color w:val="000000"/>
+          <w:outline w:val="0"/>
+          <w:shadow w:val="0"/>
+          <w:emboss w:val="0"/>
+          <w:imprint w:val="0"/>
         </w:rPr>
         <w:t>（一）实验结果与结论</w:t>
       </w:r>
@@ -7235,9 +9107,14 @@
       </w:pPr>
       <w:r>
         <w:rPr>
-          <w:rFonts w:ascii="Noto Serif CJK SC" w:hAnsi="Noto Serif CJK SC" w:eastAsia="Noto Serif CJK SC" w:hint="eastAsia"/>
+          <w:rFonts w:ascii="Times New Roman" w:hAnsi="Times New Roman" w:cs="Times New Roman" w:eastAsia="宋体" w:hint="default"/>
           <w:b w:val="0"/>
           <w:sz w:val="24"/>
+          <w:color w:val="000000"/>
+          <w:outline w:val="0"/>
+          <w:shadow w:val="0"/>
+          <w:emboss w:val="0"/>
+          <w:imprint w:val="0"/>
         </w:rPr>
         <w:t>单臂、半桥、全桥的实测灵敏度比为1∶2.530∶5.017，偏离理想1∶2∶4；非线性分别为3.097%、0.407%、0.604%FS。半桥的质量留一预测误差较小，全桥的灵敏度较大。</w:t>
       </w:r>
@@ -7254,9 +9131,14 @@
       </w:pPr>
       <w:r>
         <w:rPr>
-          <w:rFonts w:ascii="Noto Serif CJK SC" w:hAnsi="Noto Serif CJK SC" w:eastAsia="Noto Serif CJK SC" w:hint="eastAsia"/>
+          <w:rFonts w:ascii="Times New Roman" w:hAnsi="Times New Roman" w:cs="Times New Roman" w:eastAsia="宋体" w:hint="default"/>
           <w:b w:val="0"/>
           <w:sz w:val="24"/>
+          <w:color w:val="000000"/>
+          <w:outline w:val="0"/>
+          <w:shadow w:val="0"/>
+          <w:emboss w:val="0"/>
+          <w:imprint w:val="0"/>
         </w:rPr>
         <w:t>上述统计对应0～1000 g已测范围。单臂桥非线性处于模板所述力测量2%～5%参考界限附近，是否可用应结合具体允许误差判定；三桥灵敏度比例偏离理想值约25%～27%，应核查桥路接法、放大增益和应变传递。</w:t>
       </w:r>
@@ -7273,9 +9155,14 @@
       </w:pPr>
       <w:r>
         <w:rPr>
-          <w:rFonts w:ascii="Noto Sans CJK SC" w:hAnsi="Noto Sans CJK SC" w:eastAsia="Noto Sans CJK SC" w:hint="eastAsia"/>
+          <w:rFonts w:ascii="Times New Roman" w:hAnsi="Times New Roman" w:cs="Times New Roman" w:eastAsia="黑体" w:hint="default"/>
           <w:b/>
           <w:sz w:val="24"/>
+          <w:color w:val="000000"/>
+          <w:outline w:val="0"/>
+          <w:shadow w:val="0"/>
+          <w:emboss w:val="0"/>
+          <w:imprint w:val="0"/>
         </w:rPr>
         <w:t>（二）误差统计的适用范围</w:t>
       </w:r>
@@ -7292,9 +9179,14 @@
       </w:pPr>
       <w:r>
         <w:rPr>
-          <w:rFonts w:ascii="Noto Serif CJK SC" w:hAnsi="Noto Serif CJK SC" w:eastAsia="Noto Serif CJK SC" w:hint="eastAsia"/>
+          <w:rFonts w:ascii="Times New Roman" w:hAnsi="Times New Roman" w:cs="Times New Roman" w:eastAsia="宋体" w:hint="default"/>
           <w:b w:val="0"/>
           <w:sz w:val="24"/>
+          <w:color w:val="000000"/>
+          <w:outline w:val="0"/>
+          <w:shadow w:val="0"/>
+          <w:emboss w:val="0"/>
+          <w:imprint w:val="0"/>
         </w:rPr>
         <w:t>最大绝对残差用于非线性评价，RMSE用于衡量整体偏离；称重回代误差与留一预测误差均只反映本批数据。本次没有单点重复测量、卸载回程及参考仪器校准资料，尚不能评定重复性、迟滞和完整合成不确定度。回归残差同时含模型偏离和测量误差，不能直接当作传感器重复性。</w:t>
       </w:r>
@@ -7311,9 +9203,14 @@
       </w:pPr>
       <w:r>
         <w:rPr>
-          <w:rFonts w:ascii="Noto Sans CJK SC" w:hAnsi="Noto Sans CJK SC" w:eastAsia="Noto Sans CJK SC" w:hint="eastAsia"/>
+          <w:rFonts w:ascii="Times New Roman" w:hAnsi="Times New Roman" w:cs="Times New Roman" w:eastAsia="黑体" w:hint="default"/>
           <w:b/>
           <w:sz w:val="24"/>
+          <w:color w:val="000000"/>
+          <w:outline w:val="0"/>
+          <w:shadow w:val="0"/>
+          <w:emboss w:val="0"/>
+          <w:imprint w:val="0"/>
         </w:rPr>
         <w:t>（三）误差因素与改进</w:t>
       </w:r>
@@ -7330,9 +9227,14 @@
       </w:pPr>
       <w:r>
         <w:rPr>
-          <w:rFonts w:ascii="Noto Serif CJK SC" w:hAnsi="Noto Serif CJK SC" w:eastAsia="Noto Serif CJK SC" w:hint="eastAsia"/>
+          <w:rFonts w:ascii="Times New Roman" w:hAnsi="Times New Roman" w:cs="Times New Roman" w:eastAsia="宋体" w:hint="default"/>
           <w:b w:val="0"/>
           <w:sz w:val="24"/>
+          <w:color w:val="000000"/>
+          <w:outline w:val="0"/>
+          <w:shadow w:val="0"/>
+          <w:emboss w:val="0"/>
+          <w:imprint w:val="0"/>
         </w:rPr>
         <w:t>单臂残差随载荷呈弯曲趋势，且三种灵敏度比偏离理论值，应先检查桥路切换、应变传递和增益一致性。固定加载位置和读数等待时间，记录空载回零，并补测升降程及重复加载数据，可进一步区分温漂、蠕变、迟滞和接触问题。</w:t>
       </w:r>
@@ -7349,9 +9251,14 @@
       </w:pPr>
       <w:r>
         <w:rPr>
-          <w:rFonts w:ascii="Noto Serif CJK SC" w:hAnsi="Noto Serif CJK SC" w:eastAsia="Noto Serif CJK SC" w:hint="eastAsia"/>
+          <w:rFonts w:ascii="Times New Roman" w:hAnsi="Times New Roman" w:cs="Times New Roman" w:eastAsia="宋体" w:hint="default"/>
           <w:b w:val="0"/>
           <w:sz w:val="24"/>
+          <w:color w:val="000000"/>
+          <w:outline w:val="0"/>
+          <w:shadow w:val="0"/>
+          <w:emboss w:val="0"/>
+          <w:imprint w:val="0"/>
         </w:rPr>
         <w:t>应用验证时另选未参与标定的质量点，保持原有接线、增益和偏置条件，重新测量并计算误差。若单臂桥仍不能满足要求，可依据预先确定的误差限缩小工作区间并重新标定。</w:t>
       </w:r>
@@ -7368,9 +9275,14 @@
       </w:pPr>
       <w:r>
         <w:rPr>
-          <w:rFonts w:ascii="Noto Sans CJK SC" w:hAnsi="Noto Sans CJK SC" w:eastAsia="Noto Sans CJK SC" w:hint="eastAsia"/>
+          <w:rFonts w:ascii="Times New Roman" w:hAnsi="Times New Roman" w:cs="Times New Roman" w:eastAsia="黑体" w:hint="default"/>
           <w:b/>
           <w:sz w:val="24"/>
+          <w:color w:val="000000"/>
+          <w:outline w:val="0"/>
+          <w:shadow w:val="0"/>
+          <w:emboss w:val="0"/>
+          <w:imprint w:val="0"/>
         </w:rPr>
         <w:t>（四）思考题</w:t>
       </w:r>
@@ -7387,9 +9299,14 @@
       </w:pPr>
       <w:r>
         <w:rPr>
-          <w:rFonts w:ascii="Noto Sans CJK SC" w:hAnsi="Noto Sans CJK SC" w:eastAsia="Noto Sans CJK SC" w:hint="eastAsia"/>
+          <w:rFonts w:ascii="Times New Roman" w:hAnsi="Times New Roman" w:cs="Times New Roman" w:eastAsia="黑体" w:hint="default"/>
           <w:b/>
           <w:sz w:val="24"/>
+          <w:color w:val="000000"/>
+          <w:outline w:val="0"/>
+          <w:shadow w:val="0"/>
+          <w:emboss w:val="0"/>
+          <w:imprint w:val="0"/>
         </w:rPr>
         <w:t>五.1题　三种电桥的电压增量与比例</w:t>
       </w:r>
@@ -7406,9 +9323,14 @@
       </w:pPr>
       <w:r>
         <w:rPr>
-          <w:rFonts w:ascii="Noto Serif CJK SC" w:hAnsi="Noto Serif CJK SC" w:eastAsia="Noto Serif CJK SC" w:hint="eastAsia"/>
+          <w:rFonts w:ascii="Times New Roman" w:hAnsi="Times New Roman" w:cs="Times New Roman" w:eastAsia="宋体" w:hint="default"/>
           <w:b w:val="0"/>
           <w:sz w:val="24"/>
+          <w:color w:val="000000"/>
+          <w:outline w:val="0"/>
+          <w:shadow w:val="0"/>
+          <w:emboss w:val="0"/>
+          <w:imprint w:val="0"/>
         </w:rPr>
         <w:t>各载荷下扣除本桥零载电压后的结果见表1，比值随载荷的变化见图2。500 g处单臂、半桥、全桥增量为53、149、302 mV，比例约1∶2.811∶5.698；整段拟合灵敏度比为1∶2.530∶5.017，后者较少受单个零点读数和低载点影响。</w:t>
       </w:r>
@@ -7425,9 +9347,14 @@
       </w:pPr>
       <w:r>
         <w:rPr>
-          <w:rFonts w:ascii="Noto Serif CJK SC" w:hAnsi="Noto Serif CJK SC" w:eastAsia="Noto Serif CJK SC" w:hint="eastAsia"/>
+          <w:rFonts w:ascii="Times New Roman" w:hAnsi="Times New Roman" w:cs="Times New Roman" w:eastAsia="宋体" w:hint="default"/>
           <w:b w:val="0"/>
           <w:sz w:val="24"/>
+          <w:color w:val="000000"/>
+          <w:outline w:val="0"/>
+          <w:shadow w:val="0"/>
+          <w:emboss w:val="0"/>
+          <w:imprint w:val="0"/>
         </w:rPr>
         <w:t>理想1∶2∶4要求三桥激励、增益和应变片参数一致，拉压应变按输出相加方式接线，并满足小应变近似。本次比值偏离理论值，应核查桥路、增益和应变传递。若顺序写成“全桥∶半桥∶1/4桥”，理论比应为4∶2∶1。</w:t>
       </w:r>
@@ -7444,9 +9371,14 @@
       </w:pPr>
       <w:r>
         <w:rPr>
-          <w:rFonts w:ascii="Noto Sans CJK SC" w:hAnsi="Noto Sans CJK SC" w:eastAsia="Noto Sans CJK SC" w:hint="eastAsia"/>
+          <w:rFonts w:ascii="Times New Roman" w:hAnsi="Times New Roman" w:cs="Times New Roman" w:eastAsia="黑体" w:hint="default"/>
           <w:b/>
           <w:sz w:val="24"/>
+          <w:color w:val="000000"/>
+          <w:outline w:val="0"/>
+          <w:shadow w:val="0"/>
+          <w:emboss w:val="0"/>
+          <w:imprint w:val="0"/>
         </w:rPr>
         <w:t>五.2题　F-U曲线及硬件误差来源</w:t>
       </w:r>
@@ -7463,9 +9395,14 @@
       </w:pPr>
       <w:r>
         <w:rPr>
-          <w:rFonts w:ascii="Noto Serif CJK SC" w:hAnsi="Noto Serif CJK SC" w:eastAsia="Noto Serif CJK SC" w:hint="eastAsia"/>
+          <w:rFonts w:ascii="Times New Roman" w:hAnsi="Times New Roman" w:cs="Times New Roman" w:eastAsia="宋体" w:hint="default"/>
           <w:b w:val="0"/>
           <w:sz w:val="24"/>
+          <w:color w:val="000000"/>
+          <w:outline w:val="0"/>
+          <w:shadow w:val="0"/>
+          <w:emboss w:val="0"/>
+          <w:imprint w:val="0"/>
         </w:rPr>
         <w:t>用F=0.00980665m将表1的质量换算为力，得到图3；500 g对应4.903325 N，1000 g对应9.80665 N。图中纵轴为扣零后的电压增量，三种电桥在同一载荷下的输出依次增大。以N替换横轴不会改变第四部分的非线性百分数。</w:t>
       </w:r>
@@ -7527,9 +9464,14 @@
       </w:pPr>
       <w:r>
         <w:rPr>
-          <w:rFonts w:ascii="Noto Serif CJK SC" w:hAnsi="Noto Serif CJK SC" w:eastAsia="Noto Serif CJK SC" w:hint="eastAsia"/>
+          <w:rFonts w:ascii="Times New Roman" w:hAnsi="Times New Roman" w:cs="Times New Roman" w:eastAsia="宋体" w:hint="default"/>
           <w:b w:val="0"/>
           <w:sz w:val="22"/>
+          <w:color w:val="000000"/>
+          <w:outline w:val="0"/>
+          <w:shadow w:val="0"/>
+          <w:emboss w:val="0"/>
+          <w:imprint w:val="0"/>
         </w:rPr>
         <w:t>图3　1/4桥、半桥、全桥的F-ΔU实验曲线</w:t>
       </w:r>
@@ -7546,9 +9488,14 @@
       </w:pPr>
       <w:r>
         <w:rPr>
-          <w:rFonts w:ascii="Noto Serif CJK SC" w:hAnsi="Noto Serif CJK SC" w:eastAsia="Noto Serif CJK SC" w:hint="eastAsia"/>
+          <w:rFonts w:ascii="Times New Roman" w:hAnsi="Times New Roman" w:cs="Times New Roman" w:eastAsia="宋体" w:hint="default"/>
           <w:b w:val="0"/>
           <w:sz w:val="24"/>
+          <w:color w:val="000000"/>
+          <w:outline w:val="0"/>
+          <w:shadow w:val="0"/>
+          <w:emboss w:val="0"/>
+          <w:imprint w:val="0"/>
         </w:rPr>
         <w:t>机械误差包括砝码误差、偏心加载、安装松动、弹性体非线性、蠕变和迟滞；桥路误差包括应变片灵敏度差异、粘贴与温度不均、桥臂失配、激励漂移及接触电阻；调理采集误差包括运放失调、增益和共模误差、偏置漂移、ADC参考、量化及噪声。单臂桥残差弯曲且比例偏离理论值，但现有静态数据尚不足以确定其中哪项为主因。</w:t>
       </w:r>
@@ -7565,9 +9512,14 @@
       </w:pPr>
       <w:r>
         <w:rPr>
-          <w:rFonts w:ascii="Noto Sans CJK SC" w:hAnsi="Noto Sans CJK SC" w:eastAsia="Noto Sans CJK SC" w:hint="eastAsia"/>
+          <w:rFonts w:ascii="Times New Roman" w:hAnsi="Times New Roman" w:cs="Times New Roman" w:eastAsia="黑体" w:hint="default"/>
           <w:b/>
           <w:sz w:val="24"/>
+          <w:color w:val="000000"/>
+          <w:outline w:val="0"/>
+          <w:shadow w:val="0"/>
+          <w:emboss w:val="0"/>
+          <w:imprint w:val="0"/>
         </w:rPr>
         <w:t>五.3题　1/4桥递减而全桥较稳定的原因</w:t>
       </w:r>
@@ -7584,9 +9536,14 @@
       </w:pPr>
       <w:r>
         <w:rPr>
-          <w:rFonts w:ascii="Noto Serif CJK SC" w:hAnsi="Noto Serif CJK SC" w:eastAsia="Noto Serif CJK SC" w:hint="eastAsia"/>
+          <w:rFonts w:ascii="Times New Roman" w:hAnsi="Times New Roman" w:cs="Times New Roman" w:eastAsia="宋体" w:hint="default"/>
           <w:b w:val="0"/>
           <w:sz w:val="24"/>
+          <w:color w:val="000000"/>
+          <w:outline w:val="0"/>
+          <w:shadow w:val="0"/>
+          <w:emboss w:val="0"/>
+          <w:imprint w:val="0"/>
         </w:rPr>
         <w:t>固定载荷下电压持续变化，可能由弹性体和胶层蠕变、应力松弛、通电自热或调理电路漂移引起。1/4桥只有一个工作应变片，其温度变化难与其他桥臂同步，较易产生零漂；匹配全桥在温度接近时可抵消均匀温变的影响，且灵敏度较高，同样电压漂移对应的相对误差较小。</w:t>
       </w:r>
@@ -7603,9 +9560,14 @@
       </w:pPr>
       <w:r>
         <w:rPr>
-          <w:rFonts w:ascii="Noto Serif CJK SC" w:hAnsi="Noto Serif CJK SC" w:eastAsia="Noto Serif CJK SC" w:hint="eastAsia"/>
+          <w:rFonts w:ascii="Times New Roman" w:hAnsi="Times New Roman" w:cs="Times New Roman" w:eastAsia="宋体" w:hint="default"/>
           <w:b w:val="0"/>
           <w:sz w:val="24"/>
+          <w:color w:val="000000"/>
+          <w:outline w:val="0"/>
+          <w:shadow w:val="0"/>
+          <w:emboss w:val="0"/>
+          <w:imprint w:val="0"/>
         </w:rPr>
         <w:t>全桥仍会响应真实应变随时间的变化，不能消除所有机械蠕变，递减也不是普遍规律。可分别记录空载与定载电压随时间的曲线，同时记录温度和激励，统一加载后的等待时间，再判断热漂移和机械蠕变的作用。</w:t>
       </w:r>
@@ -7622,9 +9584,14 @@
       </w:pPr>
       <w:r>
         <w:rPr>
-          <w:rFonts w:ascii="Noto Sans CJK SC" w:hAnsi="Noto Sans CJK SC" w:eastAsia="Noto Sans CJK SC" w:hint="eastAsia"/>
+          <w:rFonts w:ascii="Times New Roman" w:hAnsi="Times New Roman" w:cs="Times New Roman" w:eastAsia="黑体" w:hint="default"/>
           <w:b/>
           <w:sz w:val="24"/>
+          <w:color w:val="000000"/>
+          <w:outline w:val="0"/>
+          <w:shadow w:val="0"/>
+          <w:emboss w:val="0"/>
+          <w:imprint w:val="0"/>
         </w:rPr>
         <w:t>五.4题　改用交流激励后的输出</w:t>
       </w:r>
@@ -7641,9 +9608,14 @@
       </w:pPr>
       <w:r>
         <w:rPr>
-          <w:rFonts w:ascii="Noto Serif CJK SC" w:hAnsi="Noto Serif CJK SC" w:eastAsia="Noto Serif CJK SC" w:hint="eastAsia"/>
+          <w:rFonts w:ascii="Times New Roman" w:hAnsi="Times New Roman" w:cs="Times New Roman" w:eastAsia="宋体" w:hint="default"/>
           <w:b w:val="0"/>
           <w:sz w:val="24"/>
+          <w:color w:val="000000"/>
+          <w:outline w:val="0"/>
+          <w:shadow w:val="0"/>
+          <w:emboss w:val="0"/>
+          <w:imprint w:val="0"/>
         </w:rPr>
         <w:t>当桥路近似纯电阻、载荷在交流周期内基本不变时，若施加幅值为Em、角频率为ω的正弦激励，桥路原始差分输出为：</w:t>
       </w:r>
@@ -7657,8 +9629,13 @@
         <w:ind w:left="0" w:leftChars="200" w:firstLine="0" w:right="0"/>
         <w:jc w:val="center"/>
         <w:rPr>
-          <w:rFonts w:hint="eastAsia" w:ascii="宋体" w:hAnsi="宋体"/>
+          <w:rFonts w:ascii="Times New Roman" w:hAnsi="Times New Roman" w:cs="Times New Roman" w:eastAsia="宋体" w:hint="default"/>
           <w:sz w:val="24"/>
+          <w:color w:val="000000"/>
+          <w:outline w:val="0"/>
+          <w:shadow w:val="0"/>
+          <w:emboss w:val="0"/>
+          <w:imprint w:val="0"/>
         </w:rPr>
         <w:snapToGrid w:val="0"/>
       </w:pPr>
@@ -7670,8 +9647,13 @@
               <m:r>
                 <m:rPr/>
                 <w:rPr>
-                  <w:rFonts w:ascii="Cambria Math" w:hAnsi="Cambria Math"/>
+                  <w:rFonts w:ascii="Cambria Math" w:hAnsi="Cambria Math" w:cs="Cambria Math" w:eastAsia="宋体" w:hint="default"/>
                   <w:sz w:val="24"/>
+                  <w:color w:val="000000"/>
+                  <w:outline w:val="0"/>
+                  <w:shadow w:val="0"/>
+                  <w:emboss w:val="0"/>
+                  <w:imprint w:val="0"/>
                 </w:rPr>
                 <m:t>u</m:t>
               </m:r>
@@ -7680,8 +9662,13 @@
               <m:r>
                 <m:rPr/>
                 <w:rPr>
-                  <w:rFonts w:ascii="Cambria Math" w:hAnsi="Cambria Math"/>
+                  <w:rFonts w:ascii="Cambria Math" w:hAnsi="Cambria Math" w:cs="Cambria Math" w:eastAsia="宋体" w:hint="default"/>
                   <w:sz w:val="24"/>
+                  <w:color w:val="000000"/>
+                  <w:outline w:val="0"/>
+                  <w:shadow w:val="0"/>
+                  <w:emboss w:val="0"/>
+                  <w:imprint w:val="0"/>
                 </w:rPr>
                 <m:t>1/4</m:t>
               </m:r>
@@ -7690,8 +9677,13 @@
           <m:r>
             <m:rPr/>
             <w:rPr>
-              <w:rFonts w:ascii="Cambria Math" w:hAnsi="Cambria Math"/>
+              <w:rFonts w:ascii="Cambria Math" w:hAnsi="Cambria Math" w:cs="Cambria Math" w:eastAsia="宋体" w:hint="default"/>
               <w:sz w:val="24"/>
+              <w:color w:val="000000"/>
+              <w:outline w:val="0"/>
+              <w:shadow w:val="0"/>
+              <w:emboss w:val="0"/>
+              <w:imprint w:val="0"/>
             </w:rPr>
             <m:t>(t) ≈</m:t>
           </m:r>
@@ -7704,8 +9696,13 @@
                   <m:r>
                     <m:rPr/>
                     <w:rPr>
-                      <w:rFonts w:ascii="Cambria Math" w:hAnsi="Cambria Math"/>
+                      <w:rFonts w:ascii="Cambria Math" w:hAnsi="Cambria Math" w:cs="Cambria Math" w:eastAsia="宋体" w:hint="default"/>
                       <w:sz w:val="24"/>
+                      <w:color w:val="000000"/>
+                      <w:outline w:val="0"/>
+                      <w:shadow w:val="0"/>
+                      <w:emboss w:val="0"/>
+                      <w:imprint w:val="0"/>
                     </w:rPr>
                     <m:t>E</m:t>
                   </m:r>
@@ -7714,8 +9711,13 @@
                   <m:r>
                     <m:rPr/>
                     <w:rPr>
-                      <w:rFonts w:ascii="Cambria Math" w:hAnsi="Cambria Math"/>
+                      <w:rFonts w:ascii="Cambria Math" w:hAnsi="Cambria Math" w:cs="Cambria Math" w:eastAsia="宋体" w:hint="default"/>
                       <w:sz w:val="24"/>
+                      <w:color w:val="000000"/>
+                      <w:outline w:val="0"/>
+                      <w:shadow w:val="0"/>
+                      <w:emboss w:val="0"/>
+                      <w:imprint w:val="0"/>
                     </w:rPr>
                     <m:t>m</m:t>
                   </m:r>
@@ -7726,8 +9728,13 @@
               <m:r>
                 <m:rPr/>
                 <w:rPr>
-                  <w:rFonts w:ascii="Cambria Math" w:hAnsi="Cambria Math"/>
+                  <w:rFonts w:ascii="Cambria Math" w:hAnsi="Cambria Math" w:cs="Cambria Math" w:eastAsia="宋体" w:hint="default"/>
                   <w:sz w:val="24"/>
+                  <w:color w:val="000000"/>
+                  <w:outline w:val="0"/>
+                  <w:shadow w:val="0"/>
+                  <w:emboss w:val="0"/>
+                  <w:imprint w:val="0"/>
                 </w:rPr>
                 <m:t>4</m:t>
               </m:r>
@@ -7739,8 +9746,13 @@
               <m:r>
                 <m:rPr/>
                 <w:rPr>
-                  <w:rFonts w:ascii="Cambria Math" w:hAnsi="Cambria Math"/>
+                  <w:rFonts w:ascii="Cambria Math" w:hAnsi="Cambria Math" w:cs="Cambria Math" w:eastAsia="宋体" w:hint="default"/>
                   <w:sz w:val="24"/>
+                  <w:color w:val="000000"/>
+                  <w:outline w:val="0"/>
+                  <w:shadow w:val="0"/>
+                  <w:emboss w:val="0"/>
+                  <w:imprint w:val="0"/>
                 </w:rPr>
                 <m:t>k</m:t>
               </m:r>
@@ -7749,8 +9761,13 @@
               <m:r>
                 <m:rPr/>
                 <w:rPr>
-                  <w:rFonts w:ascii="Cambria Math" w:hAnsi="Cambria Math"/>
+                  <w:rFonts w:ascii="Cambria Math" w:hAnsi="Cambria Math" w:cs="Cambria Math" w:eastAsia="宋体" w:hint="default"/>
                   <w:sz w:val="24"/>
+                  <w:color w:val="000000"/>
+                  <w:outline w:val="0"/>
+                  <w:shadow w:val="0"/>
+                  <w:emboss w:val="0"/>
+                  <w:imprint w:val="0"/>
                 </w:rPr>
                 <m:t>g</m:t>
               </m:r>
@@ -7759,8 +9776,13 @@
           <m:r>
             <m:rPr/>
             <w:rPr>
-              <w:rFonts w:ascii="Cambria Math" w:hAnsi="Cambria Math"/>
+              <w:rFonts w:ascii="Cambria Math" w:hAnsi="Cambria Math" w:cs="Cambria Math" w:eastAsia="宋体" w:hint="default"/>
               <w:sz w:val="24"/>
+              <w:color w:val="000000"/>
+              <w:outline w:val="0"/>
+              <w:shadow w:val="0"/>
+              <w:emboss w:val="0"/>
+              <w:imprint w:val="0"/>
             </w:rPr>
             <m:t>ε sin(ωt)</m:t>
           </m:r>
@@ -7776,8 +9798,13 @@
         <w:ind w:left="0" w:leftChars="200" w:firstLine="0" w:right="0"/>
         <w:jc w:val="center"/>
         <w:rPr>
-          <w:rFonts w:hint="eastAsia" w:ascii="宋体" w:hAnsi="宋体"/>
+          <w:rFonts w:ascii="Times New Roman" w:hAnsi="Times New Roman" w:cs="Times New Roman" w:eastAsia="宋体" w:hint="default"/>
           <w:sz w:val="24"/>
+          <w:color w:val="000000"/>
+          <w:outline w:val="0"/>
+          <w:shadow w:val="0"/>
+          <w:emboss w:val="0"/>
+          <w:imprint w:val="0"/>
         </w:rPr>
         <w:snapToGrid w:val="0"/>
       </w:pPr>
@@ -7789,8 +9816,13 @@
               <m:r>
                 <m:rPr/>
                 <w:rPr>
-                  <w:rFonts w:ascii="Cambria Math" w:hAnsi="Cambria Math"/>
+                  <w:rFonts w:ascii="Cambria Math" w:hAnsi="Cambria Math" w:cs="Cambria Math" w:eastAsia="宋体" w:hint="default"/>
                   <w:sz w:val="24"/>
+                  <w:color w:val="000000"/>
+                  <w:outline w:val="0"/>
+                  <w:shadow w:val="0"/>
+                  <w:emboss w:val="0"/>
+                  <w:imprint w:val="0"/>
                 </w:rPr>
                 <m:t>u</m:t>
               </m:r>
@@ -7799,8 +9831,13 @@
               <m:r>
                 <m:rPr/>
                 <w:rPr>
-                  <w:rFonts w:ascii="Cambria Math" w:hAnsi="Cambria Math"/>
+                  <w:rFonts w:ascii="Cambria Math" w:hAnsi="Cambria Math" w:cs="Cambria Math" w:eastAsia="宋体" w:hint="default"/>
                   <w:sz w:val="24"/>
+                  <w:color w:val="000000"/>
+                  <w:outline w:val="0"/>
+                  <w:shadow w:val="0"/>
+                  <w:emboss w:val="0"/>
+                  <w:imprint w:val="0"/>
                 </w:rPr>
                 <m:t>1/2</m:t>
               </m:r>
@@ -7809,8 +9846,13 @@
           <m:r>
             <m:rPr/>
             <w:rPr>
-              <w:rFonts w:ascii="Cambria Math" w:hAnsi="Cambria Math"/>
+              <w:rFonts w:ascii="Cambria Math" w:hAnsi="Cambria Math" w:cs="Cambria Math" w:eastAsia="宋体" w:hint="default"/>
               <w:sz w:val="24"/>
+              <w:color w:val="000000"/>
+              <w:outline w:val="0"/>
+              <w:shadow w:val="0"/>
+              <w:emboss w:val="0"/>
+              <w:imprint w:val="0"/>
             </w:rPr>
             <m:t>(t) ≈</m:t>
           </m:r>
@@ -7823,8 +9865,13 @@
                   <m:r>
                     <m:rPr/>
                     <w:rPr>
-                      <w:rFonts w:ascii="Cambria Math" w:hAnsi="Cambria Math"/>
+                      <w:rFonts w:ascii="Cambria Math" w:hAnsi="Cambria Math" w:cs="Cambria Math" w:eastAsia="宋体" w:hint="default"/>
                       <w:sz w:val="24"/>
+                      <w:color w:val="000000"/>
+                      <w:outline w:val="0"/>
+                      <w:shadow w:val="0"/>
+                      <w:emboss w:val="0"/>
+                      <w:imprint w:val="0"/>
                     </w:rPr>
                     <m:t>E</m:t>
                   </m:r>
@@ -7833,8 +9880,13 @@
                   <m:r>
                     <m:rPr/>
                     <w:rPr>
-                      <w:rFonts w:ascii="Cambria Math" w:hAnsi="Cambria Math"/>
+                      <w:rFonts w:ascii="Cambria Math" w:hAnsi="Cambria Math" w:cs="Cambria Math" w:eastAsia="宋体" w:hint="default"/>
                       <w:sz w:val="24"/>
+                      <w:color w:val="000000"/>
+                      <w:outline w:val="0"/>
+                      <w:shadow w:val="0"/>
+                      <w:emboss w:val="0"/>
+                      <w:imprint w:val="0"/>
                     </w:rPr>
                     <m:t>m</m:t>
                   </m:r>
@@ -7845,8 +9897,13 @@
               <m:r>
                 <m:rPr/>
                 <w:rPr>
-                  <w:rFonts w:ascii="Cambria Math" w:hAnsi="Cambria Math"/>
+                  <w:rFonts w:ascii="Cambria Math" w:hAnsi="Cambria Math" w:cs="Cambria Math" w:eastAsia="宋体" w:hint="default"/>
                   <w:sz w:val="24"/>
+                  <w:color w:val="000000"/>
+                  <w:outline w:val="0"/>
+                  <w:shadow w:val="0"/>
+                  <w:emboss w:val="0"/>
+                  <w:imprint w:val="0"/>
                 </w:rPr>
                 <m:t>2</m:t>
               </m:r>
@@ -7858,8 +9915,13 @@
               <m:r>
                 <m:rPr/>
                 <w:rPr>
-                  <w:rFonts w:ascii="Cambria Math" w:hAnsi="Cambria Math"/>
+                  <w:rFonts w:ascii="Cambria Math" w:hAnsi="Cambria Math" w:cs="Cambria Math" w:eastAsia="宋体" w:hint="default"/>
                   <w:sz w:val="24"/>
+                  <w:color w:val="000000"/>
+                  <w:outline w:val="0"/>
+                  <w:shadow w:val="0"/>
+                  <w:emboss w:val="0"/>
+                  <w:imprint w:val="0"/>
                 </w:rPr>
                 <m:t>k</m:t>
               </m:r>
@@ -7868,8 +9930,13 @@
               <m:r>
                 <m:rPr/>
                 <w:rPr>
-                  <w:rFonts w:ascii="Cambria Math" w:hAnsi="Cambria Math"/>
+                  <w:rFonts w:ascii="Cambria Math" w:hAnsi="Cambria Math" w:cs="Cambria Math" w:eastAsia="宋体" w:hint="default"/>
                   <w:sz w:val="24"/>
+                  <w:color w:val="000000"/>
+                  <w:outline w:val="0"/>
+                  <w:shadow w:val="0"/>
+                  <w:emboss w:val="0"/>
+                  <w:imprint w:val="0"/>
                 </w:rPr>
                 <m:t>g</m:t>
               </m:r>
@@ -7878,8 +9945,13 @@
           <m:r>
             <m:rPr/>
             <w:rPr>
-              <w:rFonts w:ascii="Cambria Math" w:hAnsi="Cambria Math"/>
+              <w:rFonts w:ascii="Cambria Math" w:hAnsi="Cambria Math" w:cs="Cambria Math" w:eastAsia="宋体" w:hint="default"/>
               <w:sz w:val="24"/>
+              <w:color w:val="000000"/>
+              <w:outline w:val="0"/>
+              <w:shadow w:val="0"/>
+              <w:emboss w:val="0"/>
+              <w:imprint w:val="0"/>
             </w:rPr>
             <m:t>ε sin(ωt)</m:t>
           </m:r>
@@ -7895,8 +9967,13 @@
         <w:ind w:left="0" w:leftChars="200" w:firstLine="0" w:right="0"/>
         <w:jc w:val="center"/>
         <w:rPr>
-          <w:rFonts w:hint="eastAsia" w:ascii="宋体" w:hAnsi="宋体"/>
+          <w:rFonts w:ascii="Times New Roman" w:hAnsi="Times New Roman" w:cs="Times New Roman" w:eastAsia="宋体" w:hint="default"/>
           <w:sz w:val="24"/>
+          <w:color w:val="000000"/>
+          <w:outline w:val="0"/>
+          <w:shadow w:val="0"/>
+          <w:emboss w:val="0"/>
+          <w:imprint w:val="0"/>
         </w:rPr>
         <w:snapToGrid w:val="0"/>
       </w:pPr>
@@ -7908,8 +9985,13 @@
               <m:r>
                 <m:rPr/>
                 <w:rPr>
-                  <w:rFonts w:ascii="Cambria Math" w:hAnsi="Cambria Math"/>
+                  <w:rFonts w:ascii="Cambria Math" w:hAnsi="Cambria Math" w:cs="Cambria Math" w:eastAsia="宋体" w:hint="default"/>
                   <w:sz w:val="24"/>
+                  <w:color w:val="000000"/>
+                  <w:outline w:val="0"/>
+                  <w:shadow w:val="0"/>
+                  <w:emboss w:val="0"/>
+                  <w:imprint w:val="0"/>
                 </w:rPr>
                 <m:t>u</m:t>
               </m:r>
@@ -7918,8 +10000,13 @@
               <m:r>
                 <m:rPr/>
                 <w:rPr>
-                  <w:rFonts w:ascii="Cambria Math" w:hAnsi="Cambria Math"/>
+                  <w:rFonts w:ascii="Cambria Math" w:hAnsi="Cambria Math" w:cs="Cambria Math" w:eastAsia="宋体" w:hint="default"/>
                   <w:sz w:val="24"/>
+                  <w:color w:val="000000"/>
+                  <w:outline w:val="0"/>
+                  <w:shadow w:val="0"/>
+                  <w:emboss w:val="0"/>
+                  <w:imprint w:val="0"/>
                 </w:rPr>
                 <m:t>全</m:t>
               </m:r>
@@ -7928,8 +10015,13 @@
           <m:r>
             <m:rPr/>
             <w:rPr>
-              <w:rFonts w:ascii="Cambria Math" w:hAnsi="Cambria Math"/>
+              <w:rFonts w:ascii="Cambria Math" w:hAnsi="Cambria Math" w:cs="Cambria Math" w:eastAsia="宋体" w:hint="default"/>
               <w:sz w:val="24"/>
+              <w:color w:val="000000"/>
+              <w:outline w:val="0"/>
+              <w:shadow w:val="0"/>
+              <w:emboss w:val="0"/>
+              <w:imprint w:val="0"/>
             </w:rPr>
             <m:t>(t) ≈</m:t>
           </m:r>
@@ -7939,8 +10031,13 @@
               <m:r>
                 <m:rPr/>
                 <w:rPr>
-                  <w:rFonts w:ascii="Cambria Math" w:hAnsi="Cambria Math"/>
+                  <w:rFonts w:ascii="Cambria Math" w:hAnsi="Cambria Math" w:cs="Cambria Math" w:eastAsia="宋体" w:hint="default"/>
                   <w:sz w:val="24"/>
+                  <w:color w:val="000000"/>
+                  <w:outline w:val="0"/>
+                  <w:shadow w:val="0"/>
+                  <w:emboss w:val="0"/>
+                  <w:imprint w:val="0"/>
                 </w:rPr>
                 <m:t>E</m:t>
               </m:r>
@@ -7949,8 +10046,13 @@
               <m:r>
                 <m:rPr/>
                 <w:rPr>
-                  <w:rFonts w:ascii="Cambria Math" w:hAnsi="Cambria Math"/>
+                  <w:rFonts w:ascii="Cambria Math" w:hAnsi="Cambria Math" w:cs="Cambria Math" w:eastAsia="宋体" w:hint="default"/>
                   <w:sz w:val="24"/>
+                  <w:color w:val="000000"/>
+                  <w:outline w:val="0"/>
+                  <w:shadow w:val="0"/>
+                  <w:emboss w:val="0"/>
+                  <w:imprint w:val="0"/>
                 </w:rPr>
                 <m:t>m</m:t>
               </m:r>
@@ -7962,8 +10064,13 @@
               <m:r>
                 <m:rPr/>
                 <w:rPr>
-                  <w:rFonts w:ascii="Cambria Math" w:hAnsi="Cambria Math"/>
+                  <w:rFonts w:ascii="Cambria Math" w:hAnsi="Cambria Math" w:cs="Cambria Math" w:eastAsia="宋体" w:hint="default"/>
                   <w:sz w:val="24"/>
+                  <w:color w:val="000000"/>
+                  <w:outline w:val="0"/>
+                  <w:shadow w:val="0"/>
+                  <w:emboss w:val="0"/>
+                  <w:imprint w:val="0"/>
                 </w:rPr>
                 <m:t>k</m:t>
               </m:r>
@@ -7972,8 +10079,13 @@
               <m:r>
                 <m:rPr/>
                 <w:rPr>
-                  <w:rFonts w:ascii="Cambria Math" w:hAnsi="Cambria Math"/>
+                  <w:rFonts w:ascii="Cambria Math" w:hAnsi="Cambria Math" w:cs="Cambria Math" w:eastAsia="宋体" w:hint="default"/>
                   <w:sz w:val="24"/>
+                  <w:color w:val="000000"/>
+                  <w:outline w:val="0"/>
+                  <w:shadow w:val="0"/>
+                  <w:emboss w:val="0"/>
+                  <w:imprint w:val="0"/>
                 </w:rPr>
                 <m:t>g</m:t>
               </m:r>
@@ -7982,8 +10094,13 @@
           <m:r>
             <m:rPr/>
             <w:rPr>
-              <w:rFonts w:ascii="Cambria Math" w:hAnsi="Cambria Math"/>
+              <w:rFonts w:ascii="Cambria Math" w:hAnsi="Cambria Math" w:cs="Cambria Math" w:eastAsia="宋体" w:hint="default"/>
               <w:sz w:val="24"/>
+              <w:color w:val="000000"/>
+              <w:outline w:val="0"/>
+              <w:shadow w:val="0"/>
+              <w:emboss w:val="0"/>
+              <w:imprint w:val="0"/>
             </w:rPr>
             <m:t>ε sin(ωt)</m:t>
           </m:r>
@@ -8002,9 +10119,14 @@
       </w:pPr>
       <w:r>
         <w:rPr>
-          <w:rFonts w:ascii="Noto Serif CJK SC" w:hAnsi="Noto Serif CJK SC" w:eastAsia="Noto Serif CJK SC" w:hint="eastAsia"/>
+          <w:rFonts w:ascii="Times New Roman" w:hAnsi="Times New Roman" w:cs="Times New Roman" w:eastAsia="宋体" w:hint="default"/>
           <w:b w:val="0"/>
           <w:sz w:val="24"/>
+          <w:color w:val="000000"/>
+          <w:outline w:val="0"/>
+          <w:shadow w:val="0"/>
+          <w:emboss w:val="0"/>
+          <w:imprint w:val="0"/>
         </w:rPr>
         <w:t>输出与激励同频，幅值随载荷变化，理想幅值比仍为1∶2∶4；载荷方向反转时相位改变180°。经同一增益放大后比例保持。应采用同步检波或相敏解调，再低通得到带符号的力信号。高频寄生电容、电感会带来相移，原有偏置及单极性ADC也需适配，不能仅更换电源便直接沿用直流读数方式。</w:t>
       </w:r>
@@ -8021,9 +10143,14 @@
       </w:pPr>
       <w:r>
         <w:rPr>
-          <w:rFonts w:ascii="Noto Sans CJK SC" w:hAnsi="Noto Sans CJK SC" w:eastAsia="Noto Sans CJK SC" w:hint="eastAsia"/>
+          <w:rFonts w:ascii="Times New Roman" w:hAnsi="Times New Roman" w:cs="Times New Roman" w:eastAsia="黑体" w:hint="default"/>
           <w:b/>
           <w:sz w:val="24"/>
+          <w:color w:val="000000"/>
+          <w:outline w:val="0"/>
+          <w:shadow w:val="0"/>
+          <w:emboss w:val="0"/>
+          <w:imprint w:val="0"/>
         </w:rPr>
         <w:t>五.5题　称重应用过程与方框图</w:t>
       </w:r>
@@ -8040,9 +10167,14 @@
       </w:pPr>
       <w:r>
         <w:rPr>
-          <w:rFonts w:ascii="Noto Serif CJK SC" w:hAnsi="Noto Serif CJK SC" w:eastAsia="Noto Serif CJK SC" w:hint="eastAsia"/>
+          <w:rFonts w:ascii="Times New Roman" w:hAnsi="Times New Roman" w:cs="Times New Roman" w:eastAsia="宋体" w:hint="default"/>
           <w:b w:val="0"/>
           <w:sz w:val="24"/>
+          <w:color w:val="000000"/>
+          <w:outline w:val="0"/>
+          <w:shadow w:val="0"/>
+          <w:emboss w:val="0"/>
+          <w:imprint w:val="0"/>
         </w:rPr>
         <w:t>选用全桥和56 kΩ反馈电阻，空载时调节DC偏置；依次加载已知砝码，稳定后记录TP1电压与质量，求取第四部分的一次标定式。平台若采用二次式m=A+BU+CU²，可取A=−540.042932、B=1.668586711、C=0，电压单位为mV、质量为g。随后采集待测物体电压并换算质量，流程见图4。</w:t>
       </w:r>
@@ -8104,9 +10236,14 @@
       </w:pPr>
       <w:r>
         <w:rPr>
-          <w:rFonts w:ascii="Noto Serif CJK SC" w:hAnsi="Noto Serif CJK SC" w:eastAsia="Noto Serif CJK SC" w:hint="eastAsia"/>
+          <w:rFonts w:ascii="Times New Roman" w:hAnsi="Times New Roman" w:cs="Times New Roman" w:eastAsia="宋体" w:hint="default"/>
           <w:b w:val="0"/>
           <w:sz w:val="22"/>
+          <w:color w:val="000000"/>
+          <w:outline w:val="0"/>
+          <w:shadow w:val="0"/>
+          <w:emboss w:val="0"/>
+          <w:imprint w:val="0"/>
         </w:rPr>
         <w:t>图4　全桥称重的信号处理与标定流程</w:t>
       </w:r>
@@ -8123,9 +10260,14 @@
       </w:pPr>
       <w:r>
         <w:rPr>
-          <w:rFonts w:ascii="Noto Serif CJK SC" w:hAnsi="Noto Serif CJK SC" w:eastAsia="Noto Serif CJK SC" w:hint="eastAsia"/>
+          <w:rFonts w:ascii="Times New Roman" w:hAnsi="Times New Roman" w:cs="Times New Roman" w:eastAsia="宋体" w:hint="default"/>
           <w:b w:val="0"/>
           <w:sz w:val="24"/>
+          <w:color w:val="000000"/>
+          <w:outline w:val="0"/>
+          <w:shadow w:val="0"/>
+          <w:emboss w:val="0"/>
+          <w:imprint w:val="0"/>
         </w:rPr>
         <w:t>此式输入为绝对TP1电压，已由截距吸收零点影响，应用时不再额外扣除321 mV。标定后应保持相同桥路、增益和偏置，并用未参与拟合的已知质量检查结果。现有623 mV回代值499.487 g仅用于计算核对。</w:t>
       </w:r>
@@ -8142,9 +10284,14 @@
       </w:pPr>
       <w:r>
         <w:rPr>
-          <w:rFonts w:ascii="Noto Sans CJK SC" w:hAnsi="Noto Sans CJK SC" w:eastAsia="Noto Sans CJK SC" w:hint="eastAsia"/>
+          <w:rFonts w:ascii="Times New Roman" w:hAnsi="Times New Roman" w:cs="Times New Roman" w:eastAsia="黑体" w:hint="default"/>
           <w:b/>
           <w:sz w:val="24"/>
+          <w:color w:val="000000"/>
+          <w:outline w:val="0"/>
+          <w:shadow w:val="0"/>
+          <w:emboss w:val="0"/>
+          <w:imprint w:val="0"/>
         </w:rPr>
         <w:t>五.6题　拟合后仍有误差的调理电路原因</w:t>
       </w:r>
@@ -8161,9 +10308,14 @@
       </w:pPr>
       <w:r>
         <w:rPr>
-          <w:rFonts w:ascii="Noto Serif CJK SC" w:hAnsi="Noto Serif CJK SC" w:eastAsia="Noto Serif CJK SC" w:hint="eastAsia"/>
+          <w:rFonts w:ascii="Times New Roman" w:hAnsi="Times New Roman" w:cs="Times New Roman" w:eastAsia="宋体" w:hint="default"/>
           <w:b w:val="0"/>
           <w:sz w:val="24"/>
+          <w:color w:val="000000"/>
+          <w:outline w:val="0"/>
+          <w:shadow w:val="0"/>
+          <w:emboss w:val="0"/>
+          <w:imprint w:val="0"/>
         </w:rPr>
         <w:t>标定式描述的是标定条件下的电压与质量关系，使用时仍有运放失调、增益及偏置温漂、激励波动、有限共模抑制、开关接触电阻和ADC噪声等变化。同一质量对应的电压因此可能改变；机械蠕变、迟滞和加载位置变化也会通过电路体现。还需核对mV与V单位、系数保留位数，以及增益和DC设置。</w:t>
       </w:r>
@@ -8177,8 +10329,13 @@
         <w:ind w:left="0" w:leftChars="200" w:firstLine="0" w:right="0"/>
         <w:jc w:val="center"/>
         <w:rPr>
-          <w:rFonts w:hint="eastAsia" w:ascii="宋体" w:hAnsi="宋体"/>
+          <w:rFonts w:ascii="Times New Roman" w:hAnsi="Times New Roman" w:cs="Times New Roman" w:eastAsia="宋体" w:hint="default"/>
           <w:sz w:val="24"/>
+          <w:color w:val="000000"/>
+          <w:outline w:val="0"/>
+          <w:shadow w:val="0"/>
+          <w:emboss w:val="0"/>
+          <w:imprint w:val="0"/>
         </w:rPr>
         <w:snapToGrid w:val="0"/>
       </w:pPr>
@@ -8187,8 +10344,13 @@
           <m:r>
             <m:rPr/>
             <w:rPr>
-              <w:rFonts w:ascii="Cambria Math" w:hAnsi="Cambria Math"/>
+              <w:rFonts w:ascii="Cambria Math" w:hAnsi="Cambria Math" w:cs="Cambria Math" w:eastAsia="宋体" w:hint="default"/>
               <w:sz w:val="24"/>
+              <w:color w:val="000000"/>
+              <w:outline w:val="0"/>
+              <w:shadow w:val="0"/>
+              <w:emboss w:val="0"/>
+              <w:imprint w:val="0"/>
             </w:rPr>
             <m:t>Δm ≈ 1.668586711 ΔU</m:t>
           </m:r>
@@ -8207,9 +10369,14 @@
       </w:pPr>
       <w:r>
         <w:rPr>
-          <w:rFonts w:ascii="Noto Serif CJK SC" w:hAnsi="Noto Serif CJK SC" w:eastAsia="Noto Serif CJK SC" w:hint="eastAsia"/>
+          <w:rFonts w:ascii="Times New Roman" w:hAnsi="Times New Roman" w:cs="Times New Roman" w:eastAsia="宋体" w:hint="default"/>
           <w:b w:val="0"/>
           <w:sz w:val="24"/>
+          <w:color w:val="000000"/>
+          <w:outline w:val="0"/>
+          <w:shadow w:val="0"/>
+          <w:emboss w:val="0"/>
+          <w:imprint w:val="0"/>
         </w:rPr>
         <w:t>Δm以g计，ΔU以mV计，因此本次全桥1 mV输出变化约对应1.67 g，2 mV约对应3.34 g。该式用于估计电压变化的影响；评定随机波动还需定载重复采样，计算电压标准差或峰峰值。</w:t>
       </w:r>
@@ -8226,9 +10393,14 @@
       </w:pPr>
       <w:r>
         <w:rPr>
-          <w:rFonts w:ascii="Noto Sans CJK SC" w:hAnsi="Noto Sans CJK SC" w:eastAsia="Noto Sans CJK SC" w:hint="eastAsia"/>
+          <w:rFonts w:ascii="Times New Roman" w:hAnsi="Times New Roman" w:cs="Times New Roman" w:eastAsia="黑体" w:hint="default"/>
           <w:b/>
           <w:sz w:val="24"/>
+          <w:color w:val="000000"/>
+          <w:outline w:val="0"/>
+          <w:shadow w:val="0"/>
+          <w:emboss w:val="0"/>
+          <w:imprint w:val="0"/>
         </w:rPr>
         <w:t>五.7题　实际电子秤的桥路与放大方案</w:t>
       </w:r>
@@ -8245,9 +10417,14 @@
       </w:pPr>
       <w:r>
         <w:rPr>
-          <w:rFonts w:ascii="Noto Serif CJK SC" w:hAnsi="Noto Serif CJK SC" w:eastAsia="Noto Serif CJK SC" w:hint="eastAsia"/>
+          <w:rFonts w:ascii="Times New Roman" w:hAnsi="Times New Roman" w:cs="Times New Roman" w:eastAsia="宋体" w:hint="default"/>
           <w:b w:val="0"/>
           <w:sz w:val="24"/>
+          <w:color w:val="000000"/>
+          <w:outline w:val="0"/>
+          <w:shadow w:val="0"/>
+          <w:emboss w:val="0"/>
+          <w:imprint w:val="0"/>
         </w:rPr>
         <w:t>常用电阻应变式惠斯通全桥，也可由多个半桥称重传感器组合成全桥，兼顾输出灵敏度和温度补偿。前端常采用低噪声仪表放大器或称重ADC内置的可编程增益放大器PGA，再接高分辨率Σ-Δ ADC及数字滤波。以供桥激励作为ADC参考的比率式测量，可减小激励变化的影响。ADC标称24位只表示转换位数，整秤准确度还受有效分辨率、漂移和传感器性能限制。</w:t>
       </w:r>
@@ -8264,9 +10441,14 @@
       </w:pPr>
       <w:r>
         <w:rPr>
-          <w:rFonts w:ascii="Noto Sans CJK SC" w:hAnsi="Noto Sans CJK SC" w:eastAsia="Noto Sans CJK SC" w:hint="eastAsia"/>
+          <w:rFonts w:ascii="Times New Roman" w:hAnsi="Times New Roman" w:cs="Times New Roman" w:eastAsia="黑体" w:hint="default"/>
           <w:b/>
           <w:sz w:val="24"/>
+          <w:color w:val="000000"/>
+          <w:outline w:val="0"/>
+          <w:shadow w:val="0"/>
+          <w:emboss w:val="0"/>
+          <w:imprint w:val="0"/>
         </w:rPr>
         <w:t>（五）资料来源</w:t>
       </w:r>
@@ -8283,9 +10465,14 @@
       </w:pPr>
       <w:r>
         <w:rPr>
-          <w:rFonts w:ascii="Noto Serif CJK SC" w:hAnsi="Noto Serif CJK SC" w:eastAsia="Noto Serif CJK SC" w:hint="eastAsia"/>
+          <w:rFonts w:ascii="Times New Roman" w:hAnsi="Times New Roman" w:cs="Times New Roman" w:eastAsia="宋体" w:hint="default"/>
           <w:b w:val="0"/>
           <w:sz w:val="21"/>
+          <w:color w:val="000000"/>
+          <w:outline w:val="0"/>
+          <w:shadow w:val="0"/>
+          <w:emboss w:val="0"/>
+          <w:imprint w:val="0"/>
         </w:rPr>
         <w:t>[1]《传感器实验指导书(V8) -中南-261011 -铂电阻-热电偶-压力-学生.docx》对应实验章节及附件。</w:t>
       </w:r>
@@ -8302,9 +10489,14 @@
       </w:pPr>
       <w:r>
         <w:rPr>
-          <w:rFonts w:ascii="Noto Serif CJK SC" w:hAnsi="Noto Serif CJK SC" w:eastAsia="Noto Serif CJK SC" w:hint="eastAsia"/>
+          <w:rFonts w:ascii="Times New Roman" w:hAnsi="Times New Roman" w:cs="Times New Roman" w:eastAsia="宋体" w:hint="default"/>
           <w:b w:val="0"/>
           <w:sz w:val="21"/>
+          <w:color w:val="000000"/>
+          <w:outline w:val="0"/>
+          <w:shadow w:val="0"/>
+          <w:emboss w:val="0"/>
+          <w:imprint w:val="0"/>
         </w:rPr>
         <w:t>[2]《实验数据.xlsx》，Sheet1；《实验报告格式.docx》；《第一次实验报告_排版优化版.docx》。</w:t>
       </w:r>
@@ -8314,7 +10506,13 @@
         <w:keepLines w:val="0"/>
         <w:spacing w:after="0" w:before="0" w:line="20" w:lineRule="exact"/>
         <w:rPr>
+          <w:rFonts w:ascii="Times New Roman" w:hAnsi="Times New Roman" w:cs="Times New Roman" w:eastAsia="宋体" w:hint="default"/>
           <w:i/>
+          <w:color w:val="000000"/>
+          <w:outline w:val="0"/>
+          <w:shadow w:val="0"/>
+          <w:emboss w:val="0"/>
+          <w:imprint w:val="0"/>
         </w:rPr>
       </w:pPr>
     </w:p>
@@ -8353,36 +10551,72 @@
       <w:pStyle w:val="4"/>
       <w:framePr w:wrap="around" w:vAnchor="text" w:hAnchor="margin" w:xAlign="center" w:y="1"/>
       <w:rPr>
+        <w:rFonts w:ascii="Times New Roman" w:hAnsi="Times New Roman" w:cs="Times New Roman" w:eastAsia="宋体" w:hint="default"/>
         <w:rStyle w:val="7"/>
+        <w:color w:val="000000"/>
+        <w:outline w:val="0"/>
+        <w:shadow w:val="0"/>
+        <w:emboss w:val="0"/>
+        <w:imprint w:val="0"/>
       </w:rPr>
     </w:pPr>
     <w:r>
       <w:rPr>
+        <w:rFonts w:ascii="Times New Roman" w:hAnsi="Times New Roman" w:cs="Times New Roman" w:eastAsia="宋体" w:hint="default"/>
         <w:rStyle w:val="7"/>
+        <w:color w:val="000000"/>
+        <w:outline w:val="0"/>
+        <w:shadow w:val="0"/>
+        <w:emboss w:val="0"/>
+        <w:imprint w:val="0"/>
       </w:rPr>
       <w:fldChar w:fldCharType="begin"/>
     </w:r>
     <w:r>
       <w:rPr>
+        <w:rFonts w:ascii="Times New Roman" w:hAnsi="Times New Roman" w:cs="Times New Roman" w:eastAsia="宋体" w:hint="default"/>
         <w:rStyle w:val="7"/>
+        <w:color w:val="000000"/>
+        <w:outline w:val="0"/>
+        <w:shadow w:val="0"/>
+        <w:emboss w:val="0"/>
+        <w:imprint w:val="0"/>
       </w:rPr>
       <w:instrText xml:space="preserve">PAGE  </w:instrText>
     </w:r>
     <w:r>
       <w:rPr>
+        <w:rFonts w:ascii="Times New Roman" w:hAnsi="Times New Roman" w:cs="Times New Roman" w:eastAsia="宋体" w:hint="default"/>
         <w:rStyle w:val="7"/>
+        <w:color w:val="000000"/>
+        <w:outline w:val="0"/>
+        <w:shadow w:val="0"/>
+        <w:emboss w:val="0"/>
+        <w:imprint w:val="0"/>
       </w:rPr>
       <w:fldChar w:fldCharType="separate"/>
     </w:r>
     <w:r>
       <w:rPr>
+        <w:rFonts w:ascii="Times New Roman" w:hAnsi="Times New Roman" w:cs="Times New Roman" w:eastAsia="宋体" w:hint="default"/>
         <w:rStyle w:val="7"/>
+        <w:color w:val="000000"/>
+        <w:outline w:val="0"/>
+        <w:shadow w:val="0"/>
+        <w:emboss w:val="0"/>
+        <w:imprint w:val="0"/>
       </w:rPr>
       <w:t>1</w:t>
     </w:r>
     <w:r>
       <w:rPr>
+        <w:rFonts w:ascii="Times New Roman" w:hAnsi="Times New Roman" w:cs="Times New Roman" w:eastAsia="宋体" w:hint="default"/>
         <w:rStyle w:val="7"/>
+        <w:color w:val="000000"/>
+        <w:outline w:val="0"/>
+        <w:shadow w:val="0"/>
+        <w:emboss w:val="0"/>
+        <w:imprint w:val="0"/>
       </w:rPr>
       <w:fldChar w:fldCharType="end"/>
     </w:r>
@@ -8402,36 +10636,72 @@
       <w:pStyle w:val="4"/>
       <w:framePr w:wrap="around" w:vAnchor="text" w:hAnchor="margin" w:xAlign="center" w:y="1"/>
       <w:rPr>
+        <w:rFonts w:ascii="Times New Roman" w:hAnsi="Times New Roman" w:cs="Times New Roman" w:eastAsia="宋体" w:hint="default"/>
         <w:rStyle w:val="7"/>
+        <w:color w:val="000000"/>
+        <w:outline w:val="0"/>
+        <w:shadow w:val="0"/>
+        <w:emboss w:val="0"/>
+        <w:imprint w:val="0"/>
       </w:rPr>
     </w:pPr>
     <w:r>
       <w:rPr>
+        <w:rFonts w:ascii="Times New Roman" w:hAnsi="Times New Roman" w:cs="Times New Roman" w:eastAsia="宋体" w:hint="default"/>
         <w:rStyle w:val="7"/>
+        <w:color w:val="000000"/>
+        <w:outline w:val="0"/>
+        <w:shadow w:val="0"/>
+        <w:emboss w:val="0"/>
+        <w:imprint w:val="0"/>
       </w:rPr>
       <w:fldChar w:fldCharType="begin"/>
     </w:r>
     <w:r>
       <w:rPr>
+        <w:rFonts w:ascii="Times New Roman" w:hAnsi="Times New Roman" w:cs="Times New Roman" w:eastAsia="宋体" w:hint="default"/>
         <w:rStyle w:val="7"/>
+        <w:color w:val="000000"/>
+        <w:outline w:val="0"/>
+        <w:shadow w:val="0"/>
+        <w:emboss w:val="0"/>
+        <w:imprint w:val="0"/>
       </w:rPr>
       <w:instrText xml:space="preserve">PAGE  </w:instrText>
     </w:r>
     <w:r>
       <w:rPr>
+        <w:rFonts w:ascii="Times New Roman" w:hAnsi="Times New Roman" w:cs="Times New Roman" w:eastAsia="宋体" w:hint="default"/>
         <w:rStyle w:val="7"/>
+        <w:color w:val="000000"/>
+        <w:outline w:val="0"/>
+        <w:shadow w:val="0"/>
+        <w:emboss w:val="0"/>
+        <w:imprint w:val="0"/>
       </w:rPr>
       <w:fldChar w:fldCharType="separate"/>
     </w:r>
     <w:r>
       <w:rPr>
+        <w:rFonts w:ascii="Times New Roman" w:hAnsi="Times New Roman" w:cs="Times New Roman" w:eastAsia="宋体" w:hint="default"/>
         <w:rStyle w:val="7"/>
+        <w:color w:val="000000"/>
+        <w:outline w:val="0"/>
+        <w:shadow w:val="0"/>
+        <w:emboss w:val="0"/>
+        <w:imprint w:val="0"/>
       </w:rPr>
       <w:t>2</w:t>
     </w:r>
     <w:r>
       <w:rPr>
+        <w:rFonts w:ascii="Times New Roman" w:hAnsi="Times New Roman" w:cs="Times New Roman" w:eastAsia="宋体" w:hint="default"/>
         <w:rStyle w:val="7"/>
+        <w:color w:val="000000"/>
+        <w:outline w:val="0"/>
+        <w:shadow w:val="0"/>
+        <w:emboss w:val="0"/>
+        <w:imprint w:val="0"/>
       </w:rPr>
       <w:fldChar w:fldCharType="end"/>
     </w:r>
@@ -8457,7 +10727,12 @@
     </w:pPr>
     <w:r>
       <w:rPr>
-        <w:rFonts w:hint="eastAsia"/>
+        <w:rFonts w:ascii="Times New Roman" w:hAnsi="Times New Roman" w:cs="Times New Roman" w:eastAsia="宋体" w:hint="default"/>
+        <w:color w:val="000000"/>
+        <w:outline w:val="0"/>
+        <w:shadow w:val="0"/>
+        <w:emboss w:val="0"/>
+        <w:imprint w:val="0"/>
       </w:rPr>
       <w:t>装          订          线</w:t>
     </w:r>
@@ -8479,7 +10754,12 @@
     </w:pPr>
     <w:r>
       <w:rPr>
-        <w:rFonts w:hint="eastAsia"/>
+        <w:rFonts w:ascii="Times New Roman" w:hAnsi="Times New Roman" w:cs="Times New Roman" w:eastAsia="宋体" w:hint="default"/>
+        <w:color w:val="000000"/>
+        <w:outline w:val="0"/>
+        <w:shadow w:val="0"/>
+        <w:emboss w:val="0"/>
+        <w:imprint w:val="0"/>
       </w:rPr>
       <w:t>装          订          线</w:t>
     </w:r>
@@ -8501,7 +10781,12 @@
     </w:pPr>
     <w:r>
       <w:rPr>
-        <w:rFonts w:hint="eastAsia"/>
+        <w:rFonts w:ascii="Times New Roman" w:hAnsi="Times New Roman" w:cs="Times New Roman" w:eastAsia="宋体" w:hint="default"/>
+        <w:color w:val="000000"/>
+        <w:outline w:val="0"/>
+        <w:shadow w:val="0"/>
+        <w:emboss w:val="0"/>
+        <w:imprint w:val="0"/>
       </w:rPr>
       <w:t>装          订          线</w:t>
     </w:r>
@@ -8515,7 +10800,12 @@
   <w:docDefaults>
     <w:rPrDefault>
       <w:rPr>
-        <w:rFonts w:asciiTheme="minorHAnsi" w:hAnsiTheme="minorHAnsi" w:eastAsiaTheme="minorEastAsia" w:cstheme="minorBidi"/>
+        <w:rFonts w:ascii="Times New Roman" w:hAnsi="Times New Roman" w:cs="Times New Roman" w:eastAsia="宋体" w:hint="default"/>
+        <w:color w:val="000000"/>
+        <w:outline w:val="0"/>
+        <w:shadow w:val="0"/>
+        <w:emboss w:val="0"/>
+        <w:imprint w:val="0"/>
       </w:rPr>
     </w:rPrDefault>
     <w:pPrDefault/>
@@ -8779,11 +11069,16 @@
       <w:jc w:val="both"/>
     </w:pPr>
     <w:rPr>
-      <w:rFonts w:ascii="Times New Roman" w:hAnsi="Times New Roman" w:eastAsia="宋体" w:cs="Times New Roman"/>
+      <w:rFonts w:ascii="Times New Roman" w:hAnsi="Times New Roman" w:cs="Times New Roman" w:eastAsia="宋体" w:hint="default"/>
       <w:kern w:val="2"/>
       <w:sz w:val="21"/>
       <w:szCs w:val="24"/>
       <w:lang w:val="en-US" w:eastAsia="zh-CN" w:bidi="ar-SA"/>
+      <w:color w:val="000000"/>
+      <w:outline w:val="0"/>
+      <w:shadow w:val="0"/>
+      <w:emboss w:val="0"/>
+      <w:imprint w:val="0"/>
     </w:rPr>
   </w:style>
   <w:style w:type="character" w:default="1" w:styleId="6">
@@ -8815,10 +11110,15 @@
       <w:jc w:val="center"/>
     </w:pPr>
     <w:rPr>
-      <w:rFonts w:ascii="黑体" w:eastAsia="黑体"/>
+      <w:rFonts w:ascii="Times New Roman" w:hAnsi="Times New Roman" w:cs="Times New Roman" w:eastAsia="黑体" w:hint="default"/>
       <w:b/>
       <w:sz w:val="44"/>
       <w:szCs w:val="36"/>
+      <w:color w:val="000000"/>
+      <w:outline w:val="0"/>
+      <w:shadow w:val="0"/>
+      <w:emboss w:val="0"/>
+      <w:imprint w:val="0"/>
     </w:rPr>
   </w:style>
   <w:style w:type="paragraph" w:styleId="3">
@@ -8829,8 +11129,14 @@
     <w:unhideWhenUsed/>
     <w:uiPriority w:val="99"/>
     <w:rPr>
+      <w:rFonts w:ascii="Times New Roman" w:hAnsi="Times New Roman" w:cs="Times New Roman" w:eastAsia="宋体" w:hint="default"/>
       <w:sz w:val="18"/>
       <w:szCs w:val="18"/>
+      <w:color w:val="000000"/>
+      <w:outline w:val="0"/>
+      <w:shadow w:val="0"/>
+      <w:emboss w:val="0"/>
+      <w:imprint w:val="0"/>
     </w:rPr>
   </w:style>
   <w:style w:type="paragraph" w:styleId="4">
@@ -8847,8 +11153,14 @@
       <w:jc w:val="left"/>
     </w:pPr>
     <w:rPr>
+      <w:rFonts w:ascii="Times New Roman" w:hAnsi="Times New Roman" w:cs="Times New Roman" w:eastAsia="宋体" w:hint="default"/>
       <w:sz w:val="18"/>
       <w:szCs w:val="18"/>
+      <w:color w:val="000000"/>
+      <w:outline w:val="0"/>
+      <w:shadow w:val="0"/>
+      <w:emboss w:val="0"/>
+      <w:imprint w:val="0"/>
     </w:rPr>
   </w:style>
   <w:style w:type="character" w:styleId="7">
@@ -8863,10 +11175,15 @@
     <w:link w:val="2"/>
     <w:uiPriority w:val="0"/>
     <w:rPr>
-      <w:rFonts w:ascii="黑体" w:hAnsi="Times New Roman" w:eastAsia="黑体" w:cs="Times New Roman"/>
+      <w:rFonts w:ascii="Times New Roman" w:hAnsi="Times New Roman" w:cs="Times New Roman" w:eastAsia="黑体" w:hint="default"/>
       <w:b/>
       <w:sz w:val="44"/>
       <w:szCs w:val="36"/>
+      <w:color w:val="000000"/>
+      <w:outline w:val="0"/>
+      <w:shadow w:val="0"/>
+      <w:emboss w:val="0"/>
+      <w:imprint w:val="0"/>
     </w:rPr>
   </w:style>
   <w:style w:type="character" w:customStyle="1" w:styleId="9">
@@ -8875,9 +11192,14 @@
     <w:link w:val="4"/>
     <w:uiPriority w:val="0"/>
     <w:rPr>
-      <w:rFonts w:ascii="Times New Roman" w:hAnsi="Times New Roman" w:eastAsia="宋体" w:cs="Times New Roman"/>
+      <w:rFonts w:ascii="Times New Roman" w:hAnsi="Times New Roman" w:cs="Times New Roman" w:eastAsia="宋体" w:hint="default"/>
       <w:sz w:val="18"/>
       <w:szCs w:val="18"/>
+      <w:color w:val="000000"/>
+      <w:outline w:val="0"/>
+      <w:shadow w:val="0"/>
+      <w:emboss w:val="0"/>
+      <w:imprint w:val="0"/>
     </w:rPr>
   </w:style>
   <w:style w:type="character" w:customStyle="1" w:styleId="10">
@@ -8887,9 +11209,14 @@
     <w:semiHidden/>
     <w:uiPriority w:val="99"/>
     <w:rPr>
-      <w:rFonts w:ascii="Times New Roman" w:hAnsi="Times New Roman" w:eastAsia="宋体" w:cs="Times New Roman"/>
+      <w:rFonts w:ascii="Times New Roman" w:hAnsi="Times New Roman" w:cs="Times New Roman" w:eastAsia="宋体" w:hint="default"/>
       <w:sz w:val="18"/>
       <w:szCs w:val="18"/>
+      <w:color w:val="000000"/>
+      <w:outline w:val="0"/>
+      <w:shadow w:val="0"/>
+      <w:emboss w:val="0"/>
+      <w:imprint w:val="0"/>
     </w:rPr>
   </w:style>
 </w:styles>
@@ -8936,74 +11263,74 @@
         <a:srgbClr val="800080"/>
       </a:folHlink>
     </a:clrScheme>
-    <a:fontScheme name="Office">
+    <a:fontScheme name="Standard Office Fonts">
       <a:majorFont>
-        <a:latin typeface="Cambria"/>
-        <a:ea typeface=""/>
-        <a:cs typeface=""/>
-        <a:font script="Jpan" typeface="ＭＳ ゴシック"/>
-        <a:font script="Hang" typeface="맑은 고딕"/>
+        <a:latin typeface="Times New Roman"/>
+        <a:ea typeface="宋体"/>
+        <a:cs typeface="Times New Roman"/>
+        <a:font script="Jpan" typeface="宋体"/>
+        <a:font script="Hang" typeface="宋体"/>
         <a:font script="Hans" typeface="宋体"/>
-        <a:font script="Hant" typeface="新細明體"/>
+        <a:font script="Hant" typeface="宋体"/>
         <a:font script="Arab" typeface="Times New Roman"/>
         <a:font script="Hebr" typeface="Times New Roman"/>
-        <a:font script="Thai" typeface="Angsana New"/>
-        <a:font script="Ethi" typeface="Nyala"/>
-        <a:font script="Beng" typeface="Vrinda"/>
-        <a:font script="Gujr" typeface="Shruti"/>
-        <a:font script="Khmr" typeface="MoolBoran"/>
-        <a:font script="Knda" typeface="Tunga"/>
-        <a:font script="Guru" typeface="Raavi"/>
-        <a:font script="Cans" typeface="Euphemia"/>
-        <a:font script="Cher" typeface="Plantagenet Cherokee"/>
-        <a:font script="Yiii" typeface="Microsoft Yi Baiti"/>
-        <a:font script="Tibt" typeface="Microsoft Himalaya"/>
-        <a:font script="Thaa" typeface="MV Boli"/>
-        <a:font script="Deva" typeface="Mangal"/>
-        <a:font script="Telu" typeface="Gautami"/>
-        <a:font script="Taml" typeface="Latha"/>
-        <a:font script="Syrc" typeface="Estrangelo Edessa"/>
-        <a:font script="Orya" typeface="Kalinga"/>
-        <a:font script="Mlym" typeface="Kartika"/>
-        <a:font script="Laoo" typeface="DokChampa"/>
-        <a:font script="Sinh" typeface="Iskoola Pota"/>
-        <a:font script="Mong" typeface="Mongolian Baiti"/>
+        <a:font script="Thai" typeface="Times New Roman"/>
+        <a:font script="Ethi" typeface="Times New Roman"/>
+        <a:font script="Beng" typeface="Times New Roman"/>
+        <a:font script="Gujr" typeface="Times New Roman"/>
+        <a:font script="Khmr" typeface="Times New Roman"/>
+        <a:font script="Knda" typeface="Times New Roman"/>
+        <a:font script="Guru" typeface="Times New Roman"/>
+        <a:font script="Cans" typeface="Times New Roman"/>
+        <a:font script="Cher" typeface="Times New Roman"/>
+        <a:font script="Yiii" typeface="Times New Roman"/>
+        <a:font script="Tibt" typeface="Times New Roman"/>
+        <a:font script="Thaa" typeface="Times New Roman"/>
+        <a:font script="Deva" typeface="Times New Roman"/>
+        <a:font script="Telu" typeface="Times New Roman"/>
+        <a:font script="Taml" typeface="Times New Roman"/>
+        <a:font script="Syrc" typeface="Times New Roman"/>
+        <a:font script="Orya" typeface="Times New Roman"/>
+        <a:font script="Mlym" typeface="Times New Roman"/>
+        <a:font script="Laoo" typeface="Times New Roman"/>
+        <a:font script="Sinh" typeface="Times New Roman"/>
+        <a:font script="Mong" typeface="Times New Roman"/>
         <a:font script="Viet" typeface="Times New Roman"/>
-        <a:font script="Uigh" typeface="Microsoft Uighur"/>
+        <a:font script="Uigh" typeface="Times New Roman"/>
       </a:majorFont>
       <a:minorFont>
-        <a:latin typeface="Calibri"/>
-        <a:ea typeface=""/>
-        <a:cs typeface=""/>
-        <a:font script="Jpan" typeface="ＭＳ 明朝"/>
-        <a:font script="Hang" typeface="맑은 고딕"/>
+        <a:latin typeface="Times New Roman"/>
+        <a:ea typeface="宋体"/>
+        <a:cs typeface="Times New Roman"/>
+        <a:font script="Jpan" typeface="宋体"/>
+        <a:font script="Hang" typeface="宋体"/>
         <a:font script="Hans" typeface="宋体"/>
-        <a:font script="Hant" typeface="新細明體"/>
-        <a:font script="Arab" typeface="Arial"/>
-        <a:font script="Hebr" typeface="Arial"/>
-        <a:font script="Thai" typeface="Cordia New"/>
-        <a:font script="Ethi" typeface="Nyala"/>
-        <a:font script="Beng" typeface="Vrinda"/>
-        <a:font script="Gujr" typeface="Shruti"/>
-        <a:font script="Khmr" typeface="DaunPenh"/>
-        <a:font script="Knda" typeface="Tunga"/>
-        <a:font script="Guru" typeface="Raavi"/>
-        <a:font script="Cans" typeface="Euphemia"/>
-        <a:font script="Cher" typeface="Plantagenet Cherokee"/>
-        <a:font script="Yiii" typeface="Microsoft Yi Baiti"/>
-        <a:font script="Tibt" typeface="Microsoft Himalaya"/>
-        <a:font script="Thaa" typeface="MV Boli"/>
-        <a:font script="Deva" typeface="Mangal"/>
-        <a:font script="Telu" typeface="Gautami"/>
-        <a:font script="Taml" typeface="Latha"/>
-        <a:font script="Syrc" typeface="Estrangelo Edessa"/>
-        <a:font script="Orya" typeface="Kalinga"/>
-        <a:font script="Mlym" typeface="Kartika"/>
-        <a:font script="Laoo" typeface="DokChampa"/>
-        <a:font script="Sinh" typeface="Iskoola Pota"/>
-        <a:font script="Mong" typeface="Mongolian Baiti"/>
-        <a:font script="Viet" typeface="Arial"/>
-        <a:font script="Uigh" typeface="Microsoft Uighur"/>
+        <a:font script="Hant" typeface="宋体"/>
+        <a:font script="Arab" typeface="Times New Roman"/>
+        <a:font script="Hebr" typeface="Times New Roman"/>
+        <a:font script="Thai" typeface="Times New Roman"/>
+        <a:font script="Ethi" typeface="Times New Roman"/>
+        <a:font script="Beng" typeface="Times New Roman"/>
+        <a:font script="Gujr" typeface="Times New Roman"/>
+        <a:font script="Khmr" typeface="Times New Roman"/>
+        <a:font script="Knda" typeface="Times New Roman"/>
+        <a:font script="Guru" typeface="Times New Roman"/>
+        <a:font script="Cans" typeface="Times New Roman"/>
+        <a:font script="Cher" typeface="Times New Roman"/>
+        <a:font script="Yiii" typeface="Times New Roman"/>
+        <a:font script="Tibt" typeface="Times New Roman"/>
+        <a:font script="Thaa" typeface="Times New Roman"/>
+        <a:font script="Deva" typeface="Times New Roman"/>
+        <a:font script="Telu" typeface="Times New Roman"/>
+        <a:font script="Taml" typeface="Times New Roman"/>
+        <a:font script="Syrc" typeface="Times New Roman"/>
+        <a:font script="Orya" typeface="Times New Roman"/>
+        <a:font script="Mlym" typeface="Times New Roman"/>
+        <a:font script="Laoo" typeface="Times New Roman"/>
+        <a:font script="Sinh" typeface="Times New Roman"/>
+        <a:font script="Mong" typeface="Times New Roman"/>
+        <a:font script="Viet" typeface="Times New Roman"/>
+        <a:font script="Uigh" typeface="Times New Roman"/>
       </a:minorFont>
     </a:fontScheme>
     <a:fmtScheme name="Office">
